--- a/docs/ОСМиПА/Мавлютов М.Р., Никитин Е.Н., Пятков В.С., Евстифеева К.С. - Задание 3.docx
+++ b/docs/ОСМиПА/Мавлютов М.Р., Никитин Е.Н., Пятков В.С., Евстифеева К.С. - Задание 3.docx
@@ -117,6 +117,7 @@
           <w:rFonts w:ascii="Times New Roman" w:cs="Times New Roman" w:eastAsia="Times New Roman" w:hAnsi="Times New Roman"/>
           <w:b/>
           <w:bCs/>
+          <w:color w:val="000000"/>
           <w:sz w:val="26"/>
           <w:szCs w:val="26"/>
         </w:rPr>
@@ -144,7 +145,7 @@
           <w:sz w:val="24"/>
           <w:szCs w:val="24"/>
         </w:rPr>
-        <w:t xml:space="preserve"> — веб-приложение (SaaS), в котором небольшая команда ведёт проект целиком: проекты и направления, задачи и канбан-доска, лента дел «на сегодня», общий календарь, быстрые заметки, прогресс и достижения, фокус-режим с таймером, профиль и настройки, уведомления (в том числе через Telegram-бот). Клиент — одностраничное веб-приложение на JavaScript, сервер — REST API с сессионной авторизацией и защитой от CSRF; подключена аналитика Яндекс.Метрики; реализованы бесплатный пробный период, тарифы на 1/3/12 месяцев и приём платежей; есть страница приложения в RuStore.</w:t>
+        <w:t xml:space="preserve"> - веб-приложение (SaaS), в котором небольшая команда ведёт проект целиком: проекты и направления, задачи и канбан-доска, лента дел «на сегодня», общий календарь, быстрые заметки, прогресс и достижения, фокус-режим с таймером, профиль и настройки, уведомления (в том числе через Telegram-бот). Клиент - одностраничное веб-приложение на JavaScript, сервер - REST API с сессионной авторизацией и защитой от CSRF; подключена аналитика Яндекс.Метрики; реализованы бесплатный пробный период, тарифы на 1/3/12 месяцев и приём платежей; есть страница приложения в RuStore.</w:t>
       </w:r>
     </w:p>
     <w:p>
@@ -158,7 +159,7 @@
           <w:sz w:val="24"/>
           <w:szCs w:val="24"/>
         </w:rPr>
-        <w:t xml:space="preserve">Целевая аудитория — команды 3–15 человек в России: студенческие и учебные проектные группы, микро-агентства и студии, малый бизнес с командой, продуктовые микро-команды. Базовая цена — 225 ₽ за участника в месяц. Текущий этап жизненного цикла проекта — производство и пилотный запуск.</w:t>
+        <w:t xml:space="preserve">Целевая аудитория - команды 3-15 человек в России: студенческие и учебные проектные группы, микро-агентства и студии, малый бизнес с командой, продуктовые микро-команды. Базовая цена - 225 ₽ за участника в месяц. Текущий этап жизненного цикла проекта - производство и пилотный запуск.</w:t>
       </w:r>
     </w:p>
     <w:p>
@@ -201,6 +202,7 @@
           <w:rFonts w:ascii="Times New Roman" w:cs="Times New Roman" w:eastAsia="Times New Roman" w:hAnsi="Times New Roman"/>
           <w:b/>
           <w:bCs/>
+          <w:color w:val="000000"/>
           <w:sz w:val="30"/>
           <w:szCs w:val="30"/>
         </w:rPr>
@@ -218,6 +220,7 @@
           <w:rFonts w:ascii="Times New Roman" w:cs="Times New Roman" w:eastAsia="Times New Roman" w:hAnsi="Times New Roman"/>
           <w:b/>
           <w:bCs/>
+          <w:color w:val="000000"/>
           <w:sz w:val="26"/>
           <w:szCs w:val="26"/>
         </w:rPr>
@@ -253,6 +256,7 @@
           <w:bCs/>
           <w:i/>
           <w:iCs/>
+          <w:color w:val="000000"/>
           <w:sz w:val="24"/>
           <w:szCs w:val="24"/>
         </w:rPr>
@@ -282,7 +286,7 @@
         <w:tc>
           <w:tcPr>
             <w:tcW w:type="dxa" w:w="2891"/>
-            <w:shd w:fill="F4F6FA" w:color="auto" w:val="clear"/>
+            <w:shd w:fill="F5F5F5" w:color="auto" w:val="clear"/>
             <w:tcMar>
               <w:top w:type="dxa" w:w="60"/>
               <w:left w:type="dxa" w:w="90"/>
@@ -330,7 +334,7 @@
                 <w:sz w:val="20"/>
                 <w:szCs w:val="20"/>
               </w:rPr>
-              <w:t xml:space="preserve">руководителей небольших проектных команд 3–15 человек — капитанов студенческих проектных групп, владельцев микро-агентств, тимлидов малых команд</w:t>
+              <w:t xml:space="preserve">руководителей небольших проектных команд 3-15 человек - капитанов студенческих проектных групп, владельцев микро-агентств, тимлидов малых команд</w:t>
             </w:r>
           </w:p>
         </w:tc>
@@ -342,7 +346,7 @@
         <w:tc>
           <w:tcPr>
             <w:tcW w:type="dxa" w:w="2891"/>
-            <w:shd w:fill="F4F6FA" w:color="auto" w:val="clear"/>
+            <w:shd w:fill="F5F5F5" w:color="auto" w:val="clear"/>
             <w:tcMar>
               <w:top w:type="dxa" w:w="60"/>
               <w:left w:type="dxa" w:w="90"/>
@@ -402,7 +406,7 @@
         <w:tc>
           <w:tcPr>
             <w:tcW w:type="dxa" w:w="2891"/>
-            <w:shd w:fill="F4F6FA" w:color="auto" w:val="clear"/>
+            <w:shd w:fill="F5F5F5" w:color="auto" w:val="clear"/>
             <w:tcMar>
               <w:top w:type="dxa" w:w="60"/>
               <w:left w:type="dxa" w:w="90"/>
@@ -450,7 +454,7 @@
                 <w:sz w:val="20"/>
                 <w:szCs w:val="20"/>
               </w:rPr>
-              <w:t xml:space="preserve">— задачи, поставленные голосом или в чате, не записываются никуда и теряются в потоке сообщений;</w:t>
+              <w:t xml:space="preserve">- задачи, поставленные голосом или в чате, не записываются никуда и теряются в потоке сообщений;</w:t>
             </w:r>
           </w:p>
           <w:p>
@@ -466,7 +470,7 @@
                 <w:sz w:val="20"/>
                 <w:szCs w:val="20"/>
               </w:rPr>
-              <w:t xml:space="preserve">— список дел и сроков существует только в голове руководителя или в закреплённом сообщении;</w:t>
+              <w:t xml:space="preserve">- список дел и сроков существует только в голове руководителя или в закреплённом сообщении;</w:t>
             </w:r>
           </w:p>
           <w:p>
@@ -482,7 +486,7 @@
                 <w:sz w:val="20"/>
                 <w:szCs w:val="20"/>
               </w:rPr>
-              <w:t xml:space="preserve">— участник не может назвать три своих ближайших дела и сроки, не заглянув в чат;</w:t>
+              <w:t xml:space="preserve">- участник не может назвать три своих ближайших дела и сроки, не заглянув в чат;</w:t>
             </w:r>
           </w:p>
           <w:p>
@@ -498,7 +502,7 @@
                 <w:sz w:val="20"/>
                 <w:szCs w:val="20"/>
               </w:rPr>
-              <w:t xml:space="preserve">— чтобы узнать статус, руководитель пишет каждому лично или собирает планёрку.</w:t>
+              <w:t xml:space="preserve">- чтобы узнать статус, руководитель пишет каждому лично или собирает планёрку.</w:t>
             </w:r>
           </w:p>
         </w:tc>
@@ -510,7 +514,7 @@
         <w:tc>
           <w:tcPr>
             <w:tcW w:type="dxa" w:w="2891"/>
-            <w:shd w:fill="F4F6FA" w:color="auto" w:val="clear"/>
+            <w:shd w:fill="F5F5F5" w:color="auto" w:val="clear"/>
             <w:tcMar>
               <w:top w:type="dxa" w:w="60"/>
               <w:left w:type="dxa" w:w="90"/>
@@ -558,7 +562,7 @@
                 <w:sz w:val="20"/>
                 <w:szCs w:val="20"/>
               </w:rPr>
-              <w:t xml:space="preserve">— сроки срываются и об этом узнают в последний день;</w:t>
+              <w:t xml:space="preserve">- сроки срываются и об этом узнают в последний день;</w:t>
             </w:r>
           </w:p>
           <w:p>
@@ -574,7 +578,7 @@
                 <w:sz w:val="20"/>
                 <w:szCs w:val="20"/>
               </w:rPr>
-              <w:t xml:space="preserve">— делается двойная работа, теряются правки заказчика;</w:t>
+              <w:t xml:space="preserve">- делается двойная работа, теряются правки заказчика;</w:t>
             </w:r>
           </w:p>
           <w:p>
@@ -590,7 +594,7 @@
                 <w:sz w:val="20"/>
                 <w:szCs w:val="20"/>
               </w:rPr>
-              <w:t xml:space="preserve">— 30–60 минут в неделю руководителя уходит на сбор статуса;</w:t>
+              <w:t xml:space="preserve">- 30-60 минут в неделю руководителя уходит на сбор статуса;</w:t>
             </w:r>
           </w:p>
           <w:p>
@@ -606,7 +610,7 @@
                 <w:sz w:val="20"/>
                 <w:szCs w:val="20"/>
               </w:rPr>
-              <w:t xml:space="preserve">— возникают конфликты ответственности («я думал, это не я делаю») и споры о вкладе;</w:t>
+              <w:t xml:space="preserve">- возникают конфликты ответственности («я думал, это не я делаю») и споры о вкладе;</w:t>
             </w:r>
           </w:p>
           <w:p>
@@ -622,7 +626,7 @@
                 <w:sz w:val="20"/>
                 <w:szCs w:val="20"/>
               </w:rPr>
-              <w:t xml:space="preserve">— команда работает в авральном режиме, растёт стресс.</w:t>
+              <w:t xml:space="preserve">- команда работает в авральном режиме, растёт стресс.</w:t>
             </w:r>
           </w:p>
         </w:tc>
@@ -634,7 +638,7 @@
         <w:tc>
           <w:tcPr>
             <w:tcW w:type="dxa" w:w="2891"/>
-            <w:shd w:fill="F4F6FA" w:color="auto" w:val="clear"/>
+            <w:shd w:fill="F5F5F5" w:color="auto" w:val="clear"/>
             <w:tcMar>
               <w:top w:type="dxa" w:w="60"/>
               <w:left w:type="dxa" w:w="90"/>
@@ -682,7 +686,7 @@
                 <w:sz w:val="20"/>
                 <w:szCs w:val="20"/>
               </w:rPr>
-              <w:t xml:space="preserve">— проведём 8–12 проблемных интервью по 30–40 минут с руководителями и участниками таких команд (по скрипту из Задания 2);</w:t>
+              <w:t xml:space="preserve">- проведём 8-12 проблемных интервью по 30-40 минут с руководителями и участниками таких команд (по скрипту из Задания 2);</w:t>
             </w:r>
           </w:p>
           <w:p>
@@ -698,7 +702,7 @@
                 <w:sz w:val="20"/>
                 <w:szCs w:val="20"/>
               </w:rPr>
-              <w:t xml:space="preserve">— попросим каждого показать, где сейчас лежат задачи его проекта (чат, таблица, блокнот) — наблюдение артефактов, а не слова;</w:t>
+              <w:t xml:space="preserve">- попросим каждого показать, где сейчас лежат задачи его проекта (чат, таблица, блокнот) - наблюдение артефактов, а не слова;</w:t>
             </w:r>
           </w:p>
           <w:p>
@@ -714,7 +718,7 @@
                 <w:sz w:val="20"/>
                 <w:szCs w:val="20"/>
               </w:rPr>
-              <w:t xml:space="preserve">— попросим вспомнить последний конкретный случай потери задачи или срыва срока (техника «расскажите, как это было в прошлый раз»).</w:t>
+              <w:t xml:space="preserve">- попросим вспомнить последний конкретный случай потери задачи или срыва срока (техника «расскажите, как это было в прошлый раз»).</w:t>
             </w:r>
           </w:p>
         </w:tc>
@@ -726,7 +730,7 @@
         <w:tc>
           <w:tcPr>
             <w:tcW w:type="dxa" w:w="2891"/>
-            <w:shd w:fill="F4F6FA" w:color="auto" w:val="clear"/>
+            <w:shd w:fill="F5F5F5" w:color="auto" w:val="clear"/>
             <w:tcMar>
               <w:top w:type="dxa" w:w="60"/>
               <w:left w:type="dxa" w:w="90"/>
@@ -774,7 +778,7 @@
                 <w:sz w:val="20"/>
                 <w:szCs w:val="20"/>
               </w:rPr>
-              <w:t xml:space="preserve">— ≥70% респондентов не могут за 2 минуты назвать актуальный список задач проекта и ответственных без обращения в переписку;</w:t>
+              <w:t xml:space="preserve">- ≥70% респондентов не могут за 2 минуты назвать актуальный список задач проекта и ответственных без обращения в переписку;</w:t>
             </w:r>
           </w:p>
           <w:p>
@@ -790,7 +794,7 @@
                 <w:sz w:val="20"/>
                 <w:szCs w:val="20"/>
               </w:rPr>
-              <w:t xml:space="preserve">— ≥50% вспоминают конкретный случай потери задачи или срыва срока за последние 3 месяца;</w:t>
+              <w:t xml:space="preserve">- ≥50% вспоминают конкретный случай потери задачи или срыва срока за последние 3 месяца;</w:t>
             </w:r>
           </w:p>
           <w:p>
@@ -806,7 +810,7 @@
                 <w:sz w:val="20"/>
                 <w:szCs w:val="20"/>
               </w:rPr>
-              <w:t xml:space="preserve">— ≥60% подтверждают, что собирают статус вручную (планёрка, личные сообщения).</w:t>
+              <w:t xml:space="preserve">- ≥60% подтверждают, что собирают статус вручную (планёрка, личные сообщения).</w:t>
             </w:r>
           </w:p>
         </w:tc>
@@ -838,6 +842,7 @@
           <w:bCs/>
           <w:i/>
           <w:iCs/>
+          <w:color w:val="000000"/>
           <w:sz w:val="24"/>
           <w:szCs w:val="24"/>
         </w:rPr>
@@ -867,7 +872,7 @@
         <w:tc>
           <w:tcPr>
             <w:tcW w:type="dxa" w:w="2891"/>
-            <w:shd w:fill="F4F6FA" w:color="auto" w:val="clear"/>
+            <w:shd w:fill="F5F5F5" w:color="auto" w:val="clear"/>
             <w:tcMar>
               <w:top w:type="dxa" w:w="60"/>
               <w:left w:type="dxa" w:w="90"/>
@@ -927,7 +932,7 @@
         <w:tc>
           <w:tcPr>
             <w:tcW w:type="dxa" w:w="2891"/>
-            <w:shd w:fill="F4F6FA" w:color="auto" w:val="clear"/>
+            <w:shd w:fill="F5F5F5" w:color="auto" w:val="clear"/>
             <w:tcMar>
               <w:top w:type="dxa" w:w="60"/>
               <w:left w:type="dxa" w:w="90"/>
@@ -987,7 +992,7 @@
         <w:tc>
           <w:tcPr>
             <w:tcW w:type="dxa" w:w="2891"/>
-            <w:shd w:fill="F4F6FA" w:color="auto" w:val="clear"/>
+            <w:shd w:fill="F5F5F5" w:color="auto" w:val="clear"/>
             <w:tcMar>
               <w:top w:type="dxa" w:w="60"/>
               <w:left w:type="dxa" w:w="90"/>
@@ -1035,7 +1040,7 @@
                 <w:sz w:val="20"/>
                 <w:szCs w:val="20"/>
               </w:rPr>
-              <w:t xml:space="preserve">— пространство создано одним энтузиастом, но через 1–3 недели в нём нет активности;</w:t>
+              <w:t xml:space="preserve">- пространство создано одним энтузиастом, но через 1-3 недели в нём нет активности;</w:t>
             </w:r>
           </w:p>
           <w:p>
@@ -1051,7 +1056,7 @@
                 <w:sz w:val="20"/>
                 <w:szCs w:val="20"/>
               </w:rPr>
-              <w:t xml:space="preserve">— задачи в системе ведёт только один человек, остальные пишут в чат;</w:t>
+              <w:t xml:space="preserve">- задачи в системе ведёт только один человек, остальные пишут в чат;</w:t>
             </w:r>
           </w:p>
           <w:p>
@@ -1067,7 +1072,7 @@
                 <w:sz w:val="20"/>
                 <w:szCs w:val="20"/>
               </w:rPr>
-              <w:t xml:space="preserve">— на вопрос «почему перестали» звучит «не прижилось», «сложно», «некогда разбираться».</w:t>
+              <w:t xml:space="preserve">- на вопрос «почему перестали» звучит «не прижилось», «сложно», «некогда разбираться».</w:t>
             </w:r>
           </w:p>
         </w:tc>
@@ -1079,7 +1084,7 @@
         <w:tc>
           <w:tcPr>
             <w:tcW w:type="dxa" w:w="2891"/>
-            <w:shd w:fill="F4F6FA" w:color="auto" w:val="clear"/>
+            <w:shd w:fill="F5F5F5" w:color="auto" w:val="clear"/>
             <w:tcMar>
               <w:top w:type="dxa" w:w="60"/>
               <w:left w:type="dxa" w:w="90"/>
@@ -1127,7 +1132,7 @@
                 <w:sz w:val="20"/>
                 <w:szCs w:val="20"/>
               </w:rPr>
-              <w:t xml:space="preserve">— потраченное время и деньги не дают эффекта;</w:t>
+              <w:t xml:space="preserve">- потраченное время и деньги не дают эффекта;</w:t>
             </w:r>
           </w:p>
           <w:p>
@@ -1143,7 +1148,7 @@
                 <w:sz w:val="20"/>
                 <w:szCs w:val="20"/>
               </w:rPr>
-              <w:t xml:space="preserve">— падает доверие к инструментам вообще: «нам это не нужно, мы маленькие»;</w:t>
+              <w:t xml:space="preserve">- падает доверие к инструментам вообще: «нам это не нужно, мы маленькие»;</w:t>
             </w:r>
           </w:p>
           <w:p>
@@ -1159,7 +1164,7 @@
                 <w:sz w:val="20"/>
                 <w:szCs w:val="20"/>
               </w:rPr>
-              <w:t xml:space="preserve">— повторная попытка внедрения откладывается на следующий проект (то есть на месяцы).</w:t>
+              <w:t xml:space="preserve">- повторная попытка внедрения откладывается на следующий проект (то есть на месяцы).</w:t>
             </w:r>
           </w:p>
         </w:tc>
@@ -1171,7 +1176,7 @@
         <w:tc>
           <w:tcPr>
             <w:tcW w:type="dxa" w:w="2891"/>
-            <w:shd w:fill="F4F6FA" w:color="auto" w:val="clear"/>
+            <w:shd w:fill="F5F5F5" w:color="auto" w:val="clear"/>
             <w:tcMar>
               <w:top w:type="dxa" w:w="60"/>
               <w:left w:type="dxa" w:w="90"/>
@@ -1219,7 +1224,7 @@
                 <w:sz w:val="20"/>
                 <w:szCs w:val="20"/>
               </w:rPr>
-              <w:t xml:space="preserve">— в интервью разберём историю прошлых попыток: что выбрали, кто настраивал, сколько прожило, из-за чего бросили;</w:t>
+              <w:t xml:space="preserve">- в интервью разберём историю прошлых попыток: что выбрали, кто настраивал, сколько прожило, из-за чего бросили;</w:t>
             </w:r>
           </w:p>
           <w:p>
@@ -1235,7 +1240,7 @@
                 <w:sz w:val="20"/>
                 <w:szCs w:val="20"/>
               </w:rPr>
-              <w:t xml:space="preserve">— попросим открыть прошлое пространство и посмотрим дату последней активности;</w:t>
+              <w:t xml:space="preserve">- попросим открыть прошлое пространство и посмотрим дату последней активности;</w:t>
             </w:r>
           </w:p>
           <w:p>
@@ -1251,7 +1256,7 @@
                 <w:sz w:val="20"/>
                 <w:szCs w:val="20"/>
               </w:rPr>
-              <w:t xml:space="preserve">— зафиксируем, сколько времени заняла настройка до первой задачи.</w:t>
+              <w:t xml:space="preserve">- зафиксируем, сколько времени заняла настройка до первой задачи.</w:t>
             </w:r>
           </w:p>
         </w:tc>
@@ -1263,7 +1268,7 @@
         <w:tc>
           <w:tcPr>
             <w:tcW w:type="dxa" w:w="2891"/>
-            <w:shd w:fill="F4F6FA" w:color="auto" w:val="clear"/>
+            <w:shd w:fill="F5F5F5" w:color="auto" w:val="clear"/>
             <w:tcMar>
               <w:top w:type="dxa" w:w="60"/>
               <w:left w:type="dxa" w:w="90"/>
@@ -1311,7 +1316,7 @@
                 <w:sz w:val="20"/>
                 <w:szCs w:val="20"/>
               </w:rPr>
-              <w:t xml:space="preserve">— ≥50% респондентов имеют хотя бы одну неудачную попытку внедрения;</w:t>
+              <w:t xml:space="preserve">- ≥50% респондентов имеют хотя бы одну неудачную попытку внедрения;</w:t>
             </w:r>
           </w:p>
           <w:p>
@@ -1327,7 +1332,7 @@
                 <w:sz w:val="20"/>
                 <w:szCs w:val="20"/>
               </w:rPr>
-              <w:t xml:space="preserve">— ≥60% из них называют причиной сложность/нежелание команды, а не цену;</w:t>
+              <w:t xml:space="preserve">- ≥60% из них называют причиной сложность/нежелание команды, а не цену;</w:t>
             </w:r>
           </w:p>
           <w:p>
@@ -1343,7 +1348,7 @@
                 <w:sz w:val="20"/>
                 <w:szCs w:val="20"/>
               </w:rPr>
-              <w:t xml:space="preserve">— в ≥40% случаев прошлое пространство мертво (нет активности более 30 дней).</w:t>
+              <w:t xml:space="preserve">- в ≥40% случаев прошлое пространство мертво (нет активности более 30 дней).</w:t>
             </w:r>
           </w:p>
         </w:tc>
@@ -1375,6 +1380,7 @@
           <w:bCs/>
           <w:i/>
           <w:iCs/>
+          <w:color w:val="000000"/>
           <w:sz w:val="24"/>
           <w:szCs w:val="24"/>
         </w:rPr>
@@ -1404,7 +1410,7 @@
         <w:tc>
           <w:tcPr>
             <w:tcW w:type="dxa" w:w="2891"/>
-            <w:shd w:fill="F4F6FA" w:color="auto" w:val="clear"/>
+            <w:shd w:fill="F5F5F5" w:color="auto" w:val="clear"/>
             <w:tcMar>
               <w:top w:type="dxa" w:w="60"/>
               <w:left w:type="dxa" w:w="90"/>
@@ -1452,7 +1458,7 @@
                 <w:sz w:val="20"/>
                 <w:szCs w:val="20"/>
               </w:rPr>
-              <w:t xml:space="preserve">руководителей команд 5–15 человек с ограниченным бюджетом (студенческие команды, микро-агентства, ИП)</w:t>
+              <w:t xml:space="preserve">руководителей команд 5-15 человек с ограниченным бюджетом (студенческие команды, микро-агентства, ИП)</w:t>
             </w:r>
           </w:p>
         </w:tc>
@@ -1464,7 +1470,7 @@
         <w:tc>
           <w:tcPr>
             <w:tcW w:type="dxa" w:w="2891"/>
-            <w:shd w:fill="F4F6FA" w:color="auto" w:val="clear"/>
+            <w:shd w:fill="F5F5F5" w:color="auto" w:val="clear"/>
             <w:tcMar>
               <w:top w:type="dxa" w:w="60"/>
               <w:left w:type="dxa" w:w="90"/>
@@ -1524,7 +1530,7 @@
         <w:tc>
           <w:tcPr>
             <w:tcW w:type="dxa" w:w="2891"/>
-            <w:shd w:fill="F4F6FA" w:color="auto" w:val="clear"/>
+            <w:shd w:fill="F5F5F5" w:color="auto" w:val="clear"/>
             <w:tcMar>
               <w:top w:type="dxa" w:w="60"/>
               <w:left w:type="dxa" w:w="90"/>
@@ -1572,7 +1578,7 @@
                 <w:sz w:val="20"/>
                 <w:szCs w:val="20"/>
               </w:rPr>
-              <w:t xml:space="preserve">— команда сидит на бесплатном тарифе и упирается в лимиты (число проектов, досок, объём файлов);</w:t>
+              <w:t xml:space="preserve">- команда сидит на бесплатном тарифе и упирается в лимиты (число проектов, досок, объём файлов);</w:t>
             </w:r>
           </w:p>
           <w:p>
@@ -1588,7 +1594,7 @@
                 <w:sz w:val="20"/>
                 <w:szCs w:val="20"/>
               </w:rPr>
-              <w:t xml:space="preserve">— несколько человек работают под одним аккаунтом;</w:t>
+              <w:t xml:space="preserve">- несколько человек работают под одним аккаунтом;</w:t>
             </w:r>
           </w:p>
           <w:p>
@@ -1604,7 +1610,7 @@
                 <w:sz w:val="20"/>
                 <w:szCs w:val="20"/>
               </w:rPr>
-              <w:t xml:space="preserve">— часть команды вообще не заводят в систему, чтобы не платить, и они остаются в чате.</w:t>
+              <w:t xml:space="preserve">- часть команды вообще не заводят в систему, чтобы не платить, и они остаются в чате.</w:t>
             </w:r>
           </w:p>
         </w:tc>
@@ -1616,7 +1622,7 @@
         <w:tc>
           <w:tcPr>
             <w:tcW w:type="dxa" w:w="2891"/>
-            <w:shd w:fill="F4F6FA" w:color="auto" w:val="clear"/>
+            <w:shd w:fill="F5F5F5" w:color="auto" w:val="clear"/>
             <w:tcMar>
               <w:top w:type="dxa" w:w="60"/>
               <w:left w:type="dxa" w:w="90"/>
@@ -1664,7 +1670,7 @@
                 <w:sz w:val="20"/>
                 <w:szCs w:val="20"/>
               </w:rPr>
-              <w:t xml:space="preserve">— лимиты ломают процесс в середине проекта;</w:t>
+              <w:t xml:space="preserve">- лимиты ломают процесс в середине проекта;</w:t>
             </w:r>
           </w:p>
           <w:p>
@@ -1680,7 +1686,7 @@
                 <w:sz w:val="20"/>
                 <w:szCs w:val="20"/>
               </w:rPr>
-              <w:t xml:space="preserve">— данные «размазаны»: кто-то в системе, кто-то в чате — пропадает смысл единого места;</w:t>
+              <w:t xml:space="preserve">- данные «размазаны»: кто-то в системе, кто-то в чате - пропадает смысл единого места;</w:t>
             </w:r>
           </w:p>
           <w:p>
@@ -1696,7 +1702,7 @@
                 <w:sz w:val="20"/>
                 <w:szCs w:val="20"/>
               </w:rPr>
-              <w:t xml:space="preserve">— руководитель откладывает решение и остаётся в таблице.</w:t>
+              <w:t xml:space="preserve">- руководитель откладывает решение и остаётся в таблице.</w:t>
             </w:r>
           </w:p>
         </w:tc>
@@ -1708,7 +1714,7 @@
         <w:tc>
           <w:tcPr>
             <w:tcW w:type="dxa" w:w="2891"/>
-            <w:shd w:fill="F4F6FA" w:color="auto" w:val="clear"/>
+            <w:shd w:fill="F5F5F5" w:color="auto" w:val="clear"/>
             <w:tcMar>
               <w:top w:type="dxa" w:w="60"/>
               <w:left w:type="dxa" w:w="90"/>
@@ -1756,7 +1762,7 @@
                 <w:sz w:val="20"/>
                 <w:szCs w:val="20"/>
               </w:rPr>
-              <w:t xml:space="preserve">— спросим о последних фактических платежах за рабочий софт (сколько, за что, кто решал);</w:t>
+              <w:t xml:space="preserve">- спросим о последних фактических платежах за рабочий софт (сколько, за что, кто решал);</w:t>
             </w:r>
           </w:p>
           <w:p>
@@ -1772,7 +1778,7 @@
                 <w:sz w:val="20"/>
                 <w:szCs w:val="20"/>
               </w:rPr>
-              <w:t xml:space="preserve">— спросим, что произошло, когда в команду пришёл шестой/одиннадцатый человек;</w:t>
+              <w:t xml:space="preserve">- спросим, что произошло, когда в команду пришёл шестой/одиннадцатый человек;</w:t>
             </w:r>
           </w:p>
           <w:p>
@@ -1788,7 +1794,7 @@
                 <w:sz w:val="20"/>
                 <w:szCs w:val="20"/>
               </w:rPr>
-              <w:t xml:space="preserve">— проверим реакцию на цену 225 ₽ за участника и на пакет «до 5 мест» — но только после рассказа о прошлом опыте, без продажи.</w:t>
+              <w:t xml:space="preserve">- проверим реакцию на цену 225 ₽ за участника и на пакет «до 5 мест» - но только после рассказа о прошлом опыте, без продажи.</w:t>
             </w:r>
           </w:p>
         </w:tc>
@@ -1800,7 +1806,7 @@
         <w:tc>
           <w:tcPr>
             <w:tcW w:type="dxa" w:w="2891"/>
-            <w:shd w:fill="F4F6FA" w:color="auto" w:val="clear"/>
+            <w:shd w:fill="F5F5F5" w:color="auto" w:val="clear"/>
             <w:tcMar>
               <w:top w:type="dxa" w:w="60"/>
               <w:left w:type="dxa" w:w="90"/>
@@ -1848,7 +1854,7 @@
                 <w:sz w:val="20"/>
                 <w:szCs w:val="20"/>
               </w:rPr>
-              <w:t xml:space="preserve">— ≥50% респондентов сейчас платят 0 ₽ за таск-трекер;</w:t>
+              <w:t xml:space="preserve">- ≥50% респондентов сейчас платят 0 ₽ за таск-трекер;</w:t>
             </w:r>
           </w:p>
           <w:p>
@@ -1864,7 +1870,7 @@
                 <w:sz w:val="20"/>
                 <w:szCs w:val="20"/>
               </w:rPr>
-              <w:t xml:space="preserve">— ≥30% называют цену или модель оплаты «за каждого» среди причин отказа или неполного перевода команды;</w:t>
+              <w:t xml:space="preserve">- ≥30% называют цену или модель оплаты «за каждого» среди причин отказа или неполного перевода команды;</w:t>
             </w:r>
           </w:p>
           <w:p>
@@ -1880,7 +1886,7 @@
                 <w:sz w:val="20"/>
                 <w:szCs w:val="20"/>
               </w:rPr>
-              <w:t xml:space="preserve">— ≥40% подтверждают, что приглашали в систему не всех участников из-за цены или лимитов.</w:t>
+              <w:t xml:space="preserve">- ≥40% подтверждают, что приглашали в систему не всех участников из-за цены или лимитов.</w:t>
             </w:r>
           </w:p>
         </w:tc>
@@ -1912,6 +1918,7 @@
           <w:bCs/>
           <w:i/>
           <w:iCs/>
+          <w:color w:val="000000"/>
           <w:sz w:val="24"/>
           <w:szCs w:val="24"/>
         </w:rPr>
@@ -1941,7 +1948,7 @@
         <w:tc>
           <w:tcPr>
             <w:tcW w:type="dxa" w:w="2891"/>
-            <w:shd w:fill="F4F6FA" w:color="auto" w:val="clear"/>
+            <w:shd w:fill="F5F5F5" w:color="auto" w:val="clear"/>
             <w:tcMar>
               <w:top w:type="dxa" w:w="60"/>
               <w:left w:type="dxa" w:w="90"/>
@@ -1989,7 +1996,7 @@
                 <w:sz w:val="20"/>
                 <w:szCs w:val="20"/>
               </w:rPr>
-              <w:t xml:space="preserve">руководителей команд и тех, кто отчитывается перед внешней стороной — преподавателем, куратором, заказчиком или своим руководством</w:t>
+              <w:t xml:space="preserve">руководителей команд и тех, кто отчитывается перед внешней стороной - преподавателем, куратором, заказчиком или своим руководством</w:t>
             </w:r>
           </w:p>
         </w:tc>
@@ -2001,7 +2008,7 @@
         <w:tc>
           <w:tcPr>
             <w:tcW w:type="dxa" w:w="2891"/>
-            <w:shd w:fill="F4F6FA" w:color="auto" w:val="clear"/>
+            <w:shd w:fill="F5F5F5" w:color="auto" w:val="clear"/>
             <w:tcMar>
               <w:top w:type="dxa" w:w="60"/>
               <w:left w:type="dxa" w:w="90"/>
@@ -2061,7 +2068,7 @@
         <w:tc>
           <w:tcPr>
             <w:tcW w:type="dxa" w:w="2891"/>
-            <w:shd w:fill="F4F6FA" w:color="auto" w:val="clear"/>
+            <w:shd w:fill="F5F5F5" w:color="auto" w:val="clear"/>
             <w:tcMar>
               <w:top w:type="dxa" w:w="60"/>
               <w:left w:type="dxa" w:w="90"/>
@@ -2109,7 +2116,7 @@
                 <w:sz w:val="20"/>
                 <w:szCs w:val="20"/>
               </w:rPr>
-              <w:t xml:space="preserve">— перед сдачей проекта хронология работ восстанавливается по переписке и скриншотам;</w:t>
+              <w:t xml:space="preserve">- перед сдачей проекта хронология работ восстанавливается по переписке и скриншотам;</w:t>
             </w:r>
           </w:p>
           <w:p>
@@ -2125,7 +2132,7 @@
                 <w:sz w:val="20"/>
                 <w:szCs w:val="20"/>
               </w:rPr>
-              <w:t xml:space="preserve">— отчёт собирается вручную в презентацию или таблицу 30–90 минут;</w:t>
+              <w:t xml:space="preserve">- отчёт собирается вручную в презентацию или таблицу 30-90 минут;</w:t>
             </w:r>
           </w:p>
           <w:p>
@@ -2141,7 +2148,7 @@
                 <w:sz w:val="20"/>
                 <w:szCs w:val="20"/>
               </w:rPr>
-              <w:t xml:space="preserve">— при распределении оценки или премии возникает спор «кто сколько сделал».</w:t>
+              <w:t xml:space="preserve">- при распределении оценки или премии возникает спор «кто сколько сделал».</w:t>
             </w:r>
           </w:p>
         </w:tc>
@@ -2153,7 +2160,7 @@
         <w:tc>
           <w:tcPr>
             <w:tcW w:type="dxa" w:w="2891"/>
-            <w:shd w:fill="F4F6FA" w:color="auto" w:val="clear"/>
+            <w:shd w:fill="F5F5F5" w:color="auto" w:val="clear"/>
             <w:tcMar>
               <w:top w:type="dxa" w:w="60"/>
               <w:left w:type="dxa" w:w="90"/>
@@ -2201,7 +2208,7 @@
                 <w:sz w:val="20"/>
                 <w:szCs w:val="20"/>
               </w:rPr>
-              <w:t xml:space="preserve">— тратится время руководителя прямо в самый напряжённый момент проекта;</w:t>
+              <w:t xml:space="preserve">- тратится время руководителя прямо в самый напряжённый момент проекта;</w:t>
             </w:r>
           </w:p>
           <w:p>
@@ -2217,7 +2224,7 @@
                 <w:sz w:val="20"/>
                 <w:szCs w:val="20"/>
               </w:rPr>
-              <w:t xml:space="preserve">— вклад участников оценивается по памяти и громкости, а не по факту — демотивация;</w:t>
+              <w:t xml:space="preserve">- вклад участников оценивается по памяти и громкости, а не по факту - демотивация;</w:t>
             </w:r>
           </w:p>
           <w:p>
@@ -2233,7 +2240,7 @@
                 <w:sz w:val="20"/>
                 <w:szCs w:val="20"/>
               </w:rPr>
-              <w:t xml:space="preserve">— заказчик или преподаватель не видит процесса и считает, что работа не идёт.</w:t>
+              <w:t xml:space="preserve">- заказчик или преподаватель не видит процесса и считает, что работа не идёт.</w:t>
             </w:r>
           </w:p>
         </w:tc>
@@ -2245,7 +2252,7 @@
         <w:tc>
           <w:tcPr>
             <w:tcW w:type="dxa" w:w="2891"/>
-            <w:shd w:fill="F4F6FA" w:color="auto" w:val="clear"/>
+            <w:shd w:fill="F5F5F5" w:color="auto" w:val="clear"/>
             <w:tcMar>
               <w:top w:type="dxa" w:w="60"/>
               <w:left w:type="dxa" w:w="90"/>
@@ -2293,7 +2300,7 @@
                 <w:sz w:val="20"/>
                 <w:szCs w:val="20"/>
               </w:rPr>
-              <w:t xml:space="preserve">— попросим показать последний отчёт о прогрессе и спросим, сколько времени он занял;</w:t>
+              <w:t xml:space="preserve">- попросим показать последний отчёт о прогрессе и спросим, сколько времени он занял;</w:t>
             </w:r>
           </w:p>
           <w:p>
@@ -2309,7 +2316,7 @@
                 <w:sz w:val="20"/>
                 <w:szCs w:val="20"/>
               </w:rPr>
-              <w:t xml:space="preserve">— уточним, кто и как часто его требует;</w:t>
+              <w:t xml:space="preserve">- уточним, кто и как часто его требует;</w:t>
             </w:r>
           </w:p>
           <w:p>
@@ -2325,7 +2332,7 @@
                 <w:sz w:val="20"/>
                 <w:szCs w:val="20"/>
               </w:rPr>
-              <w:t xml:space="preserve">— спросим, был ли спор о вкладе и чем он закончился.</w:t>
+              <w:t xml:space="preserve">- спросим, был ли спор о вкладе и чем он закончился.</w:t>
             </w:r>
           </w:p>
         </w:tc>
@@ -2337,7 +2344,7 @@
         <w:tc>
           <w:tcPr>
             <w:tcW w:type="dxa" w:w="2891"/>
-            <w:shd w:fill="F4F6FA" w:color="auto" w:val="clear"/>
+            <w:shd w:fill="F5F5F5" w:color="auto" w:val="clear"/>
             <w:tcMar>
               <w:top w:type="dxa" w:w="60"/>
               <w:left w:type="dxa" w:w="90"/>
@@ -2385,7 +2392,7 @@
                 <w:sz w:val="20"/>
                 <w:szCs w:val="20"/>
               </w:rPr>
-              <w:t xml:space="preserve">— ≥60% респондентов готовят статус-отчёт вручную и тратят на это ≥30 минут;</w:t>
+              <w:t xml:space="preserve">- ≥60% респондентов готовят статус-отчёт вручную и тратят на это ≥30 минут;</w:t>
             </w:r>
           </w:p>
           <w:p>
@@ -2401,7 +2408,7 @@
                 <w:sz w:val="20"/>
                 <w:szCs w:val="20"/>
               </w:rPr>
-              <w:t xml:space="preserve">— ≥40% вспоминают спор или недопонимание о вкладе участников;</w:t>
+              <w:t xml:space="preserve">- ≥40% вспоминают спор или недопонимание о вкладе участников;</w:t>
             </w:r>
           </w:p>
           <w:p>
@@ -2417,7 +2424,7 @@
                 <w:sz w:val="20"/>
                 <w:szCs w:val="20"/>
               </w:rPr>
-              <w:t xml:space="preserve">— ≥50% подтверждают регулярный запрос статуса извне (минимум раз в 2 недели).</w:t>
+              <w:t xml:space="preserve">- ≥50% подтверждают регулярный запрос статуса извне (минимум раз в 2 недели).</w:t>
             </w:r>
           </w:p>
         </w:tc>
@@ -2449,6 +2456,7 @@
           <w:bCs/>
           <w:i/>
           <w:iCs/>
+          <w:color w:val="000000"/>
           <w:sz w:val="24"/>
           <w:szCs w:val="24"/>
         </w:rPr>
@@ -2478,7 +2486,7 @@
         <w:tc>
           <w:tcPr>
             <w:tcW w:type="dxa" w:w="2891"/>
-            <w:shd w:fill="F4F6FA" w:color="auto" w:val="clear"/>
+            <w:shd w:fill="F5F5F5" w:color="auto" w:val="clear"/>
             <w:tcMar>
               <w:top w:type="dxa" w:w="60"/>
               <w:left w:type="dxa" w:w="90"/>
@@ -2538,7 +2546,7 @@
         <w:tc>
           <w:tcPr>
             <w:tcW w:type="dxa" w:w="2891"/>
-            <w:shd w:fill="F4F6FA" w:color="auto" w:val="clear"/>
+            <w:shd w:fill="F5F5F5" w:color="auto" w:val="clear"/>
             <w:tcMar>
               <w:top w:type="dxa" w:w="60"/>
               <w:left w:type="dxa" w:w="90"/>
@@ -2586,7 +2594,7 @@
                 <w:sz w:val="20"/>
                 <w:szCs w:val="20"/>
               </w:rPr>
-              <w:t xml:space="preserve">задачи в одном инструменте, календарь во втором, заметки в третьем, файлы в четвёртом — информация дублируется и расходится</w:t>
+              <w:t xml:space="preserve">задачи в одном инструменте, календарь во втором, заметки в третьем, файлы в четвёртом - информация дублируется и расходится</w:t>
             </w:r>
           </w:p>
         </w:tc>
@@ -2598,7 +2606,7 @@
         <w:tc>
           <w:tcPr>
             <w:tcW w:type="dxa" w:w="2891"/>
-            <w:shd w:fill="F4F6FA" w:color="auto" w:val="clear"/>
+            <w:shd w:fill="F5F5F5" w:color="auto" w:val="clear"/>
             <w:tcMar>
               <w:top w:type="dxa" w:w="60"/>
               <w:left w:type="dxa" w:w="90"/>
@@ -2646,7 +2654,7 @@
                 <w:sz w:val="20"/>
                 <w:szCs w:val="20"/>
               </w:rPr>
-              <w:t xml:space="preserve">— дедлайн заносится и в календарь, и в список задач, и в чат (иногда с разными датами);</w:t>
+              <w:t xml:space="preserve">- дедлайн заносится и в календарь, и в список задач, и в чат (иногда с разными датами);</w:t>
             </w:r>
           </w:p>
           <w:p>
@@ -2662,7 +2670,7 @@
                 <w:sz w:val="20"/>
                 <w:szCs w:val="20"/>
               </w:rPr>
-              <w:t xml:space="preserve">— событие в календаре есть, а задачи под него нет — к встрече никто не готовится;</w:t>
+              <w:t xml:space="preserve">- событие в календаре есть, а задачи под него нет - к встрече никто не готовится;</w:t>
             </w:r>
           </w:p>
           <w:p>
@@ -2678,7 +2686,7 @@
                 <w:sz w:val="20"/>
                 <w:szCs w:val="20"/>
               </w:rPr>
-              <w:t xml:space="preserve">— заметки со встречи лежат в «Избранном» Telegram у того, кто их писал.</w:t>
+              <w:t xml:space="preserve">- заметки со встречи лежат в «Избранном» Telegram у того, кто их писал.</w:t>
             </w:r>
           </w:p>
         </w:tc>
@@ -2690,7 +2698,7 @@
         <w:tc>
           <w:tcPr>
             <w:tcW w:type="dxa" w:w="2891"/>
-            <w:shd w:fill="F4F6FA" w:color="auto" w:val="clear"/>
+            <w:shd w:fill="F5F5F5" w:color="auto" w:val="clear"/>
             <w:tcMar>
               <w:top w:type="dxa" w:w="60"/>
               <w:left w:type="dxa" w:w="90"/>
@@ -2738,7 +2746,7 @@
                 <w:sz w:val="20"/>
                 <w:szCs w:val="20"/>
               </w:rPr>
-              <w:t xml:space="preserve">— пропущенные встречи и несделанная подготовка;</w:t>
+              <w:t xml:space="preserve">- пропущенные встречи и несделанная подготовка;</w:t>
             </w:r>
           </w:p>
           <w:p>
@@ -2754,7 +2762,7 @@
                 <w:sz w:val="20"/>
                 <w:szCs w:val="20"/>
               </w:rPr>
-              <w:t xml:space="preserve">— двойная работа при переносе информации между сервисами;</w:t>
+              <w:t xml:space="preserve">- двойная работа при переносе информации между сервисами;</w:t>
             </w:r>
           </w:p>
           <w:p>
@@ -2770,7 +2778,7 @@
                 <w:sz w:val="20"/>
                 <w:szCs w:val="20"/>
               </w:rPr>
-              <w:t xml:space="preserve">— никто не доверяет ни одному из источников до конца — решения принимаются «по памяти».</w:t>
+              <w:t xml:space="preserve">- никто не доверяет ни одному из источников до конца - решения принимаются «по памяти».</w:t>
             </w:r>
           </w:p>
         </w:tc>
@@ -2782,7 +2790,7 @@
         <w:tc>
           <w:tcPr>
             <w:tcW w:type="dxa" w:w="2891"/>
-            <w:shd w:fill="F4F6FA" w:color="auto" w:val="clear"/>
+            <w:shd w:fill="F5F5F5" w:color="auto" w:val="clear"/>
             <w:tcMar>
               <w:top w:type="dxa" w:w="60"/>
               <w:left w:type="dxa" w:w="90"/>
@@ -2830,7 +2838,7 @@
                 <w:sz w:val="20"/>
                 <w:szCs w:val="20"/>
               </w:rPr>
-              <w:t xml:space="preserve">— попросим перечислить все инструменты, используемые на одном проекте, и зафиксируем количество;</w:t>
+              <w:t xml:space="preserve">- попросим перечислить все инструменты, используемые на одном проекте, и зафиксируем количество;</w:t>
             </w:r>
           </w:p>
           <w:p>
@@ -2846,7 +2854,7 @@
                 <w:sz w:val="20"/>
                 <w:szCs w:val="20"/>
               </w:rPr>
-              <w:t xml:space="preserve">— попросим показать, где лежат итоги последней встречи;</w:t>
+              <w:t xml:space="preserve">- попросим показать, где лежат итоги последней встречи;</w:t>
             </w:r>
           </w:p>
           <w:p>
@@ -2862,7 +2870,7 @@
                 <w:sz w:val="20"/>
                 <w:szCs w:val="20"/>
               </w:rPr>
-              <w:t xml:space="preserve">— спросим про последний случай расхождения данных между сервисами.</w:t>
+              <w:t xml:space="preserve">- спросим про последний случай расхождения данных между сервисами.</w:t>
             </w:r>
           </w:p>
         </w:tc>
@@ -2874,7 +2882,7 @@
         <w:tc>
           <w:tcPr>
             <w:tcW w:type="dxa" w:w="2891"/>
-            <w:shd w:fill="F4F6FA" w:color="auto" w:val="clear"/>
+            <w:shd w:fill="F5F5F5" w:color="auto" w:val="clear"/>
             <w:tcMar>
               <w:top w:type="dxa" w:w="60"/>
               <w:left w:type="dxa" w:w="90"/>
@@ -2922,7 +2930,7 @@
                 <w:sz w:val="20"/>
                 <w:szCs w:val="20"/>
               </w:rPr>
-              <w:t xml:space="preserve">— ≥50% используют 3 и более инструмента на один проект;</w:t>
+              <w:t xml:space="preserve">- ≥50% используют 3 и более инструмента на один проект;</w:t>
             </w:r>
           </w:p>
           <w:p>
@@ -2938,7 +2946,7 @@
                 <w:sz w:val="20"/>
                 <w:szCs w:val="20"/>
               </w:rPr>
-              <w:t xml:space="preserve">— ≥40% вспоминают конкретный случай расхождения или потери информации при переносе;</w:t>
+              <w:t xml:space="preserve">- ≥40% вспоминают конкретный случай расхождения или потери информации при переносе;</w:t>
             </w:r>
           </w:p>
           <w:p>
@@ -2954,7 +2962,7 @@
                 <w:sz w:val="20"/>
                 <w:szCs w:val="20"/>
               </w:rPr>
-              <w:t xml:space="preserve">— ≥50% не могут быстро найти итоги встречи, прошедшей 2 недели назад.</w:t>
+              <w:t xml:space="preserve">- ≥50% не могут быстро найти итоги встречи, прошедшей 2 недели назад.</w:t>
             </w:r>
           </w:p>
         </w:tc>
@@ -2986,6 +2994,7 @@
           <w:bCs/>
           <w:i/>
           <w:iCs/>
+          <w:color w:val="000000"/>
           <w:sz w:val="24"/>
           <w:szCs w:val="24"/>
         </w:rPr>
@@ -3003,7 +3012,7 @@
           <w:sz w:val="24"/>
           <w:szCs w:val="24"/>
         </w:rPr>
-        <w:t xml:space="preserve">Оценка по трём критериям, шкала 1–5: </w:t>
+        <w:t xml:space="preserve">Оценка по трём критериям, шкала 1-5: </w:t>
       </w:r>
       <w:r>
         <w:rPr>
@@ -3057,7 +3066,7 @@
           <w:sz w:val="24"/>
           <w:szCs w:val="24"/>
         </w:rPr>
-        <w:t xml:space="preserve"> (насколько быстро и дёшево гипотезу можно проверить силами команды). Итоговый балл — произведение (максимум 125).</w:t>
+        <w:t xml:space="preserve"> (насколько быстро и дёшево гипотезу можно проверить силами команды). Итоговый балл - произведение (максимум 125).</w:t>
       </w:r>
     </w:p>
     <w:tbl>
@@ -3088,7 +3097,7 @@
         <w:tc>
           <w:tcPr>
             <w:tcW w:type="dxa" w:w="578"/>
-            <w:shd w:fill="E8EEF7" w:color="auto" w:val="clear"/>
+            <w:shd w:fill="EDEDED" w:color="auto" w:val="clear"/>
             <w:tcMar>
               <w:top w:type="dxa" w:w="60"/>
               <w:left w:type="dxa" w:w="90"/>
@@ -3116,7 +3125,7 @@
         <w:tc>
           <w:tcPr>
             <w:tcW w:type="dxa" w:w="3277"/>
-            <w:shd w:fill="E8EEF7" w:color="auto" w:val="clear"/>
+            <w:shd w:fill="EDEDED" w:color="auto" w:val="clear"/>
             <w:tcMar>
               <w:top w:type="dxa" w:w="60"/>
               <w:left w:type="dxa" w:w="90"/>
@@ -3144,7 +3153,7 @@
         <w:tc>
           <w:tcPr>
             <w:tcW w:type="dxa" w:w="1157"/>
-            <w:shd w:fill="E8EEF7" w:color="auto" w:val="clear"/>
+            <w:shd w:fill="EDEDED" w:color="auto" w:val="clear"/>
             <w:tcMar>
               <w:top w:type="dxa" w:w="60"/>
               <w:left w:type="dxa" w:w="90"/>
@@ -3172,7 +3181,7 @@
         <w:tc>
           <w:tcPr>
             <w:tcW w:type="dxa" w:w="1253"/>
-            <w:shd w:fill="E8EEF7" w:color="auto" w:val="clear"/>
+            <w:shd w:fill="EDEDED" w:color="auto" w:val="clear"/>
             <w:tcMar>
               <w:top w:type="dxa" w:w="60"/>
               <w:left w:type="dxa" w:w="90"/>
@@ -3200,7 +3209,7 @@
         <w:tc>
           <w:tcPr>
             <w:tcW w:type="dxa" w:w="1349"/>
-            <w:shd w:fill="E8EEF7" w:color="auto" w:val="clear"/>
+            <w:shd w:fill="EDEDED" w:color="auto" w:val="clear"/>
             <w:tcMar>
               <w:top w:type="dxa" w:w="60"/>
               <w:left w:type="dxa" w:w="90"/>
@@ -3228,7 +3237,7 @@
         <w:tc>
           <w:tcPr>
             <w:tcW w:type="dxa" w:w="964"/>
-            <w:shd w:fill="E8EEF7" w:color="auto" w:val="clear"/>
+            <w:shd w:fill="EDEDED" w:color="auto" w:val="clear"/>
             <w:tcMar>
               <w:top w:type="dxa" w:w="60"/>
               <w:left w:type="dxa" w:w="90"/>
@@ -3256,7 +3265,7 @@
         <w:tc>
           <w:tcPr>
             <w:tcW w:type="dxa" w:w="1060"/>
-            <w:shd w:fill="E8EEF7" w:color="auto" w:val="clear"/>
+            <w:shd w:fill="EDEDED" w:color="auto" w:val="clear"/>
             <w:tcMar>
               <w:top w:type="dxa" w:w="60"/>
               <w:left w:type="dxa" w:w="90"/>
@@ -4224,7 +4233,7 @@
           <w:sz w:val="24"/>
           <w:szCs w:val="24"/>
         </w:rPr>
-        <w:t xml:space="preserve"> Г1 проверяется первой: она лежит в основе продукта — если её не подтвердить, остальные теряют смысл. Г4 поднята на второе место, потому что именно она объясняет готовность платить (отчётность перед внешней стороной — болезненный и регулярный триггер), и проверяется теми же интервью. Г2 равна по баллу, но поставлена третьей: она про уже существующий опыт, то есть опрашивать надо подвыборку тех, кто пробовал трекеры. Г5 важна, но слабее по критичности: команды живут с фрагментацией годами. Г3 (цена) умышленно последняя — респонденты плохо отвечают на вопросы о цене словами, эту гипотезу корректнее проверять не интервью, а экспериментом с тарифами после запуска (у конкурентов есть бесплатные тарифы, поэтому цена, скорее всего, не ключевой барьер, а вторичный).</w:t>
+        <w:t xml:space="preserve"> Г1 проверяется первой: она лежит в основе продукта - если её не подтвердить, остальные теряют смысл. Г4 поднята на второе место, потому что именно она объясняет готовность платить (отчётность перед внешней стороной - болезненный и регулярный триггер), и проверяется теми же интервью. Г2 равна по баллу, но поставлена третьей: она про уже существующий опыт, то есть опрашивать надо подвыборку тех, кто пробовал трекеры. Г5 важна, но слабее по критичности: команды живут с фрагментацией годами. Г3 (цена) умышленно последняя - респонденты плохо отвечают на вопросы о цене словами, эту гипотезу корректнее проверять не интервью, а экспериментом с тарифами после запуска (у конкурентов есть бесплатные тарифы, поэтому цена, скорее всего, не ключевой барьер, а вторичный).</w:t>
       </w:r>
     </w:p>
     <w:p>
@@ -4248,7 +4257,7 @@
           <w:sz w:val="24"/>
           <w:szCs w:val="24"/>
         </w:rPr>
-        <w:t xml:space="preserve"> Г1, Г4, Г5 — на всей выборке интервью (8–12 человек); Г2 — на подвыборке «пробовали трекеры» (ожидаемо 5–7 человек); Г3 — экспериментом с тарифной сеткой на этапе пилотов (A/B цены и пакета мест).</w:t>
+        <w:t xml:space="preserve"> Г1, Г4, Г5 - на всей выборке интервью (8-12 человек); Г2 - на подвыборке «пробовали трекеры» (ожидаемо 5-7 человек); Г3 - экспериментом с тарифной сеткой на этапе пилотов (A/B цены и пакета мест).</w:t>
       </w:r>
     </w:p>
     <w:p>
@@ -4262,6 +4271,7 @@
           <w:rFonts w:ascii="Times New Roman" w:cs="Times New Roman" w:eastAsia="Times New Roman" w:hAnsi="Times New Roman"/>
           <w:b/>
           <w:bCs/>
+          <w:color w:val="000000"/>
           <w:sz w:val="26"/>
           <w:szCs w:val="26"/>
         </w:rPr>
@@ -4307,7 +4317,7 @@
           <w:sz w:val="24"/>
           <w:szCs w:val="24"/>
         </w:rPr>
-        <w:t xml:space="preserve"> не рассказываем о продукте до последнего блока; спрашиваем только о прошлом и о конкретных случаях («расскажите, как это было в прошлый раз»), не о будущем и не о гипотезах («стали бы вы...»); не предлагаем решений; просим показать артефакты (чат, таблицу, пространство в трекере); после каждого «это неудобно» задаём «а что вы сделали, когда это случилось в последний раз?». Длительность — 30–40 минут, формат — созвон или личная встреча, с согласия респондента ведётся запись.</w:t>
+        <w:t xml:space="preserve"> не рассказываем о продукте до последнего блока; спрашиваем только о прошлом и о конкретных случаях («расскажите, как это было в прошлый раз»), не о будущем и не о гипотезах («стали бы вы...»); не предлагаем решений; просим показать артефакты (чат, таблицу, пространство в трекере); после каждого «это неудобно» задаём «а что вы сделали, когда это случилось в последний раз?». Длительность - 30-40 минут, формат - созвон или личная встреча, с согласия респондента ведётся запись.</w:t>
       </w:r>
     </w:p>
     <w:tbl>
@@ -4334,7 +4344,7 @@
         <w:tc>
           <w:tcPr>
             <w:tcW w:type="dxa" w:w="482"/>
-            <w:shd w:fill="E8EEF7" w:color="auto" w:val="clear"/>
+            <w:shd w:fill="EDEDED" w:color="auto" w:val="clear"/>
             <w:tcMar>
               <w:top w:type="dxa" w:w="60"/>
               <w:left w:type="dxa" w:w="90"/>
@@ -4362,7 +4372,7 @@
         <w:tc>
           <w:tcPr>
             <w:tcW w:type="dxa" w:w="4530"/>
-            <w:shd w:fill="E8EEF7" w:color="auto" w:val="clear"/>
+            <w:shd w:fill="EDEDED" w:color="auto" w:val="clear"/>
             <w:tcMar>
               <w:top w:type="dxa" w:w="60"/>
               <w:left w:type="dxa" w:w="90"/>
@@ -4390,7 +4400,7 @@
         <w:tc>
           <w:tcPr>
             <w:tcW w:type="dxa" w:w="4626"/>
-            <w:shd w:fill="E8EEF7" w:color="auto" w:val="clear"/>
+            <w:shd w:fill="EDEDED" w:color="auto" w:val="clear"/>
             <w:tcMar>
               <w:top w:type="dxa" w:w="60"/>
               <w:left w:type="dxa" w:w="90"/>
@@ -4468,7 +4478,7 @@
                 <w:sz w:val="20"/>
                 <w:szCs w:val="20"/>
               </w:rPr>
-              <w:t xml:space="preserve">Блок 1. Знакомство и контекст (3–5 минут)</w:t>
+              <w:t xml:space="preserve">Блок 1. Знакомство и контекст (3-5 минут)</w:t>
             </w:r>
           </w:p>
         </w:tc>
@@ -4573,7 +4583,7 @@
                 <w:sz w:val="20"/>
                 <w:szCs w:val="20"/>
               </w:rPr>
-              <w:t xml:space="preserve">Квалификация респондента: попадает ли он в целевой сегмент (3–15 человек, проектная работа, роль ЛПР или участника). Проверка применимости всех гипотез</w:t>
+              <w:t xml:space="preserve">Квалификация респондента: попадает ли он в целевой сегмент (3-15 человек, проектная работа, роль ЛПР или участника). Проверка применимости всех гипотез</w:t>
             </w:r>
           </w:p>
         </w:tc>
@@ -4653,7 +4663,7 @@
                 <w:sz w:val="20"/>
                 <w:szCs w:val="20"/>
               </w:rPr>
-              <w:t xml:space="preserve">Определяет сложность контекста: при 1 проекте боль слабее, при 5–15 — сильнее. Влияет на Г1 и Г5, помогает сегментировать выборку</w:t>
+              <w:t xml:space="preserve">Определяет сложность контекста: при 1 проекте боль слабее, при 5-15 - сильнее. Влияет на Г1 и Г5, помогает сегментировать выборку</w:t>
             </w:r>
           </w:p>
         </w:tc>
@@ -4790,7 +4800,7 @@
                 <w:sz w:val="20"/>
                 <w:szCs w:val="20"/>
               </w:rPr>
-              <w:t xml:space="preserve">Блок 2. Как работа организована сейчас (10–12 минут)</w:t>
+              <w:t xml:space="preserve">Блок 2. Как работа организована сейчас (10-12 минут)</w:t>
             </w:r>
           </w:p>
         </w:tc>
@@ -5135,7 +5145,7 @@
                 <w:sz w:val="20"/>
                 <w:szCs w:val="20"/>
               </w:rPr>
-              <w:t xml:space="preserve">Г5: количественный замер фрагментации (критерий подтверждения — 3+ инструмента)</w:t>
+              <w:t xml:space="preserve">Г5: количественный замер фрагментации (критерий подтверждения - 3+ инструмента)</w:t>
             </w:r>
           </w:p>
         </w:tc>
@@ -5295,7 +5305,7 @@
                 <w:sz w:val="20"/>
                 <w:szCs w:val="20"/>
               </w:rPr>
-              <w:t xml:space="preserve">Ключевой измеримый тест Г1: критерий подтверждения — респондент не отвечает за 2 минуты без обращения к переписке</w:t>
+              <w:t xml:space="preserve">Ключевой измеримый тест Г1: критерий подтверждения - респондент не отвечает за 2 минуты без обращения к переписке</w:t>
             </w:r>
           </w:p>
         </w:tc>
@@ -5352,7 +5362,7 @@
                 <w:sz w:val="20"/>
                 <w:szCs w:val="20"/>
               </w:rPr>
-              <w:t xml:space="preserve">Блок 3. Проблемные ситуации и их цена (10–12 минут)</w:t>
+              <w:t xml:space="preserve">Блок 3. Проблемные ситуации и их цена (10-12 минут)</w:t>
             </w:r>
           </w:p>
         </w:tc>
@@ -5697,7 +5707,7 @@
                 <w:sz w:val="20"/>
                 <w:szCs w:val="20"/>
               </w:rPr>
-              <w:t xml:space="preserve">Г4 (количественная оценка затрат времени, критерий — 30+ минут) и Г1</w:t>
+              <w:t xml:space="preserve">Г4 (количественная оценка затрат времени, критерий - 30+ минут) и Г1</w:t>
             </w:r>
           </w:p>
         </w:tc>
@@ -5752,7 +5762,7 @@
                 <w:sz w:val="20"/>
                 <w:szCs w:val="20"/>
               </w:rPr>
-              <w:t xml:space="preserve">Кто-то снаружи просит у вас отчёт о прогрессе — преподаватель, заказчик, руководство? Как часто и в каком виде вы его готовите?</w:t>
+              <w:t xml:space="preserve">Кто-то снаружи просит у вас отчёт о прогрессе - преподаватель, заказчик, руководство? Как часто и в каком виде вы его готовите?</w:t>
             </w:r>
           </w:p>
         </w:tc>
@@ -5777,7 +5787,7 @@
                 <w:sz w:val="20"/>
                 <w:szCs w:val="20"/>
               </w:rPr>
-              <w:t xml:space="preserve">Г4: подтверждает регулярность внешнего запроса — главный драйвер готовности платить</w:t>
+              <w:t xml:space="preserve">Г4: подтверждает регулярность внешнего запроса - главный драйвер готовности платить</w:t>
             </w:r>
           </w:p>
         </w:tc>
@@ -5994,7 +6004,7 @@
                 <w:sz w:val="20"/>
                 <w:szCs w:val="20"/>
               </w:rPr>
-              <w:t xml:space="preserve">Блок 4. Прошлый опыт инструментов и деньги (6–8 минут)</w:t>
+              <w:t xml:space="preserve">Блок 4. Прошлый опыт инструментов и деньги (6-8 минут)</w:t>
             </w:r>
           </w:p>
         </w:tc>
@@ -6154,7 +6164,7 @@
                 <w:sz w:val="20"/>
                 <w:szCs w:val="20"/>
               </w:rPr>
-              <w:t xml:space="preserve">Если перестали пользоваться — что стало последней каплей? Откройте, пожалуйста, то пространство: когда там была последняя активность?</w:t>
+              <w:t xml:space="preserve">Если перестали пользоваться - что стало последней каплей? Откройте, пожалуйста, то пространство: когда там была последняя активность?</w:t>
             </w:r>
           </w:p>
         </w:tc>
@@ -6179,7 +6189,7 @@
                 <w:sz w:val="20"/>
                 <w:szCs w:val="20"/>
               </w:rPr>
-              <w:t xml:space="preserve">Г2: главный критерий подтверждения (пространство мертво, причина — сложность, а не цена)</w:t>
+              <w:t xml:space="preserve">Г2: главный критерий подтверждения (пространство мертво, причина - сложность, а не цена)</w:t>
             </w:r>
           </w:p>
         </w:tc>
@@ -6314,7 +6324,7 @@
                 <w:sz w:val="20"/>
                 <w:szCs w:val="20"/>
               </w:rPr>
-              <w:t xml:space="preserve">Что произошло, когда команда выросла — вы завели всех в систему или не всех? Почему?</w:t>
+              <w:t xml:space="preserve">Что произошло, когда команда выросла - вы завели всех в систему или не всех? Почему?</w:t>
             </w:r>
           </w:p>
         </w:tc>
@@ -6396,7 +6406,7 @@
                 <w:sz w:val="20"/>
                 <w:szCs w:val="20"/>
               </w:rPr>
-              <w:t xml:space="preserve">Блок 5. Завершение (3–4 минуты)</w:t>
+              <w:t xml:space="preserve">Блок 5. Завершение (3-4 минуты)</w:t>
             </w:r>
           </w:p>
         </w:tc>
@@ -6476,7 +6486,7 @@
                 <w:sz w:val="20"/>
                 <w:szCs w:val="20"/>
               </w:rPr>
-              <w:t xml:space="preserve">Если бы можно было поменять одну вещь в том, как команда ведёт проекты, — что бы это было?</w:t>
+              <w:t xml:space="preserve">Если бы можно было поменять одну вещь в том, как команда ведёт проекты, - что бы это было?</w:t>
             </w:r>
           </w:p>
         </w:tc>
@@ -6661,7 +6671,7 @@
                 <w:sz w:val="20"/>
                 <w:szCs w:val="20"/>
               </w:rPr>
-              <w:t xml:space="preserve">Проверка силы проблемы действием, а не словами: согласие на пилот — сильнейший сигнал подтверждения Г1/Г2/Г4</w:t>
+              <w:t xml:space="preserve">Проверка силы проблемы действием, а не словами: согласие на пилот - сильнейший сигнал подтверждения Г1/Г2/Г4</w:t>
             </w:r>
           </w:p>
         </w:tc>
@@ -6694,6 +6704,7 @@
           <w:rFonts w:ascii="Times New Roman" w:cs="Times New Roman" w:eastAsia="Times New Roman" w:hAnsi="Times New Roman"/>
           <w:b/>
           <w:bCs/>
+          <w:color w:val="000000"/>
           <w:sz w:val="26"/>
           <w:szCs w:val="26"/>
         </w:rPr>
@@ -6721,7 +6732,7 @@
           <w:sz w:val="24"/>
           <w:szCs w:val="24"/>
         </w:rPr>
-        <w:t xml:space="preserve"> Проведены интервью с четырьмя респондентами из целевых сегментов, длительность 25–40 минут, формат — созвон и личная встреча. Респонденты подбирались так, чтобы закрыть три сегмента ЦА: учебные проектные команды, микро-агентства, малый бизнес и внутренние микро-команды. Вопросы задавались по скрипту из Задания 2, ниже сведены ответы по восьми ключевым вопросам.</w:t>
+        <w:t xml:space="preserve"> Проведены интервью с четырьмя респондентами из целевых сегментов, длительность 25-40 минут, формат - созвон и личная встреча. Респонденты подбирались так, чтобы закрыть три сегмента ЦА: учебные проектные команды, микро-агентства, малый бизнес и внутренние микро-команды. Вопросы задавались по скрипту из Задания 2, ниже сведены ответы по восьми ключевым вопросам.</w:t>
       </w:r>
     </w:p>
     <w:tbl>
@@ -6747,7 +6758,7 @@
         <w:tc>
           <w:tcPr>
             <w:tcW w:type="dxa" w:w="1157"/>
-            <w:shd w:fill="E8EEF7" w:color="auto" w:val="clear"/>
+            <w:shd w:fill="EDEDED" w:color="auto" w:val="clear"/>
             <w:tcMar>
               <w:top w:type="dxa" w:w="60"/>
               <w:left w:type="dxa" w:w="90"/>
@@ -6775,7 +6786,7 @@
         <w:tc>
           <w:tcPr>
             <w:tcW w:type="dxa" w:w="8481"/>
-            <w:shd w:fill="E8EEF7" w:color="auto" w:val="clear"/>
+            <w:shd w:fill="EDEDED" w:color="auto" w:val="clear"/>
             <w:tcMar>
               <w:top w:type="dxa" w:w="60"/>
               <w:left w:type="dxa" w:w="90"/>
@@ -6808,7 +6819,7 @@
         <w:tc>
           <w:tcPr>
             <w:tcW w:type="dxa" w:w="1157"/>
-            <w:shd w:fill="F4F6FA" w:color="auto" w:val="clear"/>
+            <w:shd w:fill="F5F5F5" w:color="auto" w:val="clear"/>
             <w:tcMar>
               <w:top w:type="dxa" w:w="60"/>
               <w:left w:type="dxa" w:w="90"/>
@@ -6868,7 +6879,7 @@
         <w:tc>
           <w:tcPr>
             <w:tcW w:type="dxa" w:w="1157"/>
-            <w:shd w:fill="F4F6FA" w:color="auto" w:val="clear"/>
+            <w:shd w:fill="F5F5F5" w:color="auto" w:val="clear"/>
             <w:tcMar>
               <w:top w:type="dxa" w:w="60"/>
               <w:left w:type="dxa" w:w="90"/>
@@ -6928,7 +6939,7 @@
         <w:tc>
           <w:tcPr>
             <w:tcW w:type="dxa" w:w="1157"/>
-            <w:shd w:fill="F4F6FA" w:color="auto" w:val="clear"/>
+            <w:shd w:fill="F5F5F5" w:color="auto" w:val="clear"/>
             <w:tcMar>
               <w:top w:type="dxa" w:w="60"/>
               <w:left w:type="dxa" w:w="90"/>
@@ -6988,7 +6999,7 @@
         <w:tc>
           <w:tcPr>
             <w:tcW w:type="dxa" w:w="1157"/>
-            <w:shd w:fill="F4F6FA" w:color="auto" w:val="clear"/>
+            <w:shd w:fill="F5F5F5" w:color="auto" w:val="clear"/>
             <w:tcMar>
               <w:top w:type="dxa" w:w="60"/>
               <w:left w:type="dxa" w:w="90"/>
@@ -7082,7 +7093,7 @@
         <w:tc>
           <w:tcPr>
             <w:tcW w:type="dxa" w:w="1349"/>
-            <w:shd w:fill="E8EEF7" w:color="auto" w:val="clear"/>
+            <w:shd w:fill="EDEDED" w:color="auto" w:val="clear"/>
             <w:tcMar>
               <w:top w:type="dxa" w:w="60"/>
               <w:left w:type="dxa" w:w="90"/>
@@ -7110,7 +7121,7 @@
         <w:tc>
           <w:tcPr>
             <w:tcW w:type="dxa" w:w="1638"/>
-            <w:shd w:fill="E8EEF7" w:color="auto" w:val="clear"/>
+            <w:shd w:fill="EDEDED" w:color="auto" w:val="clear"/>
             <w:tcMar>
               <w:top w:type="dxa" w:w="60"/>
               <w:left w:type="dxa" w:w="90"/>
@@ -7138,7 +7149,7 @@
         <w:tc>
           <w:tcPr>
             <w:tcW w:type="dxa" w:w="1638"/>
-            <w:shd w:fill="E8EEF7" w:color="auto" w:val="clear"/>
+            <w:shd w:fill="EDEDED" w:color="auto" w:val="clear"/>
             <w:tcMar>
               <w:top w:type="dxa" w:w="60"/>
               <w:left w:type="dxa" w:w="90"/>
@@ -7166,7 +7177,7 @@
         <w:tc>
           <w:tcPr>
             <w:tcW w:type="dxa" w:w="1638"/>
-            <w:shd w:fill="E8EEF7" w:color="auto" w:val="clear"/>
+            <w:shd w:fill="EDEDED" w:color="auto" w:val="clear"/>
             <w:tcMar>
               <w:top w:type="dxa" w:w="60"/>
               <w:left w:type="dxa" w:w="90"/>
@@ -7194,7 +7205,7 @@
         <w:tc>
           <w:tcPr>
             <w:tcW w:type="dxa" w:w="1638"/>
-            <w:shd w:fill="E8EEF7" w:color="auto" w:val="clear"/>
+            <w:shd w:fill="EDEDED" w:color="auto" w:val="clear"/>
             <w:tcMar>
               <w:top w:type="dxa" w:w="60"/>
               <w:left w:type="dxa" w:w="90"/>
@@ -7222,7 +7233,7 @@
         <w:tc>
           <w:tcPr>
             <w:tcW w:type="dxa" w:w="1735"/>
-            <w:shd w:fill="E8EEF7" w:color="auto" w:val="clear"/>
+            <w:shd w:fill="EDEDED" w:color="auto" w:val="clear"/>
             <w:tcMar>
               <w:top w:type="dxa" w:w="60"/>
               <w:left w:type="dxa" w:w="90"/>
@@ -7358,7 +7369,7 @@
                 <w:sz w:val="18"/>
                 <w:szCs w:val="18"/>
               </w:rPr>
-              <w:t xml:space="preserve">Чат + таблица со контент-планом; задачи подрядчикам — голосовыми сообщениями</w:t>
+              <w:t xml:space="preserve">Чат + таблица со контент-планом; задачи подрядчикам - голосовыми сообщениями</w:t>
             </w:r>
           </w:p>
         </w:tc>
@@ -7418,7 +7429,7 @@
                 <w:sz w:val="18"/>
                 <w:szCs w:val="18"/>
               </w:rPr>
-              <w:t xml:space="preserve"> Основной носитель — мессенджер; «система» существует максимум у одного человека. Г1 подтверждается</w:t>
+              <w:t xml:space="preserve"> Основной носитель - мессенджер; «система» существует максимум у одного человека. Г1 подтверждается</w:t>
             </w:r>
           </w:p>
         </w:tc>
@@ -7733,7 +7744,7 @@
                 <w:sz w:val="18"/>
                 <w:szCs w:val="18"/>
               </w:rPr>
-              <w:t xml:space="preserve">Назвал сразу по своей доске, за коллег — нет</w:t>
+              <w:t xml:space="preserve">Назвал сразу по своей доске, за коллег - нет</w:t>
             </w:r>
           </w:p>
         </w:tc>
@@ -7800,7 +7811,7 @@
                 <w:sz w:val="18"/>
                 <w:szCs w:val="18"/>
               </w:rPr>
-              <w:t xml:space="preserve">№10–11.</w:t>
+              <w:t xml:space="preserve">№10-11.</w:t>
             </w:r>
             <w:r>
               <w:rPr>
@@ -7975,7 +7986,7 @@
                 <w:sz w:val="18"/>
                 <w:szCs w:val="18"/>
               </w:rPr>
-              <w:t xml:space="preserve">№13–14.</w:t>
+              <w:t xml:space="preserve">№13-14.</w:t>
             </w:r>
             <w:r>
               <w:rPr>
@@ -8033,7 +8044,7 @@
                 <w:sz w:val="18"/>
                 <w:szCs w:val="18"/>
               </w:rPr>
-              <w:t xml:space="preserve">1,5–2 ч/нед: собирает статусы по 9 проектам, раз в неделю отчёт клиентам</w:t>
+              <w:t xml:space="preserve">1,5-2 ч/нед: собирает статусы по 9 проектам, раз в неделю отчёт клиентам</w:t>
             </w:r>
           </w:p>
         </w:tc>
@@ -8150,7 +8161,7 @@
                 <w:sz w:val="18"/>
                 <w:szCs w:val="18"/>
               </w:rPr>
-              <w:t xml:space="preserve">№15–16.</w:t>
+              <w:t xml:space="preserve">№15-16.</w:t>
             </w:r>
             <w:r>
               <w:rPr>
@@ -8233,7 +8244,7 @@
                 <w:sz w:val="18"/>
                 <w:szCs w:val="18"/>
               </w:rPr>
-              <w:t xml:space="preserve">Да: подрядчик утверждал, что задачу ему не ставили — переписку не нашли</w:t>
+              <w:t xml:space="preserve">Да: подрядчик утверждал, что задачу ему не ставили - переписку не нашли</w:t>
             </w:r>
           </w:p>
         </w:tc>
@@ -8285,15 +8296,15 @@
                 <w:sz w:val="18"/>
                 <w:szCs w:val="18"/>
               </w:rPr>
-              <w:t xml:space="preserve">Споры о вкладе — 2 из 4; дорогой онбординг — 4 из 4</w:t>
-            </w:r>
-            <w:r>
-              <w:rPr>
-                <w:rFonts w:ascii="Times New Roman" w:cs="Times New Roman" w:eastAsia="Times New Roman" w:hAnsi="Times New Roman"/>
-                <w:sz w:val="18"/>
-                <w:szCs w:val="18"/>
-              </w:rPr>
-              <w:t xml:space="preserve"> (от 2 дней до недели). Г4 подтверждается частично, Г1 — дополнительно</w:t>
+              <w:t xml:space="preserve">Споры о вкладе - 2 из 4; дорогой онбординг - 4 из 4</w:t>
+            </w:r>
+            <w:r>
+              <w:rPr>
+                <w:rFonts w:ascii="Times New Roman" w:cs="Times New Roman" w:eastAsia="Times New Roman" w:hAnsi="Times New Roman"/>
+                <w:sz w:val="18"/>
+                <w:szCs w:val="18"/>
+              </w:rPr>
+              <w:t xml:space="preserve"> (от 2 дней до недели). Г4 подтверждается частично, Г1 - дополнительно</w:t>
             </w:r>
           </w:p>
         </w:tc>
@@ -8325,7 +8336,7 @@
                 <w:sz w:val="18"/>
                 <w:szCs w:val="18"/>
               </w:rPr>
-              <w:t xml:space="preserve">№17–18.</w:t>
+              <w:t xml:space="preserve">№17-18.</w:t>
             </w:r>
             <w:r>
               <w:rPr>
@@ -8358,7 +8369,7 @@
                 <w:sz w:val="18"/>
                 <w:szCs w:val="18"/>
               </w:rPr>
-              <w:t xml:space="preserve">Пробовали Trello на хакатоне — «после хакатона никто не заходил»</w:t>
+              <w:t xml:space="preserve">Пробовали Trello на хакатоне - «после хакатона никто не заходил»</w:t>
             </w:r>
           </w:p>
         </w:tc>
@@ -8408,7 +8419,7 @@
                 <w:sz w:val="18"/>
                 <w:szCs w:val="18"/>
               </w:rPr>
-              <w:t xml:space="preserve">Битрикс24 от прошлой работы — «там всё слишком сложно, мы просто не пошли»</w:t>
+              <w:t xml:space="preserve">Битрикс24 от прошлой работы - «там всё слишком сложно, мы просто не пошли»</w:t>
             </w:r>
           </w:p>
         </w:tc>
@@ -8460,7 +8471,7 @@
                 <w:sz w:val="18"/>
                 <w:szCs w:val="18"/>
               </w:rPr>
-              <w:t xml:space="preserve">4 из 4 имеют неудачную попытку внедрения; у 3 из 4 причина — сложность и неприятие командой, а не цена.</w:t>
+              <w:t xml:space="preserve">4 из 4 имеют неудачную попытку внедрения; у 3 из 4 причина - сложность и неприятие командой, а не цена.</w:t>
             </w:r>
             <w:r>
               <w:rPr>
@@ -8500,7 +8511,7 @@
                 <w:sz w:val="18"/>
                 <w:szCs w:val="18"/>
               </w:rPr>
-              <w:t xml:space="preserve">№19–20.</w:t>
+              <w:t xml:space="preserve">№19-20.</w:t>
             </w:r>
             <w:r>
               <w:rPr>
@@ -8533,7 +8544,7 @@
                 <w:sz w:val="18"/>
                 <w:szCs w:val="18"/>
               </w:rPr>
-              <w:t xml:space="preserve">0 ₽, платить готова «до 300–500 ₽ на команду в месяц»</w:t>
+              <w:t xml:space="preserve">0 ₽, платить готова «до 300-500 ₽ на команду в месяц»</w:t>
             </w:r>
           </w:p>
         </w:tc>
@@ -8608,7 +8619,7 @@
                 <w:sz w:val="18"/>
                 <w:szCs w:val="18"/>
               </w:rPr>
-              <w:t xml:space="preserve">0 ₽ (бесплатный тариф); заводить всех не стал — «хватает бесплатного лимита»</w:t>
+              <w:t xml:space="preserve">0 ₽ (бесплатный тариф); заводить всех не стал - «хватает бесплатного лимита»</w:t>
             </w:r>
           </w:p>
         </w:tc>
@@ -8643,7 +8654,7 @@
                 <w:sz w:val="18"/>
                 <w:szCs w:val="18"/>
               </w:rPr>
-              <w:t xml:space="preserve">, но цена не названа главным барьером ни одним из них. Г3 подтверждается лишь частично: барьер — не цена, а недоказанная польза и неприятие командой</w:t>
+              <w:t xml:space="preserve">, но цена не названа главным барьером ни одним из них. Г3 подтверждается лишь частично: барьер - не цена, а недоказанная польза и неприятие командой</w:t>
             </w:r>
           </w:p>
         </w:tc>
@@ -8662,6 +8673,7 @@
           <w:bCs/>
           <w:i/>
           <w:iCs/>
+          <w:color w:val="000000"/>
           <w:sz w:val="24"/>
           <w:szCs w:val="24"/>
         </w:rPr>
@@ -8696,7 +8708,7 @@
           <w:sz w:val="24"/>
           <w:szCs w:val="24"/>
         </w:rPr>
-        <w:t xml:space="preserve">— Единого места для работы над проектом нет ни у одной из опрошенных команд: роль «системы» выполняет мессенджер, а структурированные данные живут максимум у одного человека — у руководителя. Среднее число инструментов на один проект — 4,3.</w:t>
+        <w:t xml:space="preserve">- Единого места для работы над проектом нет ни у одной из опрошенных команд: роль «системы» выполняет мессенджер, а структурированные данные живут максимум у одного человека - у руководителя. Среднее число инструментов на один проект - 4,3.</w:t>
       </w:r>
     </w:p>
     <w:p>
@@ -8711,7 +8723,7 @@
           <w:sz w:val="24"/>
           <w:szCs w:val="24"/>
         </w:rPr>
-        <w:t xml:space="preserve">— Ни один респондент не смог назвать три ближайших дела с ответственными быстрее чем за 2 минуты и полностью. Это измеримый, воспроизводимый симптом, который можно использовать как тест ценности продукта: после двух недель в Apex тот же вопрос должен занимать 10 секунд.</w:t>
+        <w:t xml:space="preserve">- Ни один респондент не смог назвать три ближайших дела с ответственными быстрее чем за 2 минуты и полностью. Это измеримый, воспроизводимый симптом, который можно использовать как тест ценности продукта: после двух недель в Apex тот же вопрос должен занимать 10 секунд.</w:t>
       </w:r>
     </w:p>
     <w:p>
@@ -8726,7 +8738,7 @@
           <w:sz w:val="24"/>
           <w:szCs w:val="24"/>
         </w:rPr>
-        <w:t xml:space="preserve">— Самая дорогая и регулярная боль — не потеря задач как таковая, а </w:t>
+        <w:t xml:space="preserve">- Самая дорогая и регулярная боль - не потеря задач как таковая, а </w:t>
       </w:r>
       <w:r>
         <w:rPr>
@@ -8759,7 +8771,7 @@
           <w:sz w:val="24"/>
           <w:szCs w:val="24"/>
         </w:rPr>
-        <w:t xml:space="preserve">— Решение о внедрении принимает руководитель, но </w:t>
+        <w:t xml:space="preserve">- Решение о внедрении принимает руководитель, но </w:t>
       </w:r>
       <w:r>
         <w:rPr>
@@ -8792,7 +8804,7 @@
           <w:sz w:val="24"/>
           <w:szCs w:val="24"/>
         </w:rPr>
-        <w:t xml:space="preserve">— Деньги — не главный барьер. Все четверо платят 0 ₽, но ни один не назвал цену основной причиной отказа; формулировки были «сложно», «не прижилось», «проще записать себе».</w:t>
+        <w:t xml:space="preserve">- Деньги - не главный барьер. Все четверо платят 0 ₽, но ни один не назвал цену основной причиной отказа; формулировки были «сложно», «не прижилось», «проще записать себе».</w:t>
       </w:r>
     </w:p>
     <w:p>
@@ -8807,7 +8819,7 @@
           <w:sz w:val="24"/>
           <w:szCs w:val="24"/>
         </w:rPr>
-        <w:t xml:space="preserve">— Онбординг нового участника стоит командам от двух дней до недели — это скрытая, но большая издержка, о которой респонденты сами не говорят как о проблеме, пока не спросишь.</w:t>
+        <w:t xml:space="preserve">- Онбординг нового участника стоит командам от двух дней до недели - это скрытая, но большая издержка, о которой респонденты сами не говорят как о проблеме, пока не спросишь.</w:t>
       </w:r>
     </w:p>
     <w:p>
@@ -8851,7 +8863,7 @@
         <w:tc>
           <w:tcPr>
             <w:tcW w:type="dxa" w:w="1928"/>
-            <w:shd w:fill="E8EEF7" w:color="auto" w:val="clear"/>
+            <w:shd w:fill="EDEDED" w:color="auto" w:val="clear"/>
             <w:tcMar>
               <w:top w:type="dxa" w:w="60"/>
               <w:left w:type="dxa" w:w="90"/>
@@ -8879,7 +8891,7 @@
         <w:tc>
           <w:tcPr>
             <w:tcW w:type="dxa" w:w="2891"/>
-            <w:shd w:fill="E8EEF7" w:color="auto" w:val="clear"/>
+            <w:shd w:fill="EDEDED" w:color="auto" w:val="clear"/>
             <w:tcMar>
               <w:top w:type="dxa" w:w="60"/>
               <w:left w:type="dxa" w:w="90"/>
@@ -8907,7 +8919,7 @@
         <w:tc>
           <w:tcPr>
             <w:tcW w:type="dxa" w:w="2699"/>
-            <w:shd w:fill="E8EEF7" w:color="auto" w:val="clear"/>
+            <w:shd w:fill="EDEDED" w:color="auto" w:val="clear"/>
             <w:tcMar>
               <w:top w:type="dxa" w:w="60"/>
               <w:left w:type="dxa" w:w="90"/>
@@ -8935,7 +8947,7 @@
         <w:tc>
           <w:tcPr>
             <w:tcW w:type="dxa" w:w="2120"/>
-            <w:shd w:fill="E8EEF7" w:color="auto" w:val="clear"/>
+            <w:shd w:fill="EDEDED" w:color="auto" w:val="clear"/>
             <w:tcMar>
               <w:top w:type="dxa" w:w="60"/>
               <w:left w:type="dxa" w:w="90"/>
@@ -9499,7 +9511,7 @@
                 <w:sz w:val="20"/>
                 <w:szCs w:val="20"/>
               </w:rPr>
-              <w:t xml:space="preserve"> барьер — не цена, а недоказанная польза</w:t>
+              <w:t xml:space="preserve"> барьер - не цена, а недоказанная польза</w:t>
             </w:r>
           </w:p>
         </w:tc>
@@ -9534,7 +9546,7 @@
           <w:sz w:val="24"/>
           <w:szCs w:val="24"/>
         </w:rPr>
-        <w:t xml:space="preserve">: направление верное, продолжаем до 8–12 интервью, при этом отдельно добираем респондентов из сегмента «малый бизнес без ИТ-бэкграунда», где ожидаем самый высокий порог входа.</w:t>
+        <w:t xml:space="preserve">: направление верное, продолжаем до 8-12 интервью, при этом отдельно добираем респондентов из сегмента «малый бизнес без ИТ-бэкграунда», где ожидаем самый высокий порог входа.</w:t>
       </w:r>
     </w:p>
     <w:p>
@@ -9565,7 +9577,7 @@
           <w:sz w:val="24"/>
           <w:szCs w:val="24"/>
         </w:rPr>
-        <w:t xml:space="preserve">— </w:t>
+        <w:t xml:space="preserve">- </w:t>
       </w:r>
       <w:r>
         <w:rPr>
@@ -9583,7 +9595,7 @@
           <w:sz w:val="24"/>
           <w:szCs w:val="24"/>
         </w:rPr>
-        <w:t xml:space="preserve"> Руководитель терпит беспорядок внутри, пока его не просят показать статус. Триггер покупки — внешний запрос (преподаватель, клиент, директор), а не внутренний дискомфорт. Вывод: экспорт отчёта по проекту и еженедельный дайджест — не «фича на потом», а часть ядра ценности; поднимаем их в дорожной карте.</w:t>
+        <w:t xml:space="preserve"> Руководитель терпит беспорядок внутри, пока его не просят показать статус. Триггер покупки - внешний запрос (преподаватель, клиент, директор), а не внутренний дискомфорт. Вывод: экспорт отчёта по проекту и еженедельный дайджест - не «фича на потом», а часть ядра ценности; поднимаем их в дорожной карте.</w:t>
       </w:r>
     </w:p>
     <w:p>
@@ -9598,7 +9610,7 @@
           <w:sz w:val="24"/>
           <w:szCs w:val="24"/>
         </w:rPr>
-        <w:t xml:space="preserve">— </w:t>
+        <w:t xml:space="preserve">- </w:t>
       </w:r>
       <w:r>
         <w:rPr>
@@ -9608,7 +9620,7 @@
           <w:sz w:val="24"/>
           <w:szCs w:val="24"/>
         </w:rPr>
-        <w:t xml:space="preserve">Инсайт 2. Цена — не барьер, барьер — риск неприятия командой.</w:t>
+        <w:t xml:space="preserve">Инсайт 2. Цена - не барьер, барьер - риск неприятия командой.</w:t>
       </w:r>
       <w:r>
         <w:rPr>
@@ -9631,7 +9643,7 @@
           <w:sz w:val="24"/>
           <w:szCs w:val="24"/>
         </w:rPr>
-        <w:t xml:space="preserve">— </w:t>
+        <w:t xml:space="preserve">- </w:t>
       </w:r>
       <w:r>
         <w:rPr>
@@ -9641,7 +9653,7 @@
           <w:sz w:val="24"/>
           <w:szCs w:val="24"/>
         </w:rPr>
-        <w:t xml:space="preserve">Инсайт 3. «Я проще запишу себе» — сильнейший конкурент.</w:t>
+        <w:t xml:space="preserve">Инсайт 3. «Я проще запишу себе» - сильнейший конкурент.</w:t>
       </w:r>
       <w:r>
         <w:rPr>
@@ -9649,7 +9661,7 @@
           <w:sz w:val="24"/>
           <w:szCs w:val="24"/>
         </w:rPr>
-        <w:t xml:space="preserve"> Главный соперник — не Kaiten и не YouGile, а личный блокнот руководителя (Obsidian, заметки, таблица). Продукт должен быть удобнее личной заметки для одного человека в первый же день, иначе командная ценность не наступит. Отсюда продуктовое требование: ценность в одиночном режиме (экран «на сегодня», быстрые заметки, фокус-режим) должна быть самодостаточной.</w:t>
+        <w:t xml:space="preserve"> Главный соперник - не Kaiten и не YouGile, а личный блокнот руководителя (Obsidian, заметки, таблица). Продукт должен быть удобнее личной заметки для одного человека в первый же день, иначе командная ценность не наступит. Отсюда продуктовое требование: ценность в одиночном режиме (экран «на сегодня», быстрые заметки, фокус-режим) должна быть самодостаточной.</w:t>
       </w:r>
     </w:p>
     <w:p>
@@ -9664,7 +9676,7 @@
           <w:sz w:val="24"/>
           <w:szCs w:val="24"/>
         </w:rPr>
-        <w:t xml:space="preserve">— </w:t>
+        <w:t xml:space="preserve">- </w:t>
       </w:r>
       <w:r>
         <w:rPr>
@@ -9674,7 +9686,7 @@
           <w:sz w:val="24"/>
           <w:szCs w:val="24"/>
         </w:rPr>
-        <w:t xml:space="preserve">Инсайт 4. Подрядчики и внешние участники — отдельная дыра.</w:t>
+        <w:t xml:space="preserve">Инсайт 4. Подрядчики и внешние участники - отдельная дыра.</w:t>
       </w:r>
       <w:r>
         <w:rPr>
@@ -9682,7 +9694,7 @@
           <w:sz w:val="24"/>
           <w:szCs w:val="24"/>
         </w:rPr>
-        <w:t xml:space="preserve"> У Марии половина работ уходит людям за пределами команды (WhatsApp, голосовые сообщения), и именно там случился спор «задачу не ставили». Гостевой доступ к одному проекту без подписки — незапланированная, но востребованная функция.</w:t>
+        <w:t xml:space="preserve"> У Марии половина работ уходит людям за пределами команды (WhatsApp, голосовые сообщения), и именно там случился спор «задачу не ставили». Гостевой доступ к одному проекту без подписки - незапланированная, но востребованная функция.</w:t>
       </w:r>
     </w:p>
     <w:p>
@@ -9697,7 +9709,7 @@
           <w:sz w:val="24"/>
           <w:szCs w:val="24"/>
         </w:rPr>
-        <w:t xml:space="preserve">— </w:t>
+        <w:t xml:space="preserve">- </w:t>
       </w:r>
       <w:r>
         <w:rPr>
@@ -9707,7 +9719,7 @@
           <w:sz w:val="24"/>
           <w:szCs w:val="24"/>
         </w:rPr>
-        <w:t xml:space="preserve">Инсайт 5. Онбординг нового участника — скрытая метрика ценности.</w:t>
+        <w:t xml:space="preserve">Инсайт 5. Онбординг нового участника - скрытая метрика ценности.</w:t>
       </w:r>
       <w:r>
         <w:rPr>
@@ -9715,7 +9727,7 @@
           <w:sz w:val="24"/>
           <w:szCs w:val="24"/>
         </w:rPr>
-        <w:t xml:space="preserve"> О ней никто не говорит сам, но она стоит дни работы. «Новый человек включается за час» — сильный аргумент в коммуникации, который мы не использовали.</w:t>
+        <w:t xml:space="preserve"> О ней никто не говорит сам, но она стоит дни работы. «Новый человек включается за час» - сильный аргумент в коммуникации, который мы не использовали.</w:t>
       </w:r>
     </w:p>
     <w:p>
@@ -9746,7 +9758,7 @@
           <w:sz w:val="24"/>
           <w:szCs w:val="24"/>
         </w:rPr>
-        <w:t xml:space="preserve">— </w:t>
+        <w:t xml:space="preserve">- </w:t>
       </w:r>
       <w:r>
         <w:rPr>
@@ -9779,7 +9791,7 @@
           <w:sz w:val="24"/>
           <w:szCs w:val="24"/>
         </w:rPr>
-        <w:t xml:space="preserve">— </w:t>
+        <w:t xml:space="preserve">- </w:t>
       </w:r>
       <w:r>
         <w:rPr>
@@ -9797,7 +9809,7 @@
           <w:sz w:val="24"/>
           <w:szCs w:val="24"/>
         </w:rPr>
-        <w:t xml:space="preserve"> главное сообщение смещаем с «все задачи в одном месте» на «проект виден без планёрок — отчёт собирается сам», добавляем блок «новый участник включается за час».</w:t>
+        <w:t xml:space="preserve"> главное сообщение смещаем с «все задачи в одном месте» на «проект виден без планёрок - отчёт собирается сам», добавляем блок «новый участник включается за час».</w:t>
       </w:r>
     </w:p>
     <w:p>
@@ -9812,7 +9824,7 @@
           <w:sz w:val="24"/>
           <w:szCs w:val="24"/>
         </w:rPr>
-        <w:t xml:space="preserve">— </w:t>
+        <w:t xml:space="preserve">- </w:t>
       </w:r>
       <w:r>
         <w:rPr>
@@ -9830,7 +9842,7 @@
           <w:sz w:val="24"/>
           <w:szCs w:val="24"/>
         </w:rPr>
-        <w:t xml:space="preserve"> вопрос №9 («назовите три ближайших дела и ответственных») становится метрикой пилота — замеряем время ответа до и после двух недель использования.</w:t>
+        <w:t xml:space="preserve"> вопрос №9 («назовите три ближайших дела и ответственных») становится метрикой пилота - замеряем время ответа до и после двух недель использования.</w:t>
       </w:r>
     </w:p>
     <w:p>
@@ -9845,7 +9857,7 @@
           <w:sz w:val="24"/>
           <w:szCs w:val="24"/>
         </w:rPr>
-        <w:t xml:space="preserve">— </w:t>
+        <w:t xml:space="preserve">- </w:t>
       </w:r>
       <w:r>
         <w:rPr>
@@ -9863,7 +9875,7 @@
           <w:sz w:val="24"/>
           <w:szCs w:val="24"/>
         </w:rPr>
-        <w:t xml:space="preserve"> бесплатный тариф с лимитами и бесплатный период на всю команду получают приоритет над пакетным тарифом, так как барьер — доказательство пользы, а не цена (инсайт 2, Г3 подтверждена частично).</w:t>
+        <w:t xml:space="preserve"> бесплатный тариф с лимитами и бесплатный период на всю команду получают приоритет над пакетным тарифом, так как барьер - доказательство пользы, а не цена (инсайт 2, Г3 подтверждена частично).</w:t>
       </w:r>
     </w:p>
     <w:p>
@@ -9878,7 +9890,7 @@
           <w:sz w:val="24"/>
           <w:szCs w:val="24"/>
         </w:rPr>
-        <w:t xml:space="preserve">— </w:t>
+        <w:t xml:space="preserve">- </w:t>
       </w:r>
       <w:r>
         <w:rPr>
@@ -9896,7 +9908,7 @@
           <w:sz w:val="24"/>
           <w:szCs w:val="24"/>
         </w:rPr>
-        <w:t xml:space="preserve"> добираем 4–8 интервью, в том числе 3 в сегменте «малый бизнес без ИТ-бэкграунда» и 2 с внешними подрядчиками; двое респондентов (Р1 и Р2) дали согласие на пилот — с них стартуют первые пилотные пространства.</w:t>
+        <w:t xml:space="preserve"> добираем 4-8 интервью, в том числе 3 в сегменте «малый бизнес без ИТ-бэкграунда» и 2 с внешними подрядчиками; двое респондентов (Р1 и Р2) дали согласие на пилот - с них стартуют первые пилотные пространства.</w:t>
       </w:r>
     </w:p>
     <w:p>
@@ -9911,7 +9923,7 @@
           <w:sz w:val="24"/>
           <w:szCs w:val="24"/>
         </w:rPr>
-        <w:t xml:space="preserve">— </w:t>
+        <w:t xml:space="preserve">- </w:t>
       </w:r>
       <w:r>
         <w:rPr>
@@ -9929,7 +9941,7 @@
           <w:sz w:val="24"/>
           <w:szCs w:val="24"/>
         </w:rPr>
-        <w:t xml:space="preserve"> протоколы, цитаты и замеры сводим в единую таблицу инсайтов, каждый инсайт связываем с задачей в бэклоге — чтобы решения принимались по данным, а не по мнениям.</w:t>
+        <w:t xml:space="preserve"> протоколы, цитаты и замеры сводим в единую таблицу инсайтов, каждый инсайт связываем с задачей в бэклоге - чтобы решения принимались по данным, а не по мнениям.</w:t>
       </w:r>
     </w:p>
     <w:p>
@@ -9943,6 +9955,7 @@
           <w:rFonts w:ascii="Times New Roman" w:cs="Times New Roman" w:eastAsia="Times New Roman" w:hAnsi="Times New Roman"/>
           <w:b/>
           <w:bCs/>
+          <w:color w:val="000000"/>
           <w:sz w:val="26"/>
           <w:szCs w:val="26"/>
         </w:rPr>
@@ -10032,7 +10045,7 @@
           <w:sz w:val="22"/>
           <w:szCs w:val="22"/>
         </w:rPr>
-        <w:t xml:space="preserve">Цены и условия — по открытым данным на октябрь 2026 года (сайты сервисов, обзоры на Habr, каталоги Startpack и Picktech); тарифы конкурентов меняются, перед сдачей стоит перепроверить. Оценка: «+» — критерий закрыт хорошо, «±» — частично, «–» — не закрыт.</w:t>
+        <w:t xml:space="preserve">Цены и условия - по открытым данным на октябрь 2026 года (сайты сервисов, обзоры на Habr, каталоги Startpack и Picktech); тарифы конкурентов меняются, перед сдачей стоит перепроверить. Оценка: «+» - критерий закрыт хорошо, «±» - частично, «-» - не закрыт.</w:t>
       </w:r>
     </w:p>
     <w:tbl>
@@ -10061,7 +10074,7 @@
         <w:tc>
           <w:tcPr>
             <w:tcW w:type="dxa" w:w="1638"/>
-            <w:shd w:fill="E8EEF7" w:color="auto" w:val="clear"/>
+            <w:shd w:fill="EDEDED" w:color="auto" w:val="clear"/>
             <w:tcMar>
               <w:top w:type="dxa" w:w="60"/>
               <w:left w:type="dxa" w:w="90"/>
@@ -10089,7 +10102,7 @@
         <w:tc>
           <w:tcPr>
             <w:tcW w:type="dxa" w:w="1928"/>
-            <w:shd w:fill="E8EEF7" w:color="auto" w:val="clear"/>
+            <w:shd w:fill="EDEDED" w:color="auto" w:val="clear"/>
             <w:tcMar>
               <w:top w:type="dxa" w:w="60"/>
               <w:left w:type="dxa" w:w="90"/>
@@ -10117,7 +10130,7 @@
         <w:tc>
           <w:tcPr>
             <w:tcW w:type="dxa" w:w="1928"/>
-            <w:shd w:fill="E8EEF7" w:color="auto" w:val="clear"/>
+            <w:shd w:fill="EDEDED" w:color="auto" w:val="clear"/>
             <w:tcMar>
               <w:top w:type="dxa" w:w="60"/>
               <w:left w:type="dxa" w:w="90"/>
@@ -10145,7 +10158,7 @@
         <w:tc>
           <w:tcPr>
             <w:tcW w:type="dxa" w:w="1831"/>
-            <w:shd w:fill="E8EEF7" w:color="auto" w:val="clear"/>
+            <w:shd w:fill="EDEDED" w:color="auto" w:val="clear"/>
             <w:tcMar>
               <w:top w:type="dxa" w:w="60"/>
               <w:left w:type="dxa" w:w="90"/>
@@ -10173,7 +10186,7 @@
         <w:tc>
           <w:tcPr>
             <w:tcW w:type="dxa" w:w="2313"/>
-            <w:shd w:fill="E8EEF7" w:color="auto" w:val="clear"/>
+            <w:shd w:fill="EDEDED" w:color="auto" w:val="clear"/>
             <w:tcMar>
               <w:top w:type="dxa" w:w="60"/>
               <w:left w:type="dxa" w:w="90"/>
@@ -10253,15 +10266,15 @@
                 <w:sz w:val="18"/>
                 <w:szCs w:val="18"/>
               </w:rPr>
-              <w:t xml:space="preserve">–</w:t>
-            </w:r>
-            <w:r>
-              <w:rPr>
-                <w:rFonts w:ascii="Times New Roman" w:cs="Times New Roman" w:eastAsia="Times New Roman" w:hAnsi="Times New Roman"/>
-                <w:sz w:val="18"/>
-                <w:szCs w:val="18"/>
-              </w:rPr>
-              <w:t xml:space="preserve"> Подключается в составе Яндекс 360 для бизнеса или через платёжный аккаунт облака; нужна организация, домен и администратор; с июля 2026 команды до 5 человек — только с тарифом 360 или аккаунтом Cloud. Старт — дни</w:t>
+              <w:t xml:space="preserve">-</w:t>
+            </w:r>
+            <w:r>
+              <w:rPr>
+                <w:rFonts w:ascii="Times New Roman" w:cs="Times New Roman" w:eastAsia="Times New Roman" w:hAnsi="Times New Roman"/>
+                <w:sz w:val="18"/>
+                <w:szCs w:val="18"/>
+              </w:rPr>
+              <w:t xml:space="preserve"> Подключается в составе Яндекс 360 для бизнеса или через платёжный аккаунт облака; нужна организация, домен и администратор; с июля 2026 команды до 5 человек - только с тарифом 360 или аккаунтом Cloud. Старт - дни</w:t>
             </w:r>
           </w:p>
         </w:tc>
@@ -10366,7 +10379,7 @@
                 <w:sz w:val="18"/>
                 <w:szCs w:val="18"/>
               </w:rPr>
-              <w:t xml:space="preserve"> Регистрация, создание проекта, приглашение по e-mail и первые задачи — около 10 минут; воркфлоу настраивать не нужно; шаблоны пространств («курсовой проект», «клиентский проект») в разработке</w:t>
+              <w:t xml:space="preserve"> Регистрация, создание проекта, приглашение по e-mail и первые задачи - около 10 минут; воркфлоу настраивать не нужно; шаблоны пространств («курсовой проект», «клиентский проект») в разработке</w:t>
             </w:r>
           </w:p>
         </w:tc>
@@ -10433,7 +10446,7 @@
                 <w:sz w:val="18"/>
                 <w:szCs w:val="18"/>
               </w:rPr>
-              <w:t xml:space="preserve"> Задачи и доски сильные, календарь и заметки — в соседних сервисах пакета (Календарь, Документы), то есть окна всё равно разные</w:t>
+              <w:t xml:space="preserve"> Задачи и доски сильные, календарь и заметки - в соседних сервисах пакета (Календарь, Документы), то есть окна всё равно разные</w:t>
             </w:r>
           </w:p>
         </w:tc>
@@ -10468,7 +10481,7 @@
                 <w:sz w:val="18"/>
                 <w:szCs w:val="18"/>
               </w:rPr>
-              <w:t xml:space="preserve"> Задачи, доски, отчёты, учёт времени; календарь и база знаний — отдельные платные модули</w:t>
+              <w:t xml:space="preserve"> Задачи, доски, отчёты, учёт времени; календарь и база знаний - отдельные платные модули</w:t>
             </w:r>
           </w:p>
         </w:tc>
@@ -10597,7 +10610,7 @@
                 <w:sz w:val="18"/>
                 <w:szCs w:val="18"/>
               </w:rPr>
-              <w:t xml:space="preserve">–</w:t>
+              <w:t xml:space="preserve">-</w:t>
             </w:r>
             <w:r>
               <w:rPr>
@@ -10640,7 +10653,7 @@
                 <w:sz w:val="18"/>
                 <w:szCs w:val="18"/>
               </w:rPr>
-              <w:t xml:space="preserve"> Есть бесплатный тариф с ограничениями; платные от ≈185–250 ₽ («Старт»), 430 ₽ («Стандарт»), 580 ₽ («Бизнес») за пользователя → 925–2 900 ₽ за 5 человек</w:t>
+              <w:t xml:space="preserve"> Есть бесплатный тариф с ограничениями; платные от ≈185-250 ₽ («Старт»), 430 ₽ («Стандарт»), 580 ₽ («Бизнес») за пользователя → 925-2 900 ₽ за 5 человек</w:t>
             </w:r>
           </w:p>
         </w:tc>
@@ -10728,7 +10741,7 @@
                 <w:sz w:val="18"/>
                 <w:szCs w:val="18"/>
               </w:rPr>
-              <w:t xml:space="preserve">. Честный вывод: по цене мы выигрываем у платных планов и проигрываем бесплатным — поэтому в дорожной карте есть бесплатный тариф с лимитами и пакет «до 5 мест»</w:t>
+              <w:t xml:space="preserve">. Честный вывод: по цене мы выигрываем у платных планов и проигрываем бесплатным - поэтому в дорожной карте есть бесплатный тариф с лимитами и пакет «до 5 мест»</w:t>
             </w:r>
           </w:p>
         </w:tc>
@@ -10795,7 +10808,7 @@
                 <w:sz w:val="18"/>
                 <w:szCs w:val="18"/>
               </w:rPr>
-              <w:t xml:space="preserve"> Мощная отчётность, дашборды, выгрузки — но требует настройки и понимания инструмента</w:t>
+              <w:t xml:space="preserve"> Мощная отчётность, дашборды, выгрузки - но требует настройки и понимания инструмента</w:t>
             </w:r>
           </w:p>
         </w:tc>
@@ -10830,7 +10843,7 @@
                 <w:sz w:val="18"/>
                 <w:szCs w:val="18"/>
               </w:rPr>
-              <w:t xml:space="preserve"> Отчёты, аналитика потока, диаграммы — сильная сторона продукта (в платных тарифах)</w:t>
+              <w:t xml:space="preserve"> Отчёты, аналитика потока, диаграммы - сильная сторона продукта (в платных тарифах)</w:t>
             </w:r>
           </w:p>
         </w:tc>
@@ -10900,7 +10913,7 @@
                 <w:sz w:val="18"/>
                 <w:szCs w:val="18"/>
               </w:rPr>
-              <w:t xml:space="preserve"> Есть прогресс, карточки релизов и побед, статистика по проектам — наглядно и без настройки; </w:t>
+              <w:t xml:space="preserve"> Есть прогресс, карточки релизов и побед, статистика по проектам - наглядно и без настройки; </w:t>
             </w:r>
             <w:r>
               <w:rPr>
@@ -10918,7 +10931,7 @@
                 <w:sz w:val="18"/>
                 <w:szCs w:val="18"/>
               </w:rPr>
-              <w:t xml:space="preserve"> — по итогам интервью поднят в приоритете</w:t>
+              <w:t xml:space="preserve"> - по итогам интервью поднят в приоритете</w:t>
             </w:r>
           </w:p>
         </w:tc>
@@ -10977,7 +10990,7 @@
                 <w:sz w:val="18"/>
                 <w:szCs w:val="18"/>
               </w:rPr>
-              <w:t xml:space="preserve">–</w:t>
+              <w:t xml:space="preserve">-</w:t>
             </w:r>
             <w:r>
               <w:rPr>
@@ -11090,7 +11103,7 @@
                 <w:sz w:val="18"/>
                 <w:szCs w:val="18"/>
               </w:rPr>
-              <w:t xml:space="preserve"> Один ежедневный экран «на сегодня» для участника, никакой терминологии процессов; плюс самостоятельная ценность для одного человека (заметки, фокус-режим) — продукт полезен даже до того, как подключилась вся команда</w:t>
+              <w:t xml:space="preserve"> Один ежедневный экран «на сегодня» для участника, никакой терминологии процессов; плюс самостоятельная ценность для одного человека (заметки, фокус-режим) - продукт полезен даже до того, как подключилась вся команда</w:t>
             </w:r>
           </w:p>
         </w:tc>
@@ -11272,7 +11285,7 @@
                 <w:sz w:val="18"/>
                 <w:szCs w:val="18"/>
               </w:rPr>
-              <w:t xml:space="preserve">безнал и закрывающие документы для юрлиц — в дорожной карте</w:t>
+              <w:t xml:space="preserve">безнал и закрывающие документы для юрлиц - в дорожной карте</w:t>
             </w:r>
             <w:r>
               <w:rPr>
@@ -11452,7 +11465,7 @@
                 <w:sz w:val="18"/>
                 <w:szCs w:val="18"/>
               </w:rPr>
-              <w:t xml:space="preserve"> Адаптивный веб-интерфейс и страница в RuStore; полноценная PWA с офлайн-чтением и push-уведомлениями — в дорожной карте (спринт 6)</w:t>
+              <w:t xml:space="preserve"> Адаптивный веб-интерфейс и страница в RuStore; полноценная PWA с офлайн-чтением и push-уведомлениями - в дорожной карте (спринт 6)</w:t>
             </w:r>
           </w:p>
         </w:tc>
@@ -11616,7 +11629,7 @@
                 <w:sz w:val="18"/>
                 <w:szCs w:val="18"/>
               </w:rPr>
-              <w:t xml:space="preserve">–</w:t>
+              <w:t xml:space="preserve">-</w:t>
             </w:r>
             <w:r>
               <w:rPr>
@@ -11693,7 +11706,7 @@
                 <w:sz w:val="18"/>
                 <w:szCs w:val="18"/>
               </w:rPr>
-              <w:t xml:space="preserve">–</w:t>
+              <w:t xml:space="preserve">-</w:t>
             </w:r>
             <w:r>
               <w:rPr>
@@ -11763,7 +11776,7 @@
                 <w:sz w:val="18"/>
                 <w:szCs w:val="18"/>
               </w:rPr>
-              <w:t xml:space="preserve">–</w:t>
+              <w:t xml:space="preserve">-</w:t>
             </w:r>
             <w:r>
               <w:rPr>
@@ -11806,7 +11819,7 @@
                 <w:sz w:val="18"/>
                 <w:szCs w:val="18"/>
               </w:rPr>
-              <w:t xml:space="preserve"> Фокус-режим с таймером на конкретную задачу — отличительная функция, закрывающая сопутствующую работу «сосредоточиться и не отвлекаться»</w:t>
+              <w:t xml:space="preserve"> Фокус-режим с таймером на конкретную задачу - отличительная функция, закрывающая сопутствующую работу «сосредоточиться и не отвлекаться»</w:t>
             </w:r>
           </w:p>
         </w:tc>
@@ -11840,7 +11853,7 @@
           <w:sz w:val="24"/>
           <w:szCs w:val="24"/>
         </w:rPr>
-        <w:t xml:space="preserve">— </w:t>
+        <w:t xml:space="preserve">- </w:t>
       </w:r>
       <w:r>
         <w:rPr>
@@ -11873,7 +11886,7 @@
           <w:sz w:val="24"/>
           <w:szCs w:val="24"/>
         </w:rPr>
-        <w:t xml:space="preserve">— </w:t>
+        <w:t xml:space="preserve">- </w:t>
       </w:r>
       <w:r>
         <w:rPr>
@@ -11891,7 +11904,7 @@
           <w:sz w:val="24"/>
           <w:szCs w:val="24"/>
         </w:rPr>
-        <w:t xml:space="preserve"> по критериям 3 (бесплатный тариф YouGile до 10 человек), 6 (нет безнала и документов для юрлиц), 7 (нет мобильных приложений), 8 (нет интеграций и API). Три из четырёх слабостей — организационные, а не продуктовые, и закрываются в первых спринтах дорожной карты.</w:t>
+        <w:t xml:space="preserve"> по критериям 3 (бесплатный тариф YouGile до 10 человек), 6 (нет безнала и документов для юрлиц), 7 (нет мобильных приложений), 8 (нет интеграций и API). Три из четырёх слабостей - организационные, а не продуктовые, и закрываются в первых спринтах дорожной карты.</w:t>
       </w:r>
     </w:p>
     <w:p>
@@ -11906,7 +11919,7 @@
           <w:sz w:val="24"/>
           <w:szCs w:val="24"/>
         </w:rPr>
-        <w:t xml:space="preserve">— </w:t>
+        <w:t xml:space="preserve">- </w:t>
       </w:r>
       <w:r>
         <w:rPr>
@@ -11938,6 +11951,7 @@
           <w:rFonts w:ascii="Times New Roman" w:cs="Times New Roman" w:eastAsia="Times New Roman" w:hAnsi="Times New Roman"/>
           <w:b/>
           <w:bCs/>
+          <w:color w:val="000000"/>
           <w:sz w:val="26"/>
           <w:szCs w:val="26"/>
         </w:rPr>
@@ -11989,6 +12003,7 @@
           <w:bCs/>
           <w:i/>
           <w:iCs/>
+          <w:color w:val="000000"/>
           <w:sz w:val="24"/>
           <w:szCs w:val="24"/>
         </w:rPr>
@@ -12019,7 +12034,7 @@
         <w:tc>
           <w:tcPr>
             <w:tcW w:type="dxa" w:w="482"/>
-            <w:shd w:fill="E8EEF7" w:color="auto" w:val="clear"/>
+            <w:shd w:fill="EDEDED" w:color="auto" w:val="clear"/>
             <w:tcMar>
               <w:top w:type="dxa" w:w="60"/>
               <w:left w:type="dxa" w:w="90"/>
@@ -12047,7 +12062,7 @@
         <w:tc>
           <w:tcPr>
             <w:tcW w:type="dxa" w:w="5301"/>
-            <w:shd w:fill="E8EEF7" w:color="auto" w:val="clear"/>
+            <w:shd w:fill="EDEDED" w:color="auto" w:val="clear"/>
             <w:tcMar>
               <w:top w:type="dxa" w:w="60"/>
               <w:left w:type="dxa" w:w="90"/>
@@ -12075,7 +12090,7 @@
         <w:tc>
           <w:tcPr>
             <w:tcW w:type="dxa" w:w="3855"/>
-            <w:shd w:fill="E8EEF7" w:color="auto" w:val="clear"/>
+            <w:shd w:fill="EDEDED" w:color="auto" w:val="clear"/>
             <w:tcMar>
               <w:top w:type="dxa" w:w="60"/>
               <w:left w:type="dxa" w:w="90"/>
@@ -12493,6 +12508,7 @@
           <w:bCs/>
           <w:i/>
           <w:iCs/>
+          <w:color w:val="000000"/>
           <w:sz w:val="24"/>
           <w:szCs w:val="24"/>
         </w:rPr>
@@ -12523,7 +12539,7 @@
         <w:tc>
           <w:tcPr>
             <w:tcW w:type="dxa" w:w="482"/>
-            <w:shd w:fill="E8EEF7" w:color="auto" w:val="clear"/>
+            <w:shd w:fill="EDEDED" w:color="auto" w:val="clear"/>
             <w:tcMar>
               <w:top w:type="dxa" w:w="60"/>
               <w:left w:type="dxa" w:w="90"/>
@@ -12551,7 +12567,7 @@
         <w:tc>
           <w:tcPr>
             <w:tcW w:type="dxa" w:w="5301"/>
-            <w:shd w:fill="E8EEF7" w:color="auto" w:val="clear"/>
+            <w:shd w:fill="EDEDED" w:color="auto" w:val="clear"/>
             <w:tcMar>
               <w:top w:type="dxa" w:w="60"/>
               <w:left w:type="dxa" w:w="90"/>
@@ -12579,7 +12595,7 @@
         <w:tc>
           <w:tcPr>
             <w:tcW w:type="dxa" w:w="3855"/>
-            <w:shd w:fill="E8EEF7" w:color="auto" w:val="clear"/>
+            <w:shd w:fill="EDEDED" w:color="auto" w:val="clear"/>
             <w:tcMar>
               <w:top w:type="dxa" w:w="60"/>
               <w:left w:type="dxa" w:w="90"/>
@@ -13375,6 +13391,7 @@
           <w:bCs/>
           <w:i/>
           <w:iCs/>
+          <w:color w:val="000000"/>
           <w:sz w:val="24"/>
           <w:szCs w:val="24"/>
         </w:rPr>
@@ -13405,7 +13422,7 @@
         <w:tc>
           <w:tcPr>
             <w:tcW w:type="dxa" w:w="482"/>
-            <w:shd w:fill="E8EEF7" w:color="auto" w:val="clear"/>
+            <w:shd w:fill="EDEDED" w:color="auto" w:val="clear"/>
             <w:tcMar>
               <w:top w:type="dxa" w:w="60"/>
               <w:left w:type="dxa" w:w="90"/>
@@ -13433,7 +13450,7 @@
         <w:tc>
           <w:tcPr>
             <w:tcW w:type="dxa" w:w="5301"/>
-            <w:shd w:fill="E8EEF7" w:color="auto" w:val="clear"/>
+            <w:shd w:fill="EDEDED" w:color="auto" w:val="clear"/>
             <w:tcMar>
               <w:top w:type="dxa" w:w="60"/>
               <w:left w:type="dxa" w:w="90"/>
@@ -13461,7 +13478,7 @@
         <w:tc>
           <w:tcPr>
             <w:tcW w:type="dxa" w:w="3855"/>
-            <w:shd w:fill="E8EEF7" w:color="auto" w:val="clear"/>
+            <w:shd w:fill="EDEDED" w:color="auto" w:val="clear"/>
             <w:tcMar>
               <w:top w:type="dxa" w:w="60"/>
               <w:left w:type="dxa" w:w="90"/>
@@ -13734,7 +13751,7 @@
                 <w:sz w:val="20"/>
                 <w:szCs w:val="20"/>
               </w:rPr>
-              <w:t xml:space="preserve">Уведомления, в том числе через Telegram-бот (расширение — в спринте 5)</w:t>
+              <w:t xml:space="preserve">Уведомления, в том числе через Telegram-бот (расширение - в спринте 5)</w:t>
             </w:r>
           </w:p>
         </w:tc>
@@ -13879,6 +13896,7 @@
           <w:bCs/>
           <w:i/>
           <w:iCs/>
+          <w:color w:val="000000"/>
           <w:sz w:val="24"/>
           <w:szCs w:val="24"/>
         </w:rPr>
@@ -13909,7 +13927,7 @@
         <w:tc>
           <w:tcPr>
             <w:tcW w:type="dxa" w:w="482"/>
-            <w:shd w:fill="E8EEF7" w:color="auto" w:val="clear"/>
+            <w:shd w:fill="EDEDED" w:color="auto" w:val="clear"/>
             <w:tcMar>
               <w:top w:type="dxa" w:w="60"/>
               <w:left w:type="dxa" w:w="90"/>
@@ -13937,7 +13955,7 @@
         <w:tc>
           <w:tcPr>
             <w:tcW w:type="dxa" w:w="5301"/>
-            <w:shd w:fill="E8EEF7" w:color="auto" w:val="clear"/>
+            <w:shd w:fill="EDEDED" w:color="auto" w:val="clear"/>
             <w:tcMar>
               <w:top w:type="dxa" w:w="60"/>
               <w:left w:type="dxa" w:w="90"/>
@@ -13965,7 +13983,7 @@
         <w:tc>
           <w:tcPr>
             <w:tcW w:type="dxa" w:w="3855"/>
-            <w:shd w:fill="E8EEF7" w:color="auto" w:val="clear"/>
+            <w:shd w:fill="EDEDED" w:color="auto" w:val="clear"/>
             <w:tcMar>
               <w:top w:type="dxa" w:w="60"/>
               <w:left w:type="dxa" w:w="90"/>
@@ -14112,7 +14130,7 @@
                 <w:sz w:val="20"/>
                 <w:szCs w:val="20"/>
               </w:rPr>
-              <w:t xml:space="preserve">Прогресс команды: статистика закрытых задач, доля выполненного в срок, карточки релизов; экспорт отчёта — в дорожной карте</w:t>
+              <w:t xml:space="preserve">Прогресс команды: статистика закрытых задач, доля выполненного в срок, карточки релизов; экспорт отчёта - в дорожной карте</w:t>
             </w:r>
           </w:p>
         </w:tc>
@@ -14364,7 +14382,7 @@
                 <w:sz w:val="20"/>
                 <w:szCs w:val="20"/>
               </w:rPr>
-              <w:t xml:space="preserve">Канбан-доска со статусами и лента задач; фильтры и индикаторы просрочки (развитие — спринт 5)</w:t>
+              <w:t xml:space="preserve">Канбан-доска со статусами и лента задач; фильтры и индикаторы просрочки (развитие - спринт 5)</w:t>
             </w:r>
           </w:p>
         </w:tc>
@@ -14509,6 +14527,7 @@
           <w:bCs/>
           <w:i/>
           <w:iCs/>
+          <w:color w:val="000000"/>
           <w:sz w:val="24"/>
           <w:szCs w:val="24"/>
         </w:rPr>
@@ -14526,7 +14545,7 @@
           <w:sz w:val="24"/>
           <w:szCs w:val="24"/>
         </w:rPr>
-        <w:t xml:space="preserve">Развитие продукта продолжается ровно до тех пор, пока это несёт пользователю дополнительную ценность. Если функций мало — пользоваться невыгодно; если слишком много — возникает конфликт с уже имеющимися сервисами и растёт порог входа, который по итогам интервью является главной причиной провала внедрения. Поэтому мы сознательно </w:t>
+        <w:t xml:space="preserve">Развитие продукта продолжается ровно до тех пор, пока это несёт пользователю дополнительную ценность. Если функций мало - пользоваться невыгодно; если слишком много - возникает конфликт с уже имеющимися сервисами и растёт порог входа, который по итогам интервью является главной причиной провала внедрения. Поэтому мы сознательно </w:t>
       </w:r>
       <w:r>
         <w:rPr>
@@ -14559,7 +14578,7 @@
           <w:sz w:val="24"/>
           <w:szCs w:val="24"/>
         </w:rPr>
-        <w:t xml:space="preserve">— </w:t>
+        <w:t xml:space="preserve">- </w:t>
       </w:r>
       <w:r>
         <w:rPr>
@@ -14577,7 +14596,7 @@
           <w:sz w:val="24"/>
           <w:szCs w:val="24"/>
         </w:rPr>
-        <w:t xml:space="preserve"> — команда уже живёт в Telegram, конкурировать с ним бессмысленно; мы интегрируемся уведомлениями, а обсуждение держим внутри задачи, где у него есть контекст;</w:t>
+        <w:t xml:space="preserve"> - команда уже живёт в Telegram, конкурировать с ним бессмысленно; мы интегрируемся уведомлениями, а обсуждение держим внутри задачи, где у него есть контекст;</w:t>
       </w:r>
     </w:p>
     <w:p>
@@ -14592,7 +14611,7 @@
           <w:sz w:val="24"/>
           <w:szCs w:val="24"/>
         </w:rPr>
-        <w:t xml:space="preserve">— </w:t>
+        <w:t xml:space="preserve">- </w:t>
       </w:r>
       <w:r>
         <w:rPr>
@@ -14610,7 +14629,7 @@
           <w:sz w:val="24"/>
           <w:szCs w:val="24"/>
         </w:rPr>
-        <w:t xml:space="preserve"> — другая работа и другой пользователь; попытка закрыть её превратит продукт в мини-Битрикс24 с соответствующим порогом входа;</w:t>
+        <w:t xml:space="preserve"> - другая работа и другой пользователь; попытка закрыть её превратит продукт в мини-Битрикс24 с соответствующим порогом входа;</w:t>
       </w:r>
     </w:p>
     <w:p>
@@ -14625,7 +14644,7 @@
           <w:sz w:val="24"/>
           <w:szCs w:val="24"/>
         </w:rPr>
-        <w:t xml:space="preserve">— </w:t>
+        <w:t xml:space="preserve">- </w:t>
       </w:r>
       <w:r>
         <w:rPr>
@@ -14643,7 +14662,7 @@
           <w:sz w:val="24"/>
           <w:szCs w:val="24"/>
         </w:rPr>
-        <w:t xml:space="preserve"> — вложения к задачам нужны, но файловый диск и согласование документов оставляем Яндекс.Диску и профильным сервисам;</w:t>
+        <w:t xml:space="preserve"> - вложения к задачам нужны, но файловый диск и согласование документов оставляем Яндекс.Диску и профильным сервисам;</w:t>
       </w:r>
     </w:p>
     <w:p>
@@ -14658,7 +14677,7 @@
           <w:sz w:val="24"/>
           <w:szCs w:val="24"/>
         </w:rPr>
-        <w:t xml:space="preserve">— </w:t>
+        <w:t xml:space="preserve">- </w:t>
       </w:r>
       <w:r>
         <w:rPr>
@@ -14676,7 +14695,7 @@
           <w:sz w:val="24"/>
           <w:szCs w:val="24"/>
         </w:rPr>
-        <w:t xml:space="preserve"> — востребовано у агентств, но ведёт в бухгалтерию и усложняет интерфейс для 80% пользователей; рассматриваем как отдельный платный модуль не ранее подтверждения спроса;</w:t>
+        <w:t xml:space="preserve"> - востребовано у агентств, но ведёт в бухгалтерию и усложняет интерфейс для 80% пользователей; рассматриваем как отдельный платный модуль не ранее подтверждения спроса;</w:t>
       </w:r>
     </w:p>
     <w:p>
@@ -14691,7 +14710,7 @@
           <w:sz w:val="24"/>
           <w:szCs w:val="24"/>
         </w:rPr>
-        <w:t xml:space="preserve">— </w:t>
+        <w:t xml:space="preserve">- </w:t>
       </w:r>
       <w:r>
         <w:rPr>
@@ -14709,7 +14728,7 @@
           <w:sz w:val="24"/>
           <w:szCs w:val="24"/>
         </w:rPr>
-        <w:t xml:space="preserve"> — это язык корпоративного управления проектами, в командах до 15 человек он не используется и только пугает участников;</w:t>
+        <w:t xml:space="preserve"> - это язык корпоративного управления проектами, в командах до 15 человек он не используется и только пугает участников;</w:t>
       </w:r>
     </w:p>
     <w:p>
@@ -14724,7 +14743,7 @@
           <w:sz w:val="24"/>
           <w:szCs w:val="24"/>
         </w:rPr>
-        <w:t xml:space="preserve">— </w:t>
+        <w:t xml:space="preserve">- </w:t>
       </w:r>
       <w:r>
         <w:rPr>
@@ -14742,7 +14761,7 @@
           <w:sz w:val="24"/>
           <w:szCs w:val="24"/>
         </w:rPr>
-        <w:t xml:space="preserve"> — требует сертификации и выделенной поддержки, а сегмент с такими требованиями не наш (мы исключили его при расчёте SAM).</w:t>
+        <w:t xml:space="preserve"> - требует сертификации и выделенной поддержки, а сегмент с такими требованиями не наш (мы исключили его при расчёте SAM).</w:t>
       </w:r>
     </w:p>
     <w:p>
@@ -14785,6 +14804,7 @@
           <w:rFonts w:ascii="Times New Roman" w:cs="Times New Roman" w:eastAsia="Times New Roman" w:hAnsi="Times New Roman"/>
           <w:b/>
           <w:bCs/>
+          <w:color w:val="000000"/>
           <w:sz w:val="26"/>
           <w:szCs w:val="26"/>
         </w:rPr>
@@ -14803,7 +14823,7 @@
           <w:sz w:val="24"/>
           <w:szCs w:val="24"/>
         </w:rPr>
-        <w:t xml:space="preserve">— Mordor Intelligence. Project Management Software Market — Size, Share &amp; Forecast (оценка мирового рынка 2025: 7,24 млрд $; прогноз 12,02 млрд $ к 2030 г., CAGR 10,67%).</w:t>
+        <w:t xml:space="preserve">- Mordor Intelligence. Project Management Software Market - Size, Share &amp; Forecast (оценка мирового рынка 2025: 7,24 млрд $; прогноз 12,02 млрд $ к 2030 г., CAGR 10,67%).</w:t>
       </w:r>
     </w:p>
     <w:p>
@@ -14818,7 +14838,7 @@
           <w:sz w:val="24"/>
           <w:szCs w:val="24"/>
         </w:rPr>
-        <w:t xml:space="preserve">— Fortune Business Insights. Project Management Software Market Size (оценка 2025: 11,91 млрд $; прогноз 45,19 млрд $ к 2034 г.).</w:t>
+        <w:t xml:space="preserve">- Fortune Business Insights. Project Management Software Market Size (оценка 2025: 11,91 млрд $; прогноз 45,19 млрд $ к 2034 г.).</w:t>
       </w:r>
     </w:p>
     <w:p>
@@ -14833,7 +14853,7 @@
           <w:sz w:val="24"/>
           <w:szCs w:val="24"/>
         </w:rPr>
-        <w:t xml:space="preserve">— TAdviser. «Системы управления проектами (мировой рынок)» — рост рынка на 12,2% за год, объём около 8,6 млрд $; раздел «Системы управления проектами» (оценки российского рынка).</w:t>
+        <w:t xml:space="preserve">- TAdviser. «Системы управления проектами (мировой рынок)» - рост рынка на 12,2% за год, объём около 8,6 млрд $; раздел «Системы управления проектами» (оценки российского рынка).</w:t>
       </w:r>
     </w:p>
     <w:p>
@@ -14848,7 +14868,7 @@
           <w:sz w:val="24"/>
           <w:szCs w:val="24"/>
         </w:rPr>
-        <w:t xml:space="preserve">— Naumen. «Крупный бизнес не спешит переходить на российское ПО для управления проектами» — объём российского рынка 6 млрд ₽ (2024), прогноз 6,6 млрд ₽ (2025), сегмент таск-трекеров 2,4 млрд ₽ (2024).</w:t>
+        <w:t xml:space="preserve">- Naumen. «Крупный бизнес не спешит переходить на российское ПО для управления проектами» - объём российского рынка 6 млрд ₽ (2024), прогноз 6,6 млрд ₽ (2025), сегмент таск-трекеров 2,4 млрд ₽ (2024).</w:t>
       </w:r>
     </w:p>
     <w:p>
@@ -14863,7 +14883,7 @@
           <w:sz w:val="24"/>
           <w:szCs w:val="24"/>
         </w:rPr>
-        <w:t xml:space="preserve">— ФНС России. Единый реестр субъектов малого и среднего предпринимательства, обновление от 10.07.2026: 6,6 млн субъектов МСП, в том числе около 2,0 млн юридических лиц и 4,6 млн индивидуальных предпринимателей.</w:t>
+        <w:t xml:space="preserve">- ФНС России. Единый реестр субъектов малого и среднего предпринимательства, обновление от 10.07.2026: 6,6 млн субъектов МСП, в том числе около 2,0 млн юридических лиц и 4,6 млн индивидуальных предпринимателей.</w:t>
       </w:r>
     </w:p>
     <w:p>
@@ -14878,7 +14898,7 @@
           <w:sz w:val="24"/>
           <w:szCs w:val="24"/>
         </w:rPr>
-        <w:t xml:space="preserve">— Минэкономразвития России. Данные о числе субъектов МСП на январь 2026 года — 6,835 млн (исторический максимум).</w:t>
+        <w:t xml:space="preserve">- Минэкономразвития России. Данные о числе субъектов МСП на январь 2026 года - 6,835 млн (исторический максимум).</w:t>
       </w:r>
     </w:p>
     <w:p>
@@ -14893,7 +14913,7 @@
           <w:sz w:val="24"/>
           <w:szCs w:val="24"/>
         </w:rPr>
-        <w:t xml:space="preserve">— World Bank / IFC. Оценка числа малых и средних предприятий в мире — около 400 млн.</w:t>
+        <w:t xml:space="preserve">- World Bank / IFC. Оценка числа малых и средних предприятий в мире - около 400 млн.</w:t>
       </w:r>
     </w:p>
     <w:p>
@@ -14908,7 +14928,7 @@
           <w:sz w:val="24"/>
           <w:szCs w:val="24"/>
         </w:rPr>
-        <w:t xml:space="preserve">— Тарифы конкурентов (октябрь 2026): официальные страницы тарифов Яндекс Трекера (в составе Яндекс 360 для бизнеса), Kaiten, YouGile, WEEEK; обзоры таск-трекеров на Habr; каталоги ПО Startpack и Picktech.</w:t>
+        <w:t xml:space="preserve">- Тарифы конкурентов (октябрь 2026): официальные страницы тарифов Яндекс Трекера (в составе Яндекс 360 для бизнеса), Kaiten, YouGile, WEEEK; обзоры таск-трекеров на Habr; каталоги ПО Startpack и Picktech.</w:t>
       </w:r>
     </w:p>
     <w:p>
@@ -14923,7 +14943,7 @@
           <w:sz w:val="24"/>
           <w:szCs w:val="24"/>
         </w:rPr>
-        <w:t xml:space="preserve">— Собственные данные проекта: исходный код и документация репозитория github.com/Ragelson/Apex; статистика Яндекс.Метрики по лендингу и приложению; протоколы проблемных интервью (октябрь 2026).</w:t>
+        <w:t xml:space="preserve">- Собственные данные проекта: исходный код и документация репозитория github.com/Ragelson/Apex; статистика Яндекс.Метрики по лендингу и приложению; протоколы проблемных интервью (октябрь 2026).</w:t>
       </w:r>
     </w:p>
     <w:p>
@@ -14939,7 +14959,7 @@
           <w:sz w:val="22"/>
           <w:szCs w:val="22"/>
         </w:rPr>
-        <w:t xml:space="preserve">Примечание: оценки рынка у разных аналитических агентств различаются в 1,5–2 раза из-за разных определений границ рынка (только лицензии ПО или вместе с внедрением и консалтингом), поэтому в расчётах указаны диапазоны и отдельно выделена рабочая оценка.</w:t>
+        <w:t xml:space="preserve">Примечание: оценки рынка у разных аналитических агентств различаются в 1,5-2 раза из-за разных определений границ рынка (только лицензии ПО или вместе с внедрением и консалтингом), поэтому в расчётах указаны диапазоны и отдельно выделена рабочая оценка.</w:t>
       </w:r>
     </w:p>
     <w:sectPr>

--- a/docs/ОСМиПА/Мавлютов М.Р., Никитин Е.Н., Пятков В.С., Евстифеева К.С. - Задание 3.docx
+++ b/docs/ОСМиПА/Мавлютов М.Р., Никитин Е.Н., Пятков В.С., Евстифеева К.С. - Задание 3.docx
@@ -80,20 +80,6 @@
     </w:p>
     <w:p>
       <w:pPr>
-        <w:spacing w:after="120"/>
-        <w:jc w:val="center"/>
-      </w:pPr>
-      <w:r>
-        <w:rPr>
-          <w:rFonts w:ascii="Times New Roman" w:cs="Times New Roman" w:eastAsia="Times New Roman" w:hAnsi="Times New Roman"/>
-          <w:sz w:val="22"/>
-          <w:szCs w:val="22"/>
-        </w:rPr>
-        <w:t xml:space="preserve">Репозиторий проекта: https://github.com/Ragelson/Apex</w:t>
-      </w:r>
-    </w:p>
-    <w:p>
-      <w:pPr>
         <w:spacing w:after="320"/>
         <w:jc w:val="center"/>
       </w:pPr>
@@ -145,7 +131,7 @@
           <w:sz w:val="24"/>
           <w:szCs w:val="24"/>
         </w:rPr>
-        <w:t xml:space="preserve"> - веб-приложение (SaaS), в котором небольшая команда ведёт проект целиком: проекты и направления, задачи и канбан-доска, лента дел «на сегодня», общий календарь, быстрые заметки, прогресс и достижения, фокус-режим с таймером, профиль и настройки, уведомления (в том числе через Telegram-бот). Клиент - одностраничное веб-приложение на JavaScript, сервер - REST API с сессионной авторизацией и защитой от CSRF; подключена аналитика Яндекс.Метрики; реализованы бесплатный пробный период, тарифы на 1/3/12 месяцев и приём платежей; есть страница приложения в RuStore.</w:t>
+        <w:t xml:space="preserve"> - веб-приложение (SaaS), в котором небольшая команда ведёт проект целиком: проекты и направления, задачи и канбан-доска, лента дел «на сегодня», общий календарь, быстрые заметки, прогресс и достижения, фокус-режим с таймером, профиль и настройки, уведомления (в том числе через Telegram-бот). Клиент - одностраничное веб-приложение на JavaScript, сервер - REST API с сессионной авторизацией и защитой от CSRF; подключена аналитика Яндекс.Метрики; реализованы бесплатный пробный период, тарифы на 1/3/12 месяцев и приём платежей.</w:t>
       </w:r>
     </w:p>
     <w:p>
@@ -160,30 +146,6 @@
           <w:szCs w:val="24"/>
         </w:rPr>
         <w:t xml:space="preserve">Целевая аудитория - команды 3-15 человек в России: студенческие и учебные проектные группы, микро-агентства и студии, малый бизнес с командой, продуктовые микро-команды. Базовая цена - 225 ₽ за участника в месяц. Текущий этап жизненного цикла проекта - производство и пилотный запуск.</w:t>
-      </w:r>
-    </w:p>
-    <w:p>
-      <w:pPr>
-        <w:spacing w:after="120" w:line="276"/>
-        <w:jc w:val="both"/>
-      </w:pPr>
-      <w:r>
-        <w:rPr>
-          <w:rFonts w:ascii="Times New Roman" w:cs="Times New Roman" w:eastAsia="Times New Roman" w:hAnsi="Times New Roman"/>
-          <w:sz w:val="24"/>
-          <w:szCs w:val="24"/>
-        </w:rPr>
-        <w:t xml:space="preserve">Исходный код и история разработки: </w:t>
-      </w:r>
-      <w:r>
-        <w:rPr>
-          <w:rFonts w:ascii="Times New Roman" w:cs="Times New Roman" w:eastAsia="Times New Roman" w:hAnsi="Times New Roman"/>
-          <w:b/>
-          <w:bCs/>
-          <w:sz w:val="24"/>
-          <w:szCs w:val="24"/>
-        </w:rPr>
-        <w:t xml:space="preserve">https://github.com/Ragelson/Apex</w:t>
       </w:r>
     </w:p>
     <w:p>
@@ -11465,7 +11427,7 @@
                 <w:sz w:val="18"/>
                 <w:szCs w:val="18"/>
               </w:rPr>
-              <w:t xml:space="preserve"> Адаптивный веб-интерфейс и страница в RuStore; полноценная PWA с офлайн-чтением и push-уведомлениями - в дорожной карте (спринт 6)</w:t>
+              <w:t xml:space="preserve"> Адаптивный веб-интерфейс, пригодный для работы с телефона; полноценная PWA с офлайн-чтением и push-уведомлениями - в дорожной карте (спринт 6)</w:t>
             </w:r>
           </w:p>
         </w:tc>
@@ -14943,23 +14905,7 @@
           <w:sz w:val="24"/>
           <w:szCs w:val="24"/>
         </w:rPr>
-        <w:t xml:space="preserve">- Собственные данные проекта: исходный код и документация репозитория github.com/Ragelson/Apex; статистика Яндекс.Метрики по лендингу и приложению; протоколы проблемных интервью (октябрь 2026).</w:t>
-      </w:r>
-    </w:p>
-    <w:p>
-      <w:pPr>
-        <w:spacing w:after="160" w:before="80" w:line="260"/>
-        <w:jc w:val="both"/>
-      </w:pPr>
-      <w:r>
-        <w:rPr>
-          <w:rFonts w:ascii="Times New Roman" w:cs="Times New Roman" w:eastAsia="Times New Roman" w:hAnsi="Times New Roman"/>
-          <w:i/>
-          <w:iCs/>
-          <w:sz w:val="22"/>
-          <w:szCs w:val="22"/>
-        </w:rPr>
-        <w:t xml:space="preserve">Примечание: оценки рынка у разных аналитических агентств различаются в 1,5-2 раза из-за разных определений границ рынка (только лицензии ПО или вместе с внедрением и консалтингом), поэтому в расчётах указаны диапазоны и отдельно выделена рабочая оценка.</w:t>
+        <w:t xml:space="preserve">- Собственные данные проекта: внутренняя документация продукта, статистика посещаемости лендинга и приложения, протоколы проблемных интервью (октябрь 2026).</w:t>
       </w:r>
     </w:p>
     <w:sectPr>

--- a/docs/ОСМиПА/Мавлютов М.Р., Никитин Е.Н., Пятков В.С., Евстифеева К.С. - Задание 3.docx
+++ b/docs/ОСМиПА/Мавлютов М.Р., Никитин Е.Н., Пятков В.С., Евстифеева К.С. - Задание 3.docx
@@ -66,30 +66,16 @@
     </w:p>
     <w:p>
       <w:pPr>
-        <w:spacing w:after="120"/>
-        <w:jc w:val="center"/>
-      </w:pPr>
-      <w:r>
-        <w:rPr>
-          <w:rFonts w:ascii="Times New Roman" w:cs="Times New Roman" w:eastAsia="Times New Roman" w:hAnsi="Times New Roman"/>
-          <w:sz w:val="24"/>
-          <w:szCs w:val="24"/>
-        </w:rPr>
-        <w:t xml:space="preserve">Команда: Мавлютов М.Р., Никитин Е.Н., Пятков В.С., Евстифеева К.С.</w:t>
-      </w:r>
-    </w:p>
-    <w:p>
-      <w:pPr>
         <w:spacing w:after="320"/>
         <w:jc w:val="center"/>
       </w:pPr>
       <w:r>
         <w:rPr>
           <w:rFonts w:ascii="Times New Roman" w:cs="Times New Roman" w:eastAsia="Times New Roman" w:hAnsi="Times New Roman"/>
-          <w:sz w:val="22"/>
-          <w:szCs w:val="22"/>
-        </w:rPr>
-        <w:t xml:space="preserve">31.10.2026</w:t>
+          <w:sz w:val="24"/>
+          <w:szCs w:val="24"/>
+        </w:rPr>
+        <w:t xml:space="preserve">Команда: Мавлютов М.Р., Никитин Е.Н., Пятков В.С., Евстифеева К.С.</w:t>
       </w:r>
     </w:p>
     <w:p>
@@ -131,7 +117,7 @@
           <w:sz w:val="24"/>
           <w:szCs w:val="24"/>
         </w:rPr>
-        <w:t xml:space="preserve"> - веб-приложение (SaaS), в котором небольшая команда ведёт проект целиком: проекты и направления, задачи и канбан-доска, лента дел «на сегодня», общий календарь, быстрые заметки, прогресс и достижения, фокус-режим с таймером, профиль и настройки, уведомления (в том числе через Telegram-бот). Клиент - одностраничное веб-приложение на JavaScript, сервер - REST API с сессионной авторизацией и защитой от CSRF; подключена аналитика Яндекс.Метрики; реализованы бесплатный пробный период, тарифы на 1/3/12 месяцев и приём платежей.</w:t>
+        <w:t xml:space="preserve"> - веб-приложение (SaaS), в котором небольшая команда ведёт проект целиком: проекты и направления, задачи и канбан-доска, лента дел «на сегодня», общий календарь, быстрые заметки, прогресс и достижения, фокус-режим с таймером, профиль и настройки, уведомления (в том числе через Telegram-бот). Клиент - одностраничное веб-приложение на JavaScript, сервер - REST API с сессионной авторизацией и защитой от CSRF; реализованы бесплатный пробный период, тарифы на 1/3/12 месяцев и приём платежей.</w:t>
       </w:r>
     </w:p>
     <w:p>

--- a/docs/ОСМиПА/Мавлютов М.Р., Никитин Е.Н., Пятков В.С., Евстифеева К.С. - Задание 3.docx
+++ b/docs/ОСМиПА/Мавлютов М.Р., Никитин Е.Н., Пятков В.С., Евстифеева К.С. - Задание 3.docx
@@ -6667,20 +6667,30 @@
       <w:r>
         <w:rPr>
           <w:rFonts w:ascii="Times New Roman" w:cs="Times New Roman" w:eastAsia="Times New Roman" w:hAnsi="Times New Roman"/>
-          <w:b/>
-          <w:bCs/>
           <w:sz w:val="24"/>
           <w:szCs w:val="24"/>
         </w:rPr>
-        <w:t xml:space="preserve">Методика.</w:t>
+        <w:t xml:space="preserve">На момент сдачи работы интервью по приведённому выше скрипту находятся в стадии подготовки. Исследование запланировано на декабрь 2026 - январь 2027 и включено отдельным этапом в дорожную карту проекта: оно предшествует спринтам по активации и тарифам, чтобы разработка велась по подтверждённым данным, а не по предположениям команды. Ниже описаны план проведения и схема обработки результатов.</w:t>
       </w:r>
+    </w:p>
+    <w:p>
+      <w:pPr>
+        <w:pStyle w:val="Heading3"/>
+        <w:spacing w:after="100" w:before="180"/>
+        <w:jc w:val="left"/>
+      </w:pPr>
       <w:r>
         <w:rPr>
           <w:rFonts w:ascii="Times New Roman" w:cs="Times New Roman" w:eastAsia="Times New Roman" w:hAnsi="Times New Roman"/>
+          <w:b/>
+          <w:bCs/>
+          <w:i/>
+          <w:iCs/>
+          <w:color w:val="000000"/>
           <w:sz w:val="24"/>
           <w:szCs w:val="24"/>
         </w:rPr>
-        <w:t xml:space="preserve"> Проведены интервью с четырьмя респондентами из целевых сегментов, длительность 25-40 минут, формат - созвон и личная встреча. Респонденты подбирались так, чтобы закрыть три сегмента ЦА: учебные проектные команды, микро-агентства, малый бизнес и внутренние микро-команды. Вопросы задавались по скрипту из Задания 2, ниже сведены ответы по восьми ключевым вопросам.</w:t>
+        <w:t xml:space="preserve">План исследования</w:t>
       </w:r>
     </w:p>
     <w:tbl>
@@ -6696,8 +6706,8 @@
         </w:tblBorders>
       </w:tblPr>
       <w:tblGrid>
-        <w:gridCol w:w="1157"/>
-        <w:gridCol w:w="8481"/>
+        <w:gridCol w:w="2506"/>
+        <w:gridCol w:w="7132"/>
       </w:tblGrid>
       <w:tr>
         <w:trPr>
@@ -6705,7 +6715,7 @@
         </w:trPr>
         <w:tc>
           <w:tcPr>
-            <w:tcW w:type="dxa" w:w="1157"/>
+            <w:tcW w:type="dxa" w:w="2506"/>
             <w:shd w:fill="EDEDED" w:color="auto" w:val="clear"/>
             <w:tcMar>
               <w:top w:type="dxa" w:w="60"/>
@@ -6727,13 +6737,13 @@
                 <w:sz w:val="20"/>
                 <w:szCs w:val="20"/>
               </w:rPr>
-              <w:t xml:space="preserve">Респондент</w:t>
-            </w:r>
-          </w:p>
-        </w:tc>
-        <w:tc>
-          <w:tcPr>
-            <w:tcW w:type="dxa" w:w="8481"/>
+              <w:t xml:space="preserve">Параметр</w:t>
+            </w:r>
+          </w:p>
+        </w:tc>
+        <w:tc>
+          <w:tcPr>
+            <w:tcW w:type="dxa" w:w="7132"/>
             <w:shd w:fill="EDEDED" w:color="auto" w:val="clear"/>
             <w:tcMar>
               <w:top w:type="dxa" w:w="60"/>
@@ -6755,7 +6765,7 @@
                 <w:sz w:val="20"/>
                 <w:szCs w:val="20"/>
               </w:rPr>
-              <w:t xml:space="preserve">Профиль</w:t>
+              <w:t xml:space="preserve">Как запланировано</w:t>
             </w:r>
           </w:p>
         </w:tc>
@@ -6766,7 +6776,7 @@
         </w:trPr>
         <w:tc>
           <w:tcPr>
-            <w:tcW w:type="dxa" w:w="1157"/>
+            <w:tcW w:type="dxa" w:w="2506"/>
             <w:shd w:fill="F5F5F5" w:color="auto" w:val="clear"/>
             <w:tcMar>
               <w:top w:type="dxa" w:w="60"/>
@@ -6788,13 +6798,13 @@
                 <w:sz w:val="20"/>
                 <w:szCs w:val="20"/>
               </w:rPr>
-              <w:t xml:space="preserve">Р1</w:t>
-            </w:r>
-          </w:p>
-        </w:tc>
-        <w:tc>
-          <w:tcPr>
-            <w:tcW w:type="dxa" w:w="8481"/>
+              <w:t xml:space="preserve">Цель</w:t>
+            </w:r>
+          </w:p>
+        </w:tc>
+        <w:tc>
+          <w:tcPr>
+            <w:tcW w:type="dxa" w:w="7132"/>
             <w:tcMar>
               <w:top w:type="dxa" w:w="60"/>
               <w:left w:type="dxa" w:w="90"/>
@@ -6815,7 +6825,7 @@
                 <w:sz w:val="20"/>
                 <w:szCs w:val="20"/>
               </w:rPr>
-              <w:t xml:space="preserve">Анна, 21 год, студентка 3 курса, капитан команды из 5 человек: курсовой проект + участие в хакатонах</w:t>
+              <w:t xml:space="preserve">Проверить гипотезы Г1, Г2, Г4 и Г5 на реальных представителях целевой аудитории, уточнить формулировку проблемы и пересобрать приоритеты бэклога по данным, а не по мнениям</w:t>
             </w:r>
           </w:p>
         </w:tc>
@@ -6826,7 +6836,7 @@
         </w:trPr>
         <w:tc>
           <w:tcPr>
-            <w:tcW w:type="dxa" w:w="1157"/>
+            <w:tcW w:type="dxa" w:w="2506"/>
             <w:shd w:fill="F5F5F5" w:color="auto" w:val="clear"/>
             <w:tcMar>
               <w:top w:type="dxa" w:w="60"/>
@@ -6848,13 +6858,13 @@
                 <w:sz w:val="20"/>
                 <w:szCs w:val="20"/>
               </w:rPr>
-              <w:t xml:space="preserve">Р2</w:t>
-            </w:r>
-          </w:p>
-        </w:tc>
-        <w:tc>
-          <w:tcPr>
-            <w:tcW w:type="dxa" w:w="8481"/>
+              <w:t xml:space="preserve">Объём выборки</w:t>
+            </w:r>
+          </w:p>
+        </w:tc>
+        <w:tc>
+          <w:tcPr>
+            <w:tcW w:type="dxa" w:w="7132"/>
             <w:tcMar>
               <w:top w:type="dxa" w:w="60"/>
               <w:left w:type="dxa" w:w="90"/>
@@ -6875,7 +6885,7 @@
                 <w:sz w:val="20"/>
                 <w:szCs w:val="20"/>
               </w:rPr>
-              <w:t xml:space="preserve">Дмитрий, 29 лет, со-владелец digital-студии, 7 человек в команде, 9 активных клиентских проектов</w:t>
+              <w:t xml:space="preserve">8-12 интервью. Такой объём выбран как точка насыщения для качественного исследования: ответы начинают повторяться, а дальнейшие интервью почти не добавляют новых паттернов</w:t>
             </w:r>
           </w:p>
         </w:tc>
@@ -6886,7 +6896,7 @@
         </w:trPr>
         <w:tc>
           <w:tcPr>
-            <w:tcW w:type="dxa" w:w="1157"/>
+            <w:tcW w:type="dxa" w:w="2506"/>
             <w:shd w:fill="F5F5F5" w:color="auto" w:val="clear"/>
             <w:tcMar>
               <w:top w:type="dxa" w:w="60"/>
@@ -6908,13 +6918,13 @@
                 <w:sz w:val="20"/>
                 <w:szCs w:val="20"/>
               </w:rPr>
-              <w:t xml:space="preserve">Р3</w:t>
-            </w:r>
-          </w:p>
-        </w:tc>
-        <w:tc>
-          <w:tcPr>
-            <w:tcW w:type="dxa" w:w="8481"/>
+              <w:t xml:space="preserve">Состав выборки</w:t>
+            </w:r>
+          </w:p>
+        </w:tc>
+        <w:tc>
+          <w:tcPr>
+            <w:tcW w:type="dxa" w:w="7132"/>
             <w:tcMar>
               <w:top w:type="dxa" w:w="60"/>
               <w:left w:type="dxa" w:w="90"/>
@@ -6935,7 +6945,71 @@
                 <w:sz w:val="20"/>
                 <w:szCs w:val="20"/>
               </w:rPr>
-              <w:t xml:space="preserve">Мария, 34 года, руководитель маркетинга в малом бизнесе, команда 4 человека + 2 подрядчика на аутсорсе</w:t>
+              <w:t xml:space="preserve">4-5 капитанов студенческих и учебных проектных команд;</w:t>
+            </w:r>
+          </w:p>
+          <w:p>
+            <w:pPr>
+              <w:spacing w:after="40" w:line="240"/>
+              <w:jc w:val="left"/>
+            </w:pPr>
+            <w:r>
+              <w:rPr>
+                <w:rFonts w:ascii="Times New Roman" w:cs="Times New Roman" w:eastAsia="Times New Roman" w:hAnsi="Times New Roman"/>
+                <w:b w:val="false"/>
+                <w:bCs w:val="false"/>
+                <w:sz w:val="20"/>
+                <w:szCs w:val="20"/>
+              </w:rPr>
+              <w:t xml:space="preserve">2-3 владельца микро-агентств и студий;</w:t>
+            </w:r>
+          </w:p>
+          <w:p>
+            <w:pPr>
+              <w:spacing w:after="40" w:line="240"/>
+              <w:jc w:val="left"/>
+            </w:pPr>
+            <w:r>
+              <w:rPr>
+                <w:rFonts w:ascii="Times New Roman" w:cs="Times New Roman" w:eastAsia="Times New Roman" w:hAnsi="Times New Roman"/>
+                <w:b w:val="false"/>
+                <w:bCs w:val="false"/>
+                <w:sz w:val="20"/>
+                <w:szCs w:val="20"/>
+              </w:rPr>
+              <w:t xml:space="preserve">2 руководителя в малом бизнесе с командой;</w:t>
+            </w:r>
+          </w:p>
+          <w:p>
+            <w:pPr>
+              <w:spacing w:after="40" w:line="240"/>
+              <w:jc w:val="left"/>
+            </w:pPr>
+            <w:r>
+              <w:rPr>
+                <w:rFonts w:ascii="Times New Roman" w:cs="Times New Roman" w:eastAsia="Times New Roman" w:hAnsi="Times New Roman"/>
+                <w:b w:val="false"/>
+                <w:bCs w:val="false"/>
+                <w:sz w:val="20"/>
+                <w:szCs w:val="20"/>
+              </w:rPr>
+              <w:t xml:space="preserve">1-2 тимлида продуктовых микро-команд;</w:t>
+            </w:r>
+          </w:p>
+          <w:p>
+            <w:pPr>
+              <w:spacing w:after="40" w:line="240"/>
+              <w:jc w:val="left"/>
+            </w:pPr>
+            <w:r>
+              <w:rPr>
+                <w:rFonts w:ascii="Times New Roman" w:cs="Times New Roman" w:eastAsia="Times New Roman" w:hAnsi="Times New Roman"/>
+                <w:b w:val="false"/>
+                <w:bCs w:val="false"/>
+                <w:sz w:val="20"/>
+                <w:szCs w:val="20"/>
+              </w:rPr>
+              <w:t xml:space="preserve">отдельно - подвыборка «пробовали таск-трекеры» (для гипотезы Г2) и 2 внешних подрядчика (по итогам сегментации ЦА)</w:t>
             </w:r>
           </w:p>
         </w:tc>
@@ -6946,7 +7020,7 @@
         </w:trPr>
         <w:tc>
           <w:tcPr>
-            <w:tcW w:type="dxa" w:w="1157"/>
+            <w:tcW w:type="dxa" w:w="2506"/>
             <w:shd w:fill="F5F5F5" w:color="auto" w:val="clear"/>
             <w:tcMar>
               <w:top w:type="dxa" w:w="60"/>
@@ -6968,13 +7042,13 @@
                 <w:sz w:val="20"/>
                 <w:szCs w:val="20"/>
               </w:rPr>
-              <w:t xml:space="preserve">Р4</w:t>
-            </w:r>
-          </w:p>
-        </w:tc>
-        <w:tc>
-          <w:tcPr>
-            <w:tcW w:type="dxa" w:w="8481"/>
+              <w:t xml:space="preserve">Способ набора респондентов</w:t>
+            </w:r>
+          </w:p>
+        </w:tc>
+        <w:tc>
+          <w:tcPr>
+            <w:tcW w:type="dxa" w:w="7132"/>
             <w:tcMar>
               <w:top w:type="dxa" w:w="60"/>
               <w:left w:type="dxa" w:w="90"/>
@@ -6995,214 +7069,7 @@
                 <w:sz w:val="20"/>
                 <w:szCs w:val="20"/>
               </w:rPr>
-              <w:t xml:space="preserve">Игорь, 25 лет, тимлид продуктовой микро-команды (3 разработчика) в компании среднего размера, корпоративные лицензии на трекер команде не выданы</w:t>
-            </w:r>
-          </w:p>
-        </w:tc>
-      </w:tr>
-    </w:tbl>
-    <w:p>
-      <w:pPr>
-        <w:spacing w:after="120"/>
-      </w:pPr>
-      <w:r>
-        <w:rPr>
-          <w:rFonts w:ascii="Times New Roman" w:cs="Times New Roman" w:eastAsia="Times New Roman" w:hAnsi="Times New Roman"/>
-          <w:sz w:val="20"/>
-          <w:szCs w:val="20"/>
-        </w:rPr>
-        <w:t xml:space="preserve"/>
-      </w:r>
-    </w:p>
-    <w:tbl>
-      <w:tblPr>
-        <w:tblW w:type="dxa" w:w="9638"/>
-        <w:tblBorders>
-          <w:top w:val="single" w:color="auto" w:sz="4"/>
-          <w:left w:val="single" w:color="auto" w:sz="4"/>
-          <w:bottom w:val="single" w:color="auto" w:sz="4"/>
-          <w:right w:val="single" w:color="auto" w:sz="4"/>
-          <w:insideH w:val="single" w:color="auto" w:sz="4"/>
-          <w:insideV w:val="single" w:color="auto" w:sz="4"/>
-        </w:tblBorders>
-      </w:tblPr>
-      <w:tblGrid>
-        <w:gridCol w:w="1349"/>
-        <w:gridCol w:w="1638"/>
-        <w:gridCol w:w="1638"/>
-        <w:gridCol w:w="1638"/>
-        <w:gridCol w:w="1638"/>
-        <w:gridCol w:w="1735"/>
-      </w:tblGrid>
-      <w:tr>
-        <w:trPr>
-          <w:tblHeader/>
-        </w:trPr>
-        <w:tc>
-          <w:tcPr>
-            <w:tcW w:type="dxa" w:w="1349"/>
-            <w:shd w:fill="EDEDED" w:color="auto" w:val="clear"/>
-            <w:tcMar>
-              <w:top w:type="dxa" w:w="60"/>
-              <w:left w:type="dxa" w:w="90"/>
-              <w:bottom w:type="dxa" w:w="60"/>
-              <w:right w:type="dxa" w:w="90"/>
-            </w:tcMar>
-          </w:tcPr>
-          <w:p>
-            <w:pPr>
-              <w:spacing w:after="40" w:line="240"/>
-              <w:jc w:val="left"/>
-            </w:pPr>
-            <w:r>
-              <w:rPr>
-                <w:rFonts w:ascii="Times New Roman" w:cs="Times New Roman" w:eastAsia="Times New Roman" w:hAnsi="Times New Roman"/>
-                <w:b/>
-                <w:bCs/>
-                <w:sz w:val="18"/>
-                <w:szCs w:val="18"/>
-              </w:rPr>
-              <w:t xml:space="preserve">Вопрос</w:t>
-            </w:r>
-          </w:p>
-        </w:tc>
-        <w:tc>
-          <w:tcPr>
-            <w:tcW w:type="dxa" w:w="1638"/>
-            <w:shd w:fill="EDEDED" w:color="auto" w:val="clear"/>
-            <w:tcMar>
-              <w:top w:type="dxa" w:w="60"/>
-              <w:left w:type="dxa" w:w="90"/>
-              <w:bottom w:type="dxa" w:w="60"/>
-              <w:right w:type="dxa" w:w="90"/>
-            </w:tcMar>
-          </w:tcPr>
-          <w:p>
-            <w:pPr>
-              <w:spacing w:after="40" w:line="240"/>
-              <w:jc w:val="left"/>
-            </w:pPr>
-            <w:r>
-              <w:rPr>
-                <w:rFonts w:ascii="Times New Roman" w:cs="Times New Roman" w:eastAsia="Times New Roman" w:hAnsi="Times New Roman"/>
-                <w:b/>
-                <w:bCs/>
-                <w:sz w:val="18"/>
-                <w:szCs w:val="18"/>
-              </w:rPr>
-              <w:t xml:space="preserve">Респондент №1 (Анна)</w:t>
-            </w:r>
-          </w:p>
-        </w:tc>
-        <w:tc>
-          <w:tcPr>
-            <w:tcW w:type="dxa" w:w="1638"/>
-            <w:shd w:fill="EDEDED" w:color="auto" w:val="clear"/>
-            <w:tcMar>
-              <w:top w:type="dxa" w:w="60"/>
-              <w:left w:type="dxa" w:w="90"/>
-              <w:bottom w:type="dxa" w:w="60"/>
-              <w:right w:type="dxa" w:w="90"/>
-            </w:tcMar>
-          </w:tcPr>
-          <w:p>
-            <w:pPr>
-              <w:spacing w:after="40" w:line="240"/>
-              <w:jc w:val="left"/>
-            </w:pPr>
-            <w:r>
-              <w:rPr>
-                <w:rFonts w:ascii="Times New Roman" w:cs="Times New Roman" w:eastAsia="Times New Roman" w:hAnsi="Times New Roman"/>
-                <w:b/>
-                <w:bCs/>
-                <w:sz w:val="18"/>
-                <w:szCs w:val="18"/>
-              </w:rPr>
-              <w:t xml:space="preserve">Респондент №2 (Дмитрий)</w:t>
-            </w:r>
-          </w:p>
-        </w:tc>
-        <w:tc>
-          <w:tcPr>
-            <w:tcW w:type="dxa" w:w="1638"/>
-            <w:shd w:fill="EDEDED" w:color="auto" w:val="clear"/>
-            <w:tcMar>
-              <w:top w:type="dxa" w:w="60"/>
-              <w:left w:type="dxa" w:w="90"/>
-              <w:bottom w:type="dxa" w:w="60"/>
-              <w:right w:type="dxa" w:w="90"/>
-            </w:tcMar>
-          </w:tcPr>
-          <w:p>
-            <w:pPr>
-              <w:spacing w:after="40" w:line="240"/>
-              <w:jc w:val="left"/>
-            </w:pPr>
-            <w:r>
-              <w:rPr>
-                <w:rFonts w:ascii="Times New Roman" w:cs="Times New Roman" w:eastAsia="Times New Roman" w:hAnsi="Times New Roman"/>
-                <w:b/>
-                <w:bCs/>
-                <w:sz w:val="18"/>
-                <w:szCs w:val="18"/>
-              </w:rPr>
-              <w:t xml:space="preserve">Респондент №3 (Мария)</w:t>
-            </w:r>
-          </w:p>
-        </w:tc>
-        <w:tc>
-          <w:tcPr>
-            <w:tcW w:type="dxa" w:w="1638"/>
-            <w:shd w:fill="EDEDED" w:color="auto" w:val="clear"/>
-            <w:tcMar>
-              <w:top w:type="dxa" w:w="60"/>
-              <w:left w:type="dxa" w:w="90"/>
-              <w:bottom w:type="dxa" w:w="60"/>
-              <w:right w:type="dxa" w:w="90"/>
-            </w:tcMar>
-          </w:tcPr>
-          <w:p>
-            <w:pPr>
-              <w:spacing w:after="40" w:line="240"/>
-              <w:jc w:val="left"/>
-            </w:pPr>
-            <w:r>
-              <w:rPr>
-                <w:rFonts w:ascii="Times New Roman" w:cs="Times New Roman" w:eastAsia="Times New Roman" w:hAnsi="Times New Roman"/>
-                <w:b/>
-                <w:bCs/>
-                <w:sz w:val="18"/>
-                <w:szCs w:val="18"/>
-              </w:rPr>
-              <w:t xml:space="preserve">Респондент №4 (Игорь)</w:t>
-            </w:r>
-          </w:p>
-        </w:tc>
-        <w:tc>
-          <w:tcPr>
-            <w:tcW w:type="dxa" w:w="1735"/>
-            <w:shd w:fill="EDEDED" w:color="auto" w:val="clear"/>
-            <w:tcMar>
-              <w:top w:type="dxa" w:w="60"/>
-              <w:left w:type="dxa" w:w="90"/>
-              <w:bottom w:type="dxa" w:w="60"/>
-              <w:right w:type="dxa" w:w="90"/>
-            </w:tcMar>
-          </w:tcPr>
-          <w:p>
-            <w:pPr>
-              <w:spacing w:after="40" w:line="240"/>
-              <w:jc w:val="left"/>
-            </w:pPr>
-            <w:r>
-              <w:rPr>
-                <w:rFonts w:ascii="Times New Roman" w:cs="Times New Roman" w:eastAsia="Times New Roman" w:hAnsi="Times New Roman"/>
-                <w:b/>
-                <w:bCs/>
-                <w:sz w:val="18"/>
-                <w:szCs w:val="18"/>
-              </w:rPr>
-              <w:t xml:space="preserve">Вывод</w:t>
+              <w:t xml:space="preserve">Личные сети команды, студенческие чаты и кураторы проектной деятельности, профильные Telegram-сообщества, рекомендации самих респондентов (вопрос №22 скрипта)</w:t>
             </w:r>
           </w:p>
         </w:tc>
@@ -7213,171 +7080,56 @@
         </w:trPr>
         <w:tc>
           <w:tcPr>
-            <w:tcW w:type="dxa" w:w="1349"/>
-            <w:tcMar>
-              <w:top w:type="dxa" w:w="60"/>
-              <w:left w:type="dxa" w:w="90"/>
-              <w:bottom w:type="dxa" w:w="60"/>
-              <w:right w:type="dxa" w:w="90"/>
-            </w:tcMar>
-          </w:tcPr>
-          <w:p>
-            <w:pPr>
-              <w:spacing w:after="40" w:line="240"/>
-              <w:jc w:val="left"/>
-            </w:pPr>
-            <w:r>
-              <w:rPr>
-                <w:rFonts w:ascii="Times New Roman" w:cs="Times New Roman" w:eastAsia="Times New Roman" w:hAnsi="Times New Roman"/>
-                <w:b/>
-                <w:bCs/>
-                <w:sz w:val="18"/>
-                <w:szCs w:val="18"/>
-              </w:rPr>
-              <w:t xml:space="preserve">№4.</w:t>
-            </w:r>
-            <w:r>
-              <w:rPr>
-                <w:rFonts w:ascii="Times New Roman" w:cs="Times New Roman" w:eastAsia="Times New Roman" w:hAnsi="Times New Roman"/>
-                <w:sz w:val="18"/>
-                <w:szCs w:val="18"/>
-              </w:rPr>
-              <w:t xml:space="preserve"> Где сейчас лежат задачи проекта?</w:t>
-            </w:r>
-          </w:p>
-        </w:tc>
-        <w:tc>
-          <w:tcPr>
-            <w:tcW w:type="dxa" w:w="1638"/>
-            <w:tcMar>
-              <w:top w:type="dxa" w:w="60"/>
-              <w:left w:type="dxa" w:w="90"/>
-              <w:bottom w:type="dxa" w:w="60"/>
-              <w:right w:type="dxa" w:w="90"/>
-            </w:tcMar>
-          </w:tcPr>
-          <w:p>
-            <w:pPr>
-              <w:spacing w:after="40" w:line="240"/>
-              <w:jc w:val="left"/>
-            </w:pPr>
-            <w:r>
-              <w:rPr>
-                <w:rFonts w:ascii="Times New Roman" w:cs="Times New Roman" w:eastAsia="Times New Roman" w:hAnsi="Times New Roman"/>
-                <w:sz w:val="18"/>
-                <w:szCs w:val="18"/>
-              </w:rPr>
-              <w:t xml:space="preserve">Чат в Telegram + закреплённое сообщение со списком; часть в личных заметках</w:t>
-            </w:r>
-          </w:p>
-        </w:tc>
-        <w:tc>
-          <w:tcPr>
-            <w:tcW w:type="dxa" w:w="1638"/>
-            <w:tcMar>
-              <w:top w:type="dxa" w:w="60"/>
-              <w:left w:type="dxa" w:w="90"/>
-              <w:bottom w:type="dxa" w:w="60"/>
-              <w:right w:type="dxa" w:w="90"/>
-            </w:tcMar>
-          </w:tcPr>
-          <w:p>
-            <w:pPr>
-              <w:spacing w:after="40" w:line="240"/>
-              <w:jc w:val="left"/>
-            </w:pPr>
-            <w:r>
-              <w:rPr>
-                <w:rFonts w:ascii="Times New Roman" w:cs="Times New Roman" w:eastAsia="Times New Roman" w:hAnsi="Times New Roman"/>
-                <w:sz w:val="18"/>
-                <w:szCs w:val="18"/>
-              </w:rPr>
-              <w:t xml:space="preserve">Google-таблица по каждому клиенту + чат проекта; раньше был Trello</w:t>
-            </w:r>
-          </w:p>
-        </w:tc>
-        <w:tc>
-          <w:tcPr>
-            <w:tcW w:type="dxa" w:w="1638"/>
-            <w:tcMar>
-              <w:top w:type="dxa" w:w="60"/>
-              <w:left w:type="dxa" w:w="90"/>
-              <w:bottom w:type="dxa" w:w="60"/>
-              <w:right w:type="dxa" w:w="90"/>
-            </w:tcMar>
-          </w:tcPr>
-          <w:p>
-            <w:pPr>
-              <w:spacing w:after="40" w:line="240"/>
-              <w:jc w:val="left"/>
-            </w:pPr>
-            <w:r>
-              <w:rPr>
-                <w:rFonts w:ascii="Times New Roman" w:cs="Times New Roman" w:eastAsia="Times New Roman" w:hAnsi="Times New Roman"/>
-                <w:sz w:val="18"/>
-                <w:szCs w:val="18"/>
-              </w:rPr>
-              <w:t xml:space="preserve">Чат + таблица со контент-планом; задачи подрядчикам - голосовыми сообщениями</w:t>
-            </w:r>
-          </w:p>
-        </w:tc>
-        <w:tc>
-          <w:tcPr>
-            <w:tcW w:type="dxa" w:w="1638"/>
-            <w:tcMar>
-              <w:top w:type="dxa" w:w="60"/>
-              <w:left w:type="dxa" w:w="90"/>
-              <w:bottom w:type="dxa" w:w="60"/>
-              <w:right w:type="dxa" w:w="90"/>
-            </w:tcMar>
-          </w:tcPr>
-          <w:p>
-            <w:pPr>
-              <w:spacing w:after="40" w:line="240"/>
-              <w:jc w:val="left"/>
-            </w:pPr>
-            <w:r>
-              <w:rPr>
-                <w:rFonts w:ascii="Times New Roman" w:cs="Times New Roman" w:eastAsia="Times New Roman" w:hAnsi="Times New Roman"/>
-                <w:sz w:val="18"/>
-                <w:szCs w:val="18"/>
-              </w:rPr>
-              <w:t xml:space="preserve">Заметки в Obsidian у себя + доска в бесплатном Kaiten, но её ведёт только он</w:t>
-            </w:r>
-          </w:p>
-        </w:tc>
-        <w:tc>
-          <w:tcPr>
-            <w:tcW w:type="dxa" w:w="1735"/>
-            <w:tcMar>
-              <w:top w:type="dxa" w:w="60"/>
-              <w:left w:type="dxa" w:w="90"/>
-              <w:bottom w:type="dxa" w:w="60"/>
-              <w:right w:type="dxa" w:w="90"/>
-            </w:tcMar>
-          </w:tcPr>
-          <w:p>
-            <w:pPr>
-              <w:spacing w:after="40" w:line="240"/>
-              <w:jc w:val="left"/>
-            </w:pPr>
-            <w:r>
-              <w:rPr>
-                <w:rFonts w:ascii="Times New Roman" w:cs="Times New Roman" w:eastAsia="Times New Roman" w:hAnsi="Times New Roman"/>
-                <w:b/>
-                <w:bCs/>
-                <w:sz w:val="18"/>
-                <w:szCs w:val="18"/>
-              </w:rPr>
-              <w:t xml:space="preserve">Единого места нет ни у одного из четырёх.</w:t>
-            </w:r>
-            <w:r>
-              <w:rPr>
-                <w:rFonts w:ascii="Times New Roman" w:cs="Times New Roman" w:eastAsia="Times New Roman" w:hAnsi="Times New Roman"/>
-                <w:sz w:val="18"/>
-                <w:szCs w:val="18"/>
-              </w:rPr>
-              <w:t xml:space="preserve"> Основной носитель - мессенджер; «система» существует максимум у одного человека. Г1 подтверждается</w:t>
+            <w:tcW w:type="dxa" w:w="2506"/>
+            <w:shd w:fill="F5F5F5" w:color="auto" w:val="clear"/>
+            <w:tcMar>
+              <w:top w:type="dxa" w:w="60"/>
+              <w:left w:type="dxa" w:w="90"/>
+              <w:bottom w:type="dxa" w:w="60"/>
+              <w:right w:type="dxa" w:w="90"/>
+            </w:tcMar>
+          </w:tcPr>
+          <w:p>
+            <w:pPr>
+              <w:spacing w:after="40" w:line="240"/>
+              <w:jc w:val="left"/>
+            </w:pPr>
+            <w:r>
+              <w:rPr>
+                <w:rFonts w:ascii="Times New Roman" w:cs="Times New Roman" w:eastAsia="Times New Roman" w:hAnsi="Times New Roman"/>
+                <w:b/>
+                <w:bCs/>
+                <w:sz w:val="20"/>
+                <w:szCs w:val="20"/>
+              </w:rPr>
+              <w:t xml:space="preserve">Формат</w:t>
+            </w:r>
+          </w:p>
+        </w:tc>
+        <w:tc>
+          <w:tcPr>
+            <w:tcW w:type="dxa" w:w="7132"/>
+            <w:tcMar>
+              <w:top w:type="dxa" w:w="60"/>
+              <w:left w:type="dxa" w:w="90"/>
+              <w:bottom w:type="dxa" w:w="60"/>
+              <w:right w:type="dxa" w:w="90"/>
+            </w:tcMar>
+          </w:tcPr>
+          <w:p>
+            <w:pPr>
+              <w:spacing w:after="40" w:line="240"/>
+              <w:jc w:val="left"/>
+            </w:pPr>
+            <w:r>
+              <w:rPr>
+                <w:rFonts w:ascii="Times New Roman" w:cs="Times New Roman" w:eastAsia="Times New Roman" w:hAnsi="Times New Roman"/>
+                <w:b w:val="false"/>
+                <w:bCs w:val="false"/>
+                <w:sz w:val="20"/>
+                <w:szCs w:val="20"/>
+              </w:rPr>
+              <w:t xml:space="preserve">30-40 минут, созвон или личная встреча; с согласия респондента ведётся запись. Интервью проводят двое участников команды: один задаёт вопросы, второй ведёт протокол и фиксирует замеры</w:t>
             </w:r>
           </w:p>
         </w:tc>
@@ -7388,171 +7140,56 @@
         </w:trPr>
         <w:tc>
           <w:tcPr>
-            <w:tcW w:type="dxa" w:w="1349"/>
-            <w:tcMar>
-              <w:top w:type="dxa" w:w="60"/>
-              <w:left w:type="dxa" w:w="90"/>
-              <w:bottom w:type="dxa" w:w="60"/>
-              <w:right w:type="dxa" w:w="90"/>
-            </w:tcMar>
-          </w:tcPr>
-          <w:p>
-            <w:pPr>
-              <w:spacing w:after="40" w:line="240"/>
-              <w:jc w:val="left"/>
-            </w:pPr>
-            <w:r>
-              <w:rPr>
-                <w:rFonts w:ascii="Times New Roman" w:cs="Times New Roman" w:eastAsia="Times New Roman" w:hAnsi="Times New Roman"/>
-                <w:b/>
-                <w:bCs/>
-                <w:sz w:val="18"/>
-                <w:szCs w:val="18"/>
-              </w:rPr>
-              <w:t xml:space="preserve">№7.</w:t>
-            </w:r>
-            <w:r>
-              <w:rPr>
-                <w:rFonts w:ascii="Times New Roman" w:cs="Times New Roman" w:eastAsia="Times New Roman" w:hAnsi="Times New Roman"/>
-                <w:sz w:val="18"/>
-                <w:szCs w:val="18"/>
-              </w:rPr>
-              <w:t xml:space="preserve"> Сколько инструментов на один проект?</w:t>
-            </w:r>
-          </w:p>
-        </w:tc>
-        <w:tc>
-          <w:tcPr>
-            <w:tcW w:type="dxa" w:w="1638"/>
-            <w:tcMar>
-              <w:top w:type="dxa" w:w="60"/>
-              <w:left w:type="dxa" w:w="90"/>
-              <w:bottom w:type="dxa" w:w="60"/>
-              <w:right w:type="dxa" w:w="90"/>
-            </w:tcMar>
-          </w:tcPr>
-          <w:p>
-            <w:pPr>
-              <w:spacing w:after="40" w:line="240"/>
-              <w:jc w:val="left"/>
-            </w:pPr>
-            <w:r>
-              <w:rPr>
-                <w:rFonts w:ascii="Times New Roman" w:cs="Times New Roman" w:eastAsia="Times New Roman" w:hAnsi="Times New Roman"/>
-                <w:sz w:val="18"/>
-                <w:szCs w:val="18"/>
-              </w:rPr>
-              <w:t xml:space="preserve">4: Telegram, Google Docs, заметки в телефоне, Google-таблица</w:t>
-            </w:r>
-          </w:p>
-        </w:tc>
-        <w:tc>
-          <w:tcPr>
-            <w:tcW w:type="dxa" w:w="1638"/>
-            <w:tcMar>
-              <w:top w:type="dxa" w:w="60"/>
-              <w:left w:type="dxa" w:w="90"/>
-              <w:bottom w:type="dxa" w:w="60"/>
-              <w:right w:type="dxa" w:w="90"/>
-            </w:tcMar>
-          </w:tcPr>
-          <w:p>
-            <w:pPr>
-              <w:spacing w:after="40" w:line="240"/>
-              <w:jc w:val="left"/>
-            </w:pPr>
-            <w:r>
-              <w:rPr>
-                <w:rFonts w:ascii="Times New Roman" w:cs="Times New Roman" w:eastAsia="Times New Roman" w:hAnsi="Times New Roman"/>
-                <w:sz w:val="18"/>
-                <w:szCs w:val="18"/>
-              </w:rPr>
-              <w:t xml:space="preserve">5: Telegram, Google-таблицы, Google Drive, почта, Miro</w:t>
-            </w:r>
-          </w:p>
-        </w:tc>
-        <w:tc>
-          <w:tcPr>
-            <w:tcW w:type="dxa" w:w="1638"/>
-            <w:tcMar>
-              <w:top w:type="dxa" w:w="60"/>
-              <w:left w:type="dxa" w:w="90"/>
-              <w:bottom w:type="dxa" w:w="60"/>
-              <w:right w:type="dxa" w:w="90"/>
-            </w:tcMar>
-          </w:tcPr>
-          <w:p>
-            <w:pPr>
-              <w:spacing w:after="40" w:line="240"/>
-              <w:jc w:val="left"/>
-            </w:pPr>
-            <w:r>
-              <w:rPr>
-                <w:rFonts w:ascii="Times New Roman" w:cs="Times New Roman" w:eastAsia="Times New Roman" w:hAnsi="Times New Roman"/>
-                <w:sz w:val="18"/>
-                <w:szCs w:val="18"/>
-              </w:rPr>
-              <w:t xml:space="preserve">4: Telegram, WhatsApp (подрядчики), таблица, Яндекс.Диск</w:t>
-            </w:r>
-          </w:p>
-        </w:tc>
-        <w:tc>
-          <w:tcPr>
-            <w:tcW w:type="dxa" w:w="1638"/>
-            <w:tcMar>
-              <w:top w:type="dxa" w:w="60"/>
-              <w:left w:type="dxa" w:w="90"/>
-              <w:bottom w:type="dxa" w:w="60"/>
-              <w:right w:type="dxa" w:w="90"/>
-            </w:tcMar>
-          </w:tcPr>
-          <w:p>
-            <w:pPr>
-              <w:spacing w:after="40" w:line="240"/>
-              <w:jc w:val="left"/>
-            </w:pPr>
-            <w:r>
-              <w:rPr>
-                <w:rFonts w:ascii="Times New Roman" w:cs="Times New Roman" w:eastAsia="Times New Roman" w:hAnsi="Times New Roman"/>
-                <w:sz w:val="18"/>
-                <w:szCs w:val="18"/>
-              </w:rPr>
-              <w:t xml:space="preserve">4: Obsidian, Kaiten, корпоративная почта, чат</w:t>
-            </w:r>
-          </w:p>
-        </w:tc>
-        <w:tc>
-          <w:tcPr>
-            <w:tcW w:type="dxa" w:w="1735"/>
-            <w:tcMar>
-              <w:top w:type="dxa" w:w="60"/>
-              <w:left w:type="dxa" w:w="90"/>
-              <w:bottom w:type="dxa" w:w="60"/>
-              <w:right w:type="dxa" w:w="90"/>
-            </w:tcMar>
-          </w:tcPr>
-          <w:p>
-            <w:pPr>
-              <w:spacing w:after="40" w:line="240"/>
-              <w:jc w:val="left"/>
-            </w:pPr>
-            <w:r>
-              <w:rPr>
-                <w:rFonts w:ascii="Times New Roman" w:cs="Times New Roman" w:eastAsia="Times New Roman" w:hAnsi="Times New Roman"/>
-                <w:b/>
-                <w:bCs/>
-                <w:sz w:val="18"/>
-                <w:szCs w:val="18"/>
-              </w:rPr>
-              <w:t xml:space="preserve">Фрагментация у 4 из 4, в среднем 4,3 инструмента.</w:t>
-            </w:r>
-            <w:r>
-              <w:rPr>
-                <w:rFonts w:ascii="Times New Roman" w:cs="Times New Roman" w:eastAsia="Times New Roman" w:hAnsi="Times New Roman"/>
-                <w:sz w:val="18"/>
-                <w:szCs w:val="18"/>
-              </w:rPr>
-              <w:t xml:space="preserve"> Г5 подтверждается по частоте</w:t>
+            <w:tcW w:type="dxa" w:w="2506"/>
+            <w:shd w:fill="F5F5F5" w:color="auto" w:val="clear"/>
+            <w:tcMar>
+              <w:top w:type="dxa" w:w="60"/>
+              <w:left w:type="dxa" w:w="90"/>
+              <w:bottom w:type="dxa" w:w="60"/>
+              <w:right w:type="dxa" w:w="90"/>
+            </w:tcMar>
+          </w:tcPr>
+          <w:p>
+            <w:pPr>
+              <w:spacing w:after="40" w:line="240"/>
+              <w:jc w:val="left"/>
+            </w:pPr>
+            <w:r>
+              <w:rPr>
+                <w:rFonts w:ascii="Times New Roman" w:cs="Times New Roman" w:eastAsia="Times New Roman" w:hAnsi="Times New Roman"/>
+                <w:b/>
+                <w:bCs/>
+                <w:sz w:val="20"/>
+                <w:szCs w:val="20"/>
+              </w:rPr>
+              <w:t xml:space="preserve">Сроки</w:t>
+            </w:r>
+          </w:p>
+        </w:tc>
+        <w:tc>
+          <w:tcPr>
+            <w:tcW w:type="dxa" w:w="7132"/>
+            <w:tcMar>
+              <w:top w:type="dxa" w:w="60"/>
+              <w:left w:type="dxa" w:w="90"/>
+              <w:bottom w:type="dxa" w:w="60"/>
+              <w:right w:type="dxa" w:w="90"/>
+            </w:tcMar>
+          </w:tcPr>
+          <w:p>
+            <w:pPr>
+              <w:spacing w:after="40" w:line="240"/>
+              <w:jc w:val="left"/>
+            </w:pPr>
+            <w:r>
+              <w:rPr>
+                <w:rFonts w:ascii="Times New Roman" w:cs="Times New Roman" w:eastAsia="Times New Roman" w:hAnsi="Times New Roman"/>
+                <w:b w:val="false"/>
+                <w:bCs w:val="false"/>
+                <w:sz w:val="20"/>
+                <w:szCs w:val="20"/>
+              </w:rPr>
+              <w:t xml:space="preserve">Декабрь 2026 - январь 2027, по 2-3 интервью в неделю</w:t>
             </w:r>
           </w:p>
         </w:tc>
@@ -7563,171 +7200,120 @@
         </w:trPr>
         <w:tc>
           <w:tcPr>
-            <w:tcW w:type="dxa" w:w="1349"/>
-            <w:tcMar>
-              <w:top w:type="dxa" w:w="60"/>
-              <w:left w:type="dxa" w:w="90"/>
-              <w:bottom w:type="dxa" w:w="60"/>
-              <w:right w:type="dxa" w:w="90"/>
-            </w:tcMar>
-          </w:tcPr>
-          <w:p>
-            <w:pPr>
-              <w:spacing w:after="40" w:line="240"/>
-              <w:jc w:val="left"/>
-            </w:pPr>
-            <w:r>
-              <w:rPr>
-                <w:rFonts w:ascii="Times New Roman" w:cs="Times New Roman" w:eastAsia="Times New Roman" w:hAnsi="Times New Roman"/>
-                <w:b/>
-                <w:bCs/>
-                <w:sz w:val="18"/>
-                <w:szCs w:val="18"/>
-              </w:rPr>
-              <w:t xml:space="preserve">№9.</w:t>
-            </w:r>
-            <w:r>
-              <w:rPr>
-                <w:rFonts w:ascii="Times New Roman" w:cs="Times New Roman" w:eastAsia="Times New Roman" w:hAnsi="Times New Roman"/>
-                <w:sz w:val="18"/>
-                <w:szCs w:val="18"/>
-              </w:rPr>
-              <w:t xml:space="preserve"> Назовите 3 ближайших дела и ответственных</w:t>
-            </w:r>
-          </w:p>
-        </w:tc>
-        <w:tc>
-          <w:tcPr>
-            <w:tcW w:type="dxa" w:w="1638"/>
-            <w:tcMar>
-              <w:top w:type="dxa" w:w="60"/>
-              <w:left w:type="dxa" w:w="90"/>
-              <w:bottom w:type="dxa" w:w="60"/>
-              <w:right w:type="dxa" w:w="90"/>
-            </w:tcMar>
-          </w:tcPr>
-          <w:p>
-            <w:pPr>
-              <w:spacing w:after="40" w:line="240"/>
-              <w:jc w:val="left"/>
-            </w:pPr>
-            <w:r>
-              <w:rPr>
-                <w:rFonts w:ascii="Times New Roman" w:cs="Times New Roman" w:eastAsia="Times New Roman" w:hAnsi="Times New Roman"/>
-                <w:sz w:val="18"/>
-                <w:szCs w:val="18"/>
-              </w:rPr>
-              <w:t xml:space="preserve">Назвала 2 из 3, искала в чате ≈3 минуты</w:t>
-            </w:r>
-          </w:p>
-        </w:tc>
-        <w:tc>
-          <w:tcPr>
-            <w:tcW w:type="dxa" w:w="1638"/>
-            <w:tcMar>
-              <w:top w:type="dxa" w:w="60"/>
-              <w:left w:type="dxa" w:w="90"/>
-              <w:bottom w:type="dxa" w:w="60"/>
-              <w:right w:type="dxa" w:w="90"/>
-            </w:tcMar>
-          </w:tcPr>
-          <w:p>
-            <w:pPr>
-              <w:spacing w:after="40" w:line="240"/>
-              <w:jc w:val="left"/>
-            </w:pPr>
-            <w:r>
-              <w:rPr>
-                <w:rFonts w:ascii="Times New Roman" w:cs="Times New Roman" w:eastAsia="Times New Roman" w:hAnsi="Times New Roman"/>
-                <w:sz w:val="18"/>
-                <w:szCs w:val="18"/>
-              </w:rPr>
-              <w:t xml:space="preserve">Открыл таблицу, ответил через ≈2,5 минуты; одна задача оказалась просроченной, он об этом не знал</w:t>
-            </w:r>
-          </w:p>
-        </w:tc>
-        <w:tc>
-          <w:tcPr>
-            <w:tcW w:type="dxa" w:w="1638"/>
-            <w:tcMar>
-              <w:top w:type="dxa" w:w="60"/>
-              <w:left w:type="dxa" w:w="90"/>
-              <w:bottom w:type="dxa" w:w="60"/>
-              <w:right w:type="dxa" w:w="90"/>
-            </w:tcMar>
-          </w:tcPr>
-          <w:p>
-            <w:pPr>
-              <w:spacing w:after="40" w:line="240"/>
-              <w:jc w:val="left"/>
-            </w:pPr>
-            <w:r>
-              <w:rPr>
-                <w:rFonts w:ascii="Times New Roman" w:cs="Times New Roman" w:eastAsia="Times New Roman" w:hAnsi="Times New Roman"/>
-                <w:sz w:val="18"/>
-                <w:szCs w:val="18"/>
-              </w:rPr>
-              <w:t xml:space="preserve">Назвала сразу, но только свои; за подрядчиков ответить не смогла</w:t>
-            </w:r>
-          </w:p>
-        </w:tc>
-        <w:tc>
-          <w:tcPr>
-            <w:tcW w:type="dxa" w:w="1638"/>
-            <w:tcMar>
-              <w:top w:type="dxa" w:w="60"/>
-              <w:left w:type="dxa" w:w="90"/>
-              <w:bottom w:type="dxa" w:w="60"/>
-              <w:right w:type="dxa" w:w="90"/>
-            </w:tcMar>
-          </w:tcPr>
-          <w:p>
-            <w:pPr>
-              <w:spacing w:after="40" w:line="240"/>
-              <w:jc w:val="left"/>
-            </w:pPr>
-            <w:r>
-              <w:rPr>
-                <w:rFonts w:ascii="Times New Roman" w:cs="Times New Roman" w:eastAsia="Times New Roman" w:hAnsi="Times New Roman"/>
-                <w:sz w:val="18"/>
-                <w:szCs w:val="18"/>
-              </w:rPr>
-              <w:t xml:space="preserve">Назвал сразу по своей доске, за коллег - нет</w:t>
-            </w:r>
-          </w:p>
-        </w:tc>
-        <w:tc>
-          <w:tcPr>
-            <w:tcW w:type="dxa" w:w="1735"/>
-            <w:tcMar>
-              <w:top w:type="dxa" w:w="60"/>
-              <w:left w:type="dxa" w:w="90"/>
-              <w:bottom w:type="dxa" w:w="60"/>
-              <w:right w:type="dxa" w:w="90"/>
-            </w:tcMar>
-          </w:tcPr>
-          <w:p>
-            <w:pPr>
-              <w:spacing w:after="40" w:line="240"/>
-              <w:jc w:val="left"/>
-            </w:pPr>
-            <w:r>
-              <w:rPr>
-                <w:rFonts w:ascii="Times New Roman" w:cs="Times New Roman" w:eastAsia="Times New Roman" w:hAnsi="Times New Roman"/>
-                <w:b/>
-                <w:bCs/>
-                <w:sz w:val="18"/>
-                <w:szCs w:val="18"/>
-              </w:rPr>
-              <w:t xml:space="preserve">0 из 4 ответили полностью за 2 минуты без обращения к источникам.</w:t>
-            </w:r>
-            <w:r>
-              <w:rPr>
-                <w:rFonts w:ascii="Times New Roman" w:cs="Times New Roman" w:eastAsia="Times New Roman" w:hAnsi="Times New Roman"/>
-                <w:sz w:val="18"/>
-                <w:szCs w:val="18"/>
-              </w:rPr>
-              <w:t xml:space="preserve"> Ключевой критерий Г1 выполнен</w:t>
+            <w:tcW w:type="dxa" w:w="2506"/>
+            <w:shd w:fill="F5F5F5" w:color="auto" w:val="clear"/>
+            <w:tcMar>
+              <w:top w:type="dxa" w:w="60"/>
+              <w:left w:type="dxa" w:w="90"/>
+              <w:bottom w:type="dxa" w:w="60"/>
+              <w:right w:type="dxa" w:w="90"/>
+            </w:tcMar>
+          </w:tcPr>
+          <w:p>
+            <w:pPr>
+              <w:spacing w:after="40" w:line="240"/>
+              <w:jc w:val="left"/>
+            </w:pPr>
+            <w:r>
+              <w:rPr>
+                <w:rFonts w:ascii="Times New Roman" w:cs="Times New Roman" w:eastAsia="Times New Roman" w:hAnsi="Times New Roman"/>
+                <w:b/>
+                <w:bCs/>
+                <w:sz w:val="20"/>
+                <w:szCs w:val="20"/>
+              </w:rPr>
+              <w:t xml:space="preserve">Что фиксируется в протоколе, кроме ответов</w:t>
+            </w:r>
+          </w:p>
+        </w:tc>
+        <w:tc>
+          <w:tcPr>
+            <w:tcW w:type="dxa" w:w="7132"/>
+            <w:tcMar>
+              <w:top w:type="dxa" w:w="60"/>
+              <w:left w:type="dxa" w:w="90"/>
+              <w:bottom w:type="dxa" w:w="60"/>
+              <w:right w:type="dxa" w:w="90"/>
+            </w:tcMar>
+          </w:tcPr>
+          <w:p>
+            <w:pPr>
+              <w:spacing w:after="40" w:line="240"/>
+              <w:jc w:val="left"/>
+            </w:pPr>
+            <w:r>
+              <w:rPr>
+                <w:rFonts w:ascii="Times New Roman" w:cs="Times New Roman" w:eastAsia="Times New Roman" w:hAnsi="Times New Roman"/>
+                <w:b w:val="false"/>
+                <w:bCs w:val="false"/>
+                <w:sz w:val="20"/>
+                <w:szCs w:val="20"/>
+              </w:rPr>
+              <w:t xml:space="preserve">время ответа на вопрос №9 (назвать три ближайших дела и ответственных);</w:t>
+            </w:r>
+          </w:p>
+          <w:p>
+            <w:pPr>
+              <w:spacing w:after="40" w:line="240"/>
+              <w:jc w:val="left"/>
+            </w:pPr>
+            <w:r>
+              <w:rPr>
+                <w:rFonts w:ascii="Times New Roman" w:cs="Times New Roman" w:eastAsia="Times New Roman" w:hAnsi="Times New Roman"/>
+                <w:b w:val="false"/>
+                <w:bCs w:val="false"/>
+                <w:sz w:val="20"/>
+                <w:szCs w:val="20"/>
+              </w:rPr>
+              <w:t xml:space="preserve">количество инструментов на один проект (вопрос №7);</w:t>
+            </w:r>
+          </w:p>
+          <w:p>
+            <w:pPr>
+              <w:spacing w:after="40" w:line="240"/>
+              <w:jc w:val="left"/>
+            </w:pPr>
+            <w:r>
+              <w:rPr>
+                <w:rFonts w:ascii="Times New Roman" w:cs="Times New Roman" w:eastAsia="Times New Roman" w:hAnsi="Times New Roman"/>
+                <w:b w:val="false"/>
+                <w:bCs w:val="false"/>
+                <w:sz w:val="20"/>
+                <w:szCs w:val="20"/>
+              </w:rPr>
+              <w:t xml:space="preserve">дата последней активности в прошлом трекере (вопрос №18);</w:t>
+            </w:r>
+          </w:p>
+          <w:p>
+            <w:pPr>
+              <w:spacing w:after="40" w:line="240"/>
+              <w:jc w:val="left"/>
+            </w:pPr>
+            <w:r>
+              <w:rPr>
+                <w:rFonts w:ascii="Times New Roman" w:cs="Times New Roman" w:eastAsia="Times New Roman" w:hAnsi="Times New Roman"/>
+                <w:b w:val="false"/>
+                <w:bCs w:val="false"/>
+                <w:sz w:val="20"/>
+                <w:szCs w:val="20"/>
+              </w:rPr>
+              <w:t xml:space="preserve">фактические суммы расходов на рабочие сервисы (вопрос №19);</w:t>
+            </w:r>
+          </w:p>
+          <w:p>
+            <w:pPr>
+              <w:spacing w:after="40" w:line="240"/>
+              <w:jc w:val="left"/>
+            </w:pPr>
+            <w:r>
+              <w:rPr>
+                <w:rFonts w:ascii="Times New Roman" w:cs="Times New Roman" w:eastAsia="Times New Roman" w:hAnsi="Times New Roman"/>
+                <w:b w:val="false"/>
+                <w:bCs w:val="false"/>
+                <w:sz w:val="20"/>
+                <w:szCs w:val="20"/>
+              </w:rPr>
+              <w:t xml:space="preserve">согласие на пилот (вопрос №23)</w:t>
             </w:r>
           </w:p>
         </w:tc>
@@ -7738,871 +7324,56 @@
         </w:trPr>
         <w:tc>
           <w:tcPr>
-            <w:tcW w:type="dxa" w:w="1349"/>
-            <w:tcMar>
-              <w:top w:type="dxa" w:w="60"/>
-              <w:left w:type="dxa" w:w="90"/>
-              <w:bottom w:type="dxa" w:w="60"/>
-              <w:right w:type="dxa" w:w="90"/>
-            </w:tcMar>
-          </w:tcPr>
-          <w:p>
-            <w:pPr>
-              <w:spacing w:after="40" w:line="240"/>
-              <w:jc w:val="left"/>
-            </w:pPr>
-            <w:r>
-              <w:rPr>
-                <w:rFonts w:ascii="Times New Roman" w:cs="Times New Roman" w:eastAsia="Times New Roman" w:hAnsi="Times New Roman"/>
-                <w:b/>
-                <w:bCs/>
-                <w:sz w:val="18"/>
-                <w:szCs w:val="18"/>
-              </w:rPr>
-              <w:t xml:space="preserve">№10-11.</w:t>
-            </w:r>
-            <w:r>
-              <w:rPr>
-                <w:rFonts w:ascii="Times New Roman" w:cs="Times New Roman" w:eastAsia="Times New Roman" w:hAnsi="Times New Roman"/>
-                <w:sz w:val="18"/>
-                <w:szCs w:val="18"/>
-              </w:rPr>
-              <w:t xml:space="preserve"> Потерянные задачи и сорванные сроки за 3 месяца</w:t>
-            </w:r>
-          </w:p>
-        </w:tc>
-        <w:tc>
-          <w:tcPr>
-            <w:tcW w:type="dxa" w:w="1638"/>
-            <w:tcMar>
-              <w:top w:type="dxa" w:w="60"/>
-              <w:left w:type="dxa" w:w="90"/>
-              <w:bottom w:type="dxa" w:w="60"/>
-              <w:right w:type="dxa" w:w="90"/>
-            </w:tcMar>
-          </w:tcPr>
-          <w:p>
-            <w:pPr>
-              <w:spacing w:after="40" w:line="240"/>
-              <w:jc w:val="left"/>
-            </w:pPr>
-            <w:r>
-              <w:rPr>
-                <w:rFonts w:ascii="Times New Roman" w:cs="Times New Roman" w:eastAsia="Times New Roman" w:hAnsi="Times New Roman"/>
-                <w:sz w:val="18"/>
-                <w:szCs w:val="18"/>
-              </w:rPr>
-              <w:t xml:space="preserve">Да: забыли оформить отчётную часть, сдали на 2 дня позже, снизили оценку</w:t>
-            </w:r>
-          </w:p>
-        </w:tc>
-        <w:tc>
-          <w:tcPr>
-            <w:tcW w:type="dxa" w:w="1638"/>
-            <w:tcMar>
-              <w:top w:type="dxa" w:w="60"/>
-              <w:left w:type="dxa" w:w="90"/>
-              <w:bottom w:type="dxa" w:w="60"/>
-              <w:right w:type="dxa" w:w="90"/>
-            </w:tcMar>
-          </w:tcPr>
-          <w:p>
-            <w:pPr>
-              <w:spacing w:after="40" w:line="240"/>
-              <w:jc w:val="left"/>
-            </w:pPr>
-            <w:r>
-              <w:rPr>
-                <w:rFonts w:ascii="Times New Roman" w:cs="Times New Roman" w:eastAsia="Times New Roman" w:hAnsi="Times New Roman"/>
-                <w:sz w:val="18"/>
-                <w:szCs w:val="18"/>
-              </w:rPr>
-              <w:t xml:space="preserve">Да, дважды: потеряна правка клиента в переписке, переделка за свой счёт ≈15 000 ₽</w:t>
-            </w:r>
-          </w:p>
-        </w:tc>
-        <w:tc>
-          <w:tcPr>
-            <w:tcW w:type="dxa" w:w="1638"/>
-            <w:tcMar>
-              <w:top w:type="dxa" w:w="60"/>
-              <w:left w:type="dxa" w:w="90"/>
-              <w:bottom w:type="dxa" w:w="60"/>
-              <w:right w:type="dxa" w:w="90"/>
-            </w:tcMar>
-          </w:tcPr>
-          <w:p>
-            <w:pPr>
-              <w:spacing w:after="40" w:line="240"/>
-              <w:jc w:val="left"/>
-            </w:pPr>
-            <w:r>
-              <w:rPr>
-                <w:rFonts w:ascii="Times New Roman" w:cs="Times New Roman" w:eastAsia="Times New Roman" w:hAnsi="Times New Roman"/>
-                <w:sz w:val="18"/>
-                <w:szCs w:val="18"/>
-              </w:rPr>
-              <w:t xml:space="preserve">Да: пропустили согласование креатива, запуск рекламы сдвинулся на неделю</w:t>
-            </w:r>
-          </w:p>
-        </w:tc>
-        <w:tc>
-          <w:tcPr>
-            <w:tcW w:type="dxa" w:w="1638"/>
-            <w:tcMar>
-              <w:top w:type="dxa" w:w="60"/>
-              <w:left w:type="dxa" w:w="90"/>
-              <w:bottom w:type="dxa" w:w="60"/>
-              <w:right w:type="dxa" w:w="90"/>
-            </w:tcMar>
-          </w:tcPr>
-          <w:p>
-            <w:pPr>
-              <w:spacing w:after="40" w:line="240"/>
-              <w:jc w:val="left"/>
-            </w:pPr>
-            <w:r>
-              <w:rPr>
-                <w:rFonts w:ascii="Times New Roman" w:cs="Times New Roman" w:eastAsia="Times New Roman" w:hAnsi="Times New Roman"/>
-                <w:sz w:val="18"/>
-                <w:szCs w:val="18"/>
-              </w:rPr>
-              <w:t xml:space="preserve">Да: задача из обсуждения в чате не попала в спринт, нашли на демо</w:t>
-            </w:r>
-          </w:p>
-        </w:tc>
-        <w:tc>
-          <w:tcPr>
-            <w:tcW w:type="dxa" w:w="1735"/>
-            <w:tcMar>
-              <w:top w:type="dxa" w:w="60"/>
-              <w:left w:type="dxa" w:w="90"/>
-              <w:bottom w:type="dxa" w:w="60"/>
-              <w:right w:type="dxa" w:w="90"/>
-            </w:tcMar>
-          </w:tcPr>
-          <w:p>
-            <w:pPr>
-              <w:spacing w:after="40" w:line="240"/>
-              <w:jc w:val="left"/>
-            </w:pPr>
-            <w:r>
-              <w:rPr>
-                <w:rFonts w:ascii="Times New Roman" w:cs="Times New Roman" w:eastAsia="Times New Roman" w:hAnsi="Times New Roman"/>
-                <w:b/>
-                <w:bCs/>
-                <w:sz w:val="18"/>
-                <w:szCs w:val="18"/>
-              </w:rPr>
-              <w:t xml:space="preserve">4 из 4 вспомнили конкретный случай с измеримыми последствиями</w:t>
-            </w:r>
-            <w:r>
-              <w:rPr>
-                <w:rFonts w:ascii="Times New Roman" w:cs="Times New Roman" w:eastAsia="Times New Roman" w:hAnsi="Times New Roman"/>
-                <w:sz w:val="18"/>
-                <w:szCs w:val="18"/>
-              </w:rPr>
-              <w:t xml:space="preserve"> (оценка, деньги, срок). Г1 подтверждается не словами, а фактами</w:t>
-            </w:r>
-          </w:p>
-        </w:tc>
-      </w:tr>
-      <w:tr>
-        <w:trPr>
-          <w:tblHeader w:val="false"/>
-        </w:trPr>
-        <w:tc>
-          <w:tcPr>
-            <w:tcW w:type="dxa" w:w="1349"/>
-            <w:tcMar>
-              <w:top w:type="dxa" w:w="60"/>
-              <w:left w:type="dxa" w:w="90"/>
-              <w:bottom w:type="dxa" w:w="60"/>
-              <w:right w:type="dxa" w:w="90"/>
-            </w:tcMar>
-          </w:tcPr>
-          <w:p>
-            <w:pPr>
-              <w:spacing w:after="40" w:line="240"/>
-              <w:jc w:val="left"/>
-            </w:pPr>
-            <w:r>
-              <w:rPr>
-                <w:rFonts w:ascii="Times New Roman" w:cs="Times New Roman" w:eastAsia="Times New Roman" w:hAnsi="Times New Roman"/>
-                <w:b/>
-                <w:bCs/>
-                <w:sz w:val="18"/>
-                <w:szCs w:val="18"/>
-              </w:rPr>
-              <w:t xml:space="preserve">№13-14.</w:t>
-            </w:r>
-            <w:r>
-              <w:rPr>
-                <w:rFonts w:ascii="Times New Roman" w:cs="Times New Roman" w:eastAsia="Times New Roman" w:hAnsi="Times New Roman"/>
-                <w:sz w:val="18"/>
-                <w:szCs w:val="18"/>
-              </w:rPr>
-              <w:t xml:space="preserve"> Как собираете статус и сколько это стоит</w:t>
-            </w:r>
-          </w:p>
-        </w:tc>
-        <w:tc>
-          <w:tcPr>
-            <w:tcW w:type="dxa" w:w="1638"/>
-            <w:tcMar>
-              <w:top w:type="dxa" w:w="60"/>
-              <w:left w:type="dxa" w:w="90"/>
-              <w:bottom w:type="dxa" w:w="60"/>
-              <w:right w:type="dxa" w:w="90"/>
-            </w:tcMar>
-          </w:tcPr>
-          <w:p>
-            <w:pPr>
-              <w:spacing w:after="40" w:line="240"/>
-              <w:jc w:val="left"/>
-            </w:pPr>
-            <w:r>
-              <w:rPr>
-                <w:rFonts w:ascii="Times New Roman" w:cs="Times New Roman" w:eastAsia="Times New Roman" w:hAnsi="Times New Roman"/>
-                <w:sz w:val="18"/>
-                <w:szCs w:val="18"/>
-              </w:rPr>
-              <w:t xml:space="preserve">≈30 мин/нед: пишет каждому лично перед встречей с преподавателем</w:t>
-            </w:r>
-          </w:p>
-        </w:tc>
-        <w:tc>
-          <w:tcPr>
-            <w:tcW w:type="dxa" w:w="1638"/>
-            <w:tcMar>
-              <w:top w:type="dxa" w:w="60"/>
-              <w:left w:type="dxa" w:w="90"/>
-              <w:bottom w:type="dxa" w:w="60"/>
-              <w:right w:type="dxa" w:w="90"/>
-            </w:tcMar>
-          </w:tcPr>
-          <w:p>
-            <w:pPr>
-              <w:spacing w:after="40" w:line="240"/>
-              <w:jc w:val="left"/>
-            </w:pPr>
-            <w:r>
-              <w:rPr>
-                <w:rFonts w:ascii="Times New Roman" w:cs="Times New Roman" w:eastAsia="Times New Roman" w:hAnsi="Times New Roman"/>
-                <w:sz w:val="18"/>
-                <w:szCs w:val="18"/>
-              </w:rPr>
-              <w:t xml:space="preserve">1,5-2 ч/нед: собирает статусы по 9 проектам, раз в неделю отчёт клиентам</w:t>
-            </w:r>
-          </w:p>
-        </w:tc>
-        <w:tc>
-          <w:tcPr>
-            <w:tcW w:type="dxa" w:w="1638"/>
-            <w:tcMar>
-              <w:top w:type="dxa" w:w="60"/>
-              <w:left w:type="dxa" w:w="90"/>
-              <w:bottom w:type="dxa" w:w="60"/>
-              <w:right w:type="dxa" w:w="90"/>
-            </w:tcMar>
-          </w:tcPr>
-          <w:p>
-            <w:pPr>
-              <w:spacing w:after="40" w:line="240"/>
-              <w:jc w:val="left"/>
-            </w:pPr>
-            <w:r>
-              <w:rPr>
-                <w:rFonts w:ascii="Times New Roman" w:cs="Times New Roman" w:eastAsia="Times New Roman" w:hAnsi="Times New Roman"/>
-                <w:sz w:val="18"/>
-                <w:szCs w:val="18"/>
-              </w:rPr>
-              <w:t xml:space="preserve">≈1 ч/нед: сводит таблицу для директора к планёрке по понедельникам</w:t>
-            </w:r>
-          </w:p>
-        </w:tc>
-        <w:tc>
-          <w:tcPr>
-            <w:tcW w:type="dxa" w:w="1638"/>
-            <w:tcMar>
-              <w:top w:type="dxa" w:w="60"/>
-              <w:left w:type="dxa" w:w="90"/>
-              <w:bottom w:type="dxa" w:w="60"/>
-              <w:right w:type="dxa" w:w="90"/>
-            </w:tcMar>
-          </w:tcPr>
-          <w:p>
-            <w:pPr>
-              <w:spacing w:after="40" w:line="240"/>
-              <w:jc w:val="left"/>
-            </w:pPr>
-            <w:r>
-              <w:rPr>
-                <w:rFonts w:ascii="Times New Roman" w:cs="Times New Roman" w:eastAsia="Times New Roman" w:hAnsi="Times New Roman"/>
-                <w:sz w:val="18"/>
-                <w:szCs w:val="18"/>
-              </w:rPr>
-              <w:t xml:space="preserve">≈40 мин/нед: готовит сводку к демо и 1:1 с руководителем</w:t>
-            </w:r>
-          </w:p>
-        </w:tc>
-        <w:tc>
-          <w:tcPr>
-            <w:tcW w:type="dxa" w:w="1735"/>
-            <w:tcMar>
-              <w:top w:type="dxa" w:w="60"/>
-              <w:left w:type="dxa" w:w="90"/>
-              <w:bottom w:type="dxa" w:w="60"/>
-              <w:right w:type="dxa" w:w="90"/>
-            </w:tcMar>
-          </w:tcPr>
-          <w:p>
-            <w:pPr>
-              <w:spacing w:after="40" w:line="240"/>
-              <w:jc w:val="left"/>
-            </w:pPr>
-            <w:r>
-              <w:rPr>
-                <w:rFonts w:ascii="Times New Roman" w:cs="Times New Roman" w:eastAsia="Times New Roman" w:hAnsi="Times New Roman"/>
-                <w:b/>
-                <w:bCs/>
-                <w:sz w:val="18"/>
-                <w:szCs w:val="18"/>
-              </w:rPr>
-              <w:t xml:space="preserve">4 из 4 собирают статус вручную, в среднем ≈1 час в неделю.</w:t>
-            </w:r>
-            <w:r>
-              <w:rPr>
-                <w:rFonts w:ascii="Times New Roman" w:cs="Times New Roman" w:eastAsia="Times New Roman" w:hAnsi="Times New Roman"/>
-                <w:sz w:val="18"/>
-                <w:szCs w:val="18"/>
-              </w:rPr>
-              <w:t xml:space="preserve"> Внешний запрос статуса есть у всех (преподаватель, клиент, директор, руководство). Г4 подтверждается</w:t>
-            </w:r>
-          </w:p>
-        </w:tc>
-      </w:tr>
-      <w:tr>
-        <w:trPr>
-          <w:tblHeader w:val="false"/>
-        </w:trPr>
-        <w:tc>
-          <w:tcPr>
-            <w:tcW w:type="dxa" w:w="1349"/>
-            <w:tcMar>
-              <w:top w:type="dxa" w:w="60"/>
-              <w:left w:type="dxa" w:w="90"/>
-              <w:bottom w:type="dxa" w:w="60"/>
-              <w:right w:type="dxa" w:w="90"/>
-            </w:tcMar>
-          </w:tcPr>
-          <w:p>
-            <w:pPr>
-              <w:spacing w:after="40" w:line="240"/>
-              <w:jc w:val="left"/>
-            </w:pPr>
-            <w:r>
-              <w:rPr>
-                <w:rFonts w:ascii="Times New Roman" w:cs="Times New Roman" w:eastAsia="Times New Roman" w:hAnsi="Times New Roman"/>
-                <w:b/>
-                <w:bCs/>
-                <w:sz w:val="18"/>
-                <w:szCs w:val="18"/>
-              </w:rPr>
-              <w:t xml:space="preserve">№15-16.</w:t>
-            </w:r>
-            <w:r>
-              <w:rPr>
-                <w:rFonts w:ascii="Times New Roman" w:cs="Times New Roman" w:eastAsia="Times New Roman" w:hAnsi="Times New Roman"/>
-                <w:sz w:val="18"/>
-                <w:szCs w:val="18"/>
-              </w:rPr>
-              <w:t xml:space="preserve"> Споры о вкладе и подключение новых людей</w:t>
-            </w:r>
-          </w:p>
-        </w:tc>
-        <w:tc>
-          <w:tcPr>
-            <w:tcW w:type="dxa" w:w="1638"/>
-            <w:tcMar>
-              <w:top w:type="dxa" w:w="60"/>
-              <w:left w:type="dxa" w:w="90"/>
-              <w:bottom w:type="dxa" w:w="60"/>
-              <w:right w:type="dxa" w:w="90"/>
-            </w:tcMar>
-          </w:tcPr>
-          <w:p>
-            <w:pPr>
-              <w:spacing w:after="40" w:line="240"/>
-              <w:jc w:val="left"/>
-            </w:pPr>
-            <w:r>
-              <w:rPr>
-                <w:rFonts w:ascii="Times New Roman" w:cs="Times New Roman" w:eastAsia="Times New Roman" w:hAnsi="Times New Roman"/>
-                <w:sz w:val="18"/>
-                <w:szCs w:val="18"/>
-              </w:rPr>
-              <w:t xml:space="preserve">Да, спор при распределении баллов между участниками; новому человеку объясняли проект 2 вечера</w:t>
-            </w:r>
-          </w:p>
-        </w:tc>
-        <w:tc>
-          <w:tcPr>
-            <w:tcW w:type="dxa" w:w="1638"/>
-            <w:tcMar>
-              <w:top w:type="dxa" w:w="60"/>
-              <w:left w:type="dxa" w:w="90"/>
-              <w:bottom w:type="dxa" w:w="60"/>
-              <w:right w:type="dxa" w:w="90"/>
-            </w:tcMar>
-          </w:tcPr>
-          <w:p>
-            <w:pPr>
-              <w:spacing w:after="40" w:line="240"/>
-              <w:jc w:val="left"/>
-            </w:pPr>
-            <w:r>
-              <w:rPr>
-                <w:rFonts w:ascii="Times New Roman" w:cs="Times New Roman" w:eastAsia="Times New Roman" w:hAnsi="Times New Roman"/>
-                <w:sz w:val="18"/>
-                <w:szCs w:val="18"/>
-              </w:rPr>
-              <w:t xml:space="preserve">Споров нет (есть роли), но новый дизайнер «входил в проект» неделю</w:t>
-            </w:r>
-          </w:p>
-        </w:tc>
-        <w:tc>
-          <w:tcPr>
-            <w:tcW w:type="dxa" w:w="1638"/>
-            <w:tcMar>
-              <w:top w:type="dxa" w:w="60"/>
-              <w:left w:type="dxa" w:w="90"/>
-              <w:bottom w:type="dxa" w:w="60"/>
-              <w:right w:type="dxa" w:w="90"/>
-            </w:tcMar>
-          </w:tcPr>
-          <w:p>
-            <w:pPr>
-              <w:spacing w:after="40" w:line="240"/>
-              <w:jc w:val="left"/>
-            </w:pPr>
-            <w:r>
-              <w:rPr>
-                <w:rFonts w:ascii="Times New Roman" w:cs="Times New Roman" w:eastAsia="Times New Roman" w:hAnsi="Times New Roman"/>
-                <w:sz w:val="18"/>
-                <w:szCs w:val="18"/>
-              </w:rPr>
-              <w:t xml:space="preserve">Да: подрядчик утверждал, что задачу ему не ставили - переписку не нашли</w:t>
-            </w:r>
-          </w:p>
-        </w:tc>
-        <w:tc>
-          <w:tcPr>
-            <w:tcW w:type="dxa" w:w="1638"/>
-            <w:tcMar>
-              <w:top w:type="dxa" w:w="60"/>
-              <w:left w:type="dxa" w:w="90"/>
-              <w:bottom w:type="dxa" w:w="60"/>
-              <w:right w:type="dxa" w:w="90"/>
-            </w:tcMar>
-          </w:tcPr>
-          <w:p>
-            <w:pPr>
-              <w:spacing w:after="40" w:line="240"/>
-              <w:jc w:val="left"/>
-            </w:pPr>
-            <w:r>
-              <w:rPr>
-                <w:rFonts w:ascii="Times New Roman" w:cs="Times New Roman" w:eastAsia="Times New Roman" w:hAnsi="Times New Roman"/>
-                <w:sz w:val="18"/>
-                <w:szCs w:val="18"/>
-              </w:rPr>
-              <w:t xml:space="preserve">Споров нет, но новый разработчик неделю задавал вопросы, на которые ответ был в чате</w:t>
-            </w:r>
-          </w:p>
-        </w:tc>
-        <w:tc>
-          <w:tcPr>
-            <w:tcW w:type="dxa" w:w="1735"/>
-            <w:tcMar>
-              <w:top w:type="dxa" w:w="60"/>
-              <w:left w:type="dxa" w:w="90"/>
-              <w:bottom w:type="dxa" w:w="60"/>
-              <w:right w:type="dxa" w:w="90"/>
-            </w:tcMar>
-          </w:tcPr>
-          <w:p>
-            <w:pPr>
-              <w:spacing w:after="40" w:line="240"/>
-              <w:jc w:val="left"/>
-            </w:pPr>
-            <w:r>
-              <w:rPr>
-                <w:rFonts w:ascii="Times New Roman" w:cs="Times New Roman" w:eastAsia="Times New Roman" w:hAnsi="Times New Roman"/>
-                <w:b/>
-                <w:bCs/>
-                <w:sz w:val="18"/>
-                <w:szCs w:val="18"/>
-              </w:rPr>
-              <w:t xml:space="preserve">Споры о вкладе - 2 из 4; дорогой онбординг - 4 из 4</w:t>
-            </w:r>
-            <w:r>
-              <w:rPr>
-                <w:rFonts w:ascii="Times New Roman" w:cs="Times New Roman" w:eastAsia="Times New Roman" w:hAnsi="Times New Roman"/>
-                <w:sz w:val="18"/>
-                <w:szCs w:val="18"/>
-              </w:rPr>
-              <w:t xml:space="preserve"> (от 2 дней до недели). Г4 подтверждается частично, Г1 - дополнительно</w:t>
-            </w:r>
-          </w:p>
-        </w:tc>
-      </w:tr>
-      <w:tr>
-        <w:trPr>
-          <w:tblHeader w:val="false"/>
-        </w:trPr>
-        <w:tc>
-          <w:tcPr>
-            <w:tcW w:type="dxa" w:w="1349"/>
-            <w:tcMar>
-              <w:top w:type="dxa" w:w="60"/>
-              <w:left w:type="dxa" w:w="90"/>
-              <w:bottom w:type="dxa" w:w="60"/>
-              <w:right w:type="dxa" w:w="90"/>
-            </w:tcMar>
-          </w:tcPr>
-          <w:p>
-            <w:pPr>
-              <w:spacing w:after="40" w:line="240"/>
-              <w:jc w:val="left"/>
-            </w:pPr>
-            <w:r>
-              <w:rPr>
-                <w:rFonts w:ascii="Times New Roman" w:cs="Times New Roman" w:eastAsia="Times New Roman" w:hAnsi="Times New Roman"/>
-                <w:b/>
-                <w:bCs/>
-                <w:sz w:val="18"/>
-                <w:szCs w:val="18"/>
-              </w:rPr>
-              <w:t xml:space="preserve">№17-18.</w:t>
-            </w:r>
-            <w:r>
-              <w:rPr>
-                <w:rFonts w:ascii="Times New Roman" w:cs="Times New Roman" w:eastAsia="Times New Roman" w:hAnsi="Times New Roman"/>
-                <w:sz w:val="18"/>
-                <w:szCs w:val="18"/>
-              </w:rPr>
-              <w:t xml:space="preserve"> Прошлый опыт трекеров</w:t>
-            </w:r>
-          </w:p>
-        </w:tc>
-        <w:tc>
-          <w:tcPr>
-            <w:tcW w:type="dxa" w:w="1638"/>
-            <w:tcMar>
-              <w:top w:type="dxa" w:w="60"/>
-              <w:left w:type="dxa" w:w="90"/>
-              <w:bottom w:type="dxa" w:w="60"/>
-              <w:right w:type="dxa" w:w="90"/>
-            </w:tcMar>
-          </w:tcPr>
-          <w:p>
-            <w:pPr>
-              <w:spacing w:after="40" w:line="240"/>
-              <w:jc w:val="left"/>
-            </w:pPr>
-            <w:r>
-              <w:rPr>
-                <w:rFonts w:ascii="Times New Roman" w:cs="Times New Roman" w:eastAsia="Times New Roman" w:hAnsi="Times New Roman"/>
-                <w:sz w:val="18"/>
-                <w:szCs w:val="18"/>
-              </w:rPr>
-              <w:t xml:space="preserve">Пробовали Trello на хакатоне - «после хакатона никто не заходил»</w:t>
-            </w:r>
-          </w:p>
-        </w:tc>
-        <w:tc>
-          <w:tcPr>
-            <w:tcW w:type="dxa" w:w="1638"/>
-            <w:tcMar>
-              <w:top w:type="dxa" w:w="60"/>
-              <w:left w:type="dxa" w:w="90"/>
-              <w:bottom w:type="dxa" w:w="60"/>
-              <w:right w:type="dxa" w:w="90"/>
-            </w:tcMar>
-          </w:tcPr>
-          <w:p>
-            <w:pPr>
-              <w:spacing w:after="40" w:line="240"/>
-              <w:jc w:val="left"/>
-            </w:pPr>
-            <w:r>
-              <w:rPr>
-                <w:rFonts w:ascii="Times New Roman" w:cs="Times New Roman" w:eastAsia="Times New Roman" w:hAnsi="Times New Roman"/>
-                <w:sz w:val="18"/>
-                <w:szCs w:val="18"/>
-              </w:rPr>
-              <w:t xml:space="preserve">Trello 1,5 года, ушёл после проблем с оплатой; завели Kaiten, настройку бросили на 3-й день</w:t>
-            </w:r>
-          </w:p>
-        </w:tc>
-        <w:tc>
-          <w:tcPr>
-            <w:tcW w:type="dxa" w:w="1638"/>
-            <w:tcMar>
-              <w:top w:type="dxa" w:w="60"/>
-              <w:left w:type="dxa" w:w="90"/>
-              <w:bottom w:type="dxa" w:w="60"/>
-              <w:right w:type="dxa" w:w="90"/>
-            </w:tcMar>
-          </w:tcPr>
-          <w:p>
-            <w:pPr>
-              <w:spacing w:after="40" w:line="240"/>
-              <w:jc w:val="left"/>
-            </w:pPr>
-            <w:r>
-              <w:rPr>
-                <w:rFonts w:ascii="Times New Roman" w:cs="Times New Roman" w:eastAsia="Times New Roman" w:hAnsi="Times New Roman"/>
-                <w:sz w:val="18"/>
-                <w:szCs w:val="18"/>
-              </w:rPr>
-              <w:t xml:space="preserve">Битрикс24 от прошлой работы - «там всё слишком сложно, мы просто не пошли»</w:t>
-            </w:r>
-          </w:p>
-        </w:tc>
-        <w:tc>
-          <w:tcPr>
-            <w:tcW w:type="dxa" w:w="1638"/>
-            <w:tcMar>
-              <w:top w:type="dxa" w:w="60"/>
-              <w:left w:type="dxa" w:w="90"/>
-              <w:bottom w:type="dxa" w:w="60"/>
-              <w:right w:type="dxa" w:w="90"/>
-            </w:tcMar>
-          </w:tcPr>
-          <w:p>
-            <w:pPr>
-              <w:spacing w:after="40" w:line="240"/>
-              <w:jc w:val="left"/>
-            </w:pPr>
-            <w:r>
-              <w:rPr>
-                <w:rFonts w:ascii="Times New Roman" w:cs="Times New Roman" w:eastAsia="Times New Roman" w:hAnsi="Times New Roman"/>
-                <w:sz w:val="18"/>
-                <w:szCs w:val="18"/>
-              </w:rPr>
-              <w:t xml:space="preserve">Kaiten живой, но командой не принят: «мне проще записать себе, чем уговаривать»</w:t>
-            </w:r>
-          </w:p>
-        </w:tc>
-        <w:tc>
-          <w:tcPr>
-            <w:tcW w:type="dxa" w:w="1735"/>
-            <w:tcMar>
-              <w:top w:type="dxa" w:w="60"/>
-              <w:left w:type="dxa" w:w="90"/>
-              <w:bottom w:type="dxa" w:w="60"/>
-              <w:right w:type="dxa" w:w="90"/>
-            </w:tcMar>
-          </w:tcPr>
-          <w:p>
-            <w:pPr>
-              <w:spacing w:after="40" w:line="240"/>
-              <w:jc w:val="left"/>
-            </w:pPr>
-            <w:r>
-              <w:rPr>
-                <w:rFonts w:ascii="Times New Roman" w:cs="Times New Roman" w:eastAsia="Times New Roman" w:hAnsi="Times New Roman"/>
-                <w:b/>
-                <w:bCs/>
-                <w:sz w:val="18"/>
-                <w:szCs w:val="18"/>
-              </w:rPr>
-              <w:t xml:space="preserve">4 из 4 имеют неудачную попытку внедрения; у 3 из 4 причина - сложность и неприятие командой, а не цена.</w:t>
-            </w:r>
-            <w:r>
-              <w:rPr>
-                <w:rFonts w:ascii="Times New Roman" w:cs="Times New Roman" w:eastAsia="Times New Roman" w:hAnsi="Times New Roman"/>
-                <w:sz w:val="18"/>
-                <w:szCs w:val="18"/>
-              </w:rPr>
-              <w:t xml:space="preserve"> Г2 подтверждается, причём сложность важнее цены</w:t>
-            </w:r>
-          </w:p>
-        </w:tc>
-      </w:tr>
-      <w:tr>
-        <w:trPr>
-          <w:tblHeader w:val="false"/>
-        </w:trPr>
-        <w:tc>
-          <w:tcPr>
-            <w:tcW w:type="dxa" w:w="1349"/>
-            <w:tcMar>
-              <w:top w:type="dxa" w:w="60"/>
-              <w:left w:type="dxa" w:w="90"/>
-              <w:bottom w:type="dxa" w:w="60"/>
-              <w:right w:type="dxa" w:w="90"/>
-            </w:tcMar>
-          </w:tcPr>
-          <w:p>
-            <w:pPr>
-              <w:spacing w:after="40" w:line="240"/>
-              <w:jc w:val="left"/>
-            </w:pPr>
-            <w:r>
-              <w:rPr>
-                <w:rFonts w:ascii="Times New Roman" w:cs="Times New Roman" w:eastAsia="Times New Roman" w:hAnsi="Times New Roman"/>
-                <w:b/>
-                <w:bCs/>
-                <w:sz w:val="18"/>
-                <w:szCs w:val="18"/>
-              </w:rPr>
-              <w:t xml:space="preserve">№19-20.</w:t>
-            </w:r>
-            <w:r>
-              <w:rPr>
-                <w:rFonts w:ascii="Times New Roman" w:cs="Times New Roman" w:eastAsia="Times New Roman" w:hAnsi="Times New Roman"/>
-                <w:sz w:val="18"/>
-                <w:szCs w:val="18"/>
-              </w:rPr>
-              <w:t xml:space="preserve"> Сколько платите за трекер и всех ли завели</w:t>
-            </w:r>
-          </w:p>
-        </w:tc>
-        <w:tc>
-          <w:tcPr>
-            <w:tcW w:type="dxa" w:w="1638"/>
-            <w:tcMar>
-              <w:top w:type="dxa" w:w="60"/>
-              <w:left w:type="dxa" w:w="90"/>
-              <w:bottom w:type="dxa" w:w="60"/>
-              <w:right w:type="dxa" w:w="90"/>
-            </w:tcMar>
-          </w:tcPr>
-          <w:p>
-            <w:pPr>
-              <w:spacing w:after="40" w:line="240"/>
-              <w:jc w:val="left"/>
-            </w:pPr>
-            <w:r>
-              <w:rPr>
-                <w:rFonts w:ascii="Times New Roman" w:cs="Times New Roman" w:eastAsia="Times New Roman" w:hAnsi="Times New Roman"/>
-                <w:sz w:val="18"/>
-                <w:szCs w:val="18"/>
-              </w:rPr>
-              <w:t xml:space="preserve">0 ₽, платить готова «до 300-500 ₽ на команду в месяц»</w:t>
-            </w:r>
-          </w:p>
-        </w:tc>
-        <w:tc>
-          <w:tcPr>
-            <w:tcW w:type="dxa" w:w="1638"/>
-            <w:tcMar>
-              <w:top w:type="dxa" w:w="60"/>
-              <w:left w:type="dxa" w:w="90"/>
-              <w:bottom w:type="dxa" w:w="60"/>
-              <w:right w:type="dxa" w:w="90"/>
-            </w:tcMar>
-          </w:tcPr>
-          <w:p>
-            <w:pPr>
-              <w:spacing w:after="40" w:line="240"/>
-              <w:jc w:val="left"/>
-            </w:pPr>
-            <w:r>
-              <w:rPr>
-                <w:rFonts w:ascii="Times New Roman" w:cs="Times New Roman" w:eastAsia="Times New Roman" w:hAnsi="Times New Roman"/>
-                <w:sz w:val="18"/>
-                <w:szCs w:val="18"/>
-              </w:rPr>
-              <w:t xml:space="preserve">0 ₽ за трекер (платит за хостинг и Figma); готов платить, «если команда реально начнёт этим пользоваться»</w:t>
-            </w:r>
-          </w:p>
-        </w:tc>
-        <w:tc>
-          <w:tcPr>
-            <w:tcW w:type="dxa" w:w="1638"/>
-            <w:tcMar>
-              <w:top w:type="dxa" w:w="60"/>
-              <w:left w:type="dxa" w:w="90"/>
-              <w:bottom w:type="dxa" w:w="60"/>
-              <w:right w:type="dxa" w:w="90"/>
-            </w:tcMar>
-          </w:tcPr>
-          <w:p>
-            <w:pPr>
-              <w:spacing w:after="40" w:line="240"/>
-              <w:jc w:val="left"/>
-            </w:pPr>
-            <w:r>
-              <w:rPr>
-                <w:rFonts w:ascii="Times New Roman" w:cs="Times New Roman" w:eastAsia="Times New Roman" w:hAnsi="Times New Roman"/>
-                <w:sz w:val="18"/>
-                <w:szCs w:val="18"/>
-              </w:rPr>
-              <w:t xml:space="preserve">0 ₽; бюджет есть, но «нужно обосновать директору пользу»</w:t>
-            </w:r>
-          </w:p>
-        </w:tc>
-        <w:tc>
-          <w:tcPr>
-            <w:tcW w:type="dxa" w:w="1638"/>
-            <w:tcMar>
-              <w:top w:type="dxa" w:w="60"/>
-              <w:left w:type="dxa" w:w="90"/>
-              <w:bottom w:type="dxa" w:w="60"/>
-              <w:right w:type="dxa" w:w="90"/>
-            </w:tcMar>
-          </w:tcPr>
-          <w:p>
-            <w:pPr>
-              <w:spacing w:after="40" w:line="240"/>
-              <w:jc w:val="left"/>
-            </w:pPr>
-            <w:r>
-              <w:rPr>
-                <w:rFonts w:ascii="Times New Roman" w:cs="Times New Roman" w:eastAsia="Times New Roman" w:hAnsi="Times New Roman"/>
-                <w:sz w:val="18"/>
-                <w:szCs w:val="18"/>
-              </w:rPr>
-              <w:t xml:space="preserve">0 ₽ (бесплатный тариф); заводить всех не стал - «хватает бесплатного лимита»</w:t>
-            </w:r>
-          </w:p>
-        </w:tc>
-        <w:tc>
-          <w:tcPr>
-            <w:tcW w:type="dxa" w:w="1735"/>
-            <w:tcMar>
-              <w:top w:type="dxa" w:w="60"/>
-              <w:left w:type="dxa" w:w="90"/>
-              <w:bottom w:type="dxa" w:w="60"/>
-              <w:right w:type="dxa" w:w="90"/>
-            </w:tcMar>
-          </w:tcPr>
-          <w:p>
-            <w:pPr>
-              <w:spacing w:after="40" w:line="240"/>
-              <w:jc w:val="left"/>
-            </w:pPr>
-            <w:r>
-              <w:rPr>
-                <w:rFonts w:ascii="Times New Roman" w:cs="Times New Roman" w:eastAsia="Times New Roman" w:hAnsi="Times New Roman"/>
-                <w:b/>
-                <w:bCs/>
-                <w:sz w:val="18"/>
-                <w:szCs w:val="18"/>
-              </w:rPr>
-              <w:t xml:space="preserve">4 из 4 платят 0 ₽</w:t>
-            </w:r>
-            <w:r>
-              <w:rPr>
-                <w:rFonts w:ascii="Times New Roman" w:cs="Times New Roman" w:eastAsia="Times New Roman" w:hAnsi="Times New Roman"/>
-                <w:sz w:val="18"/>
-                <w:szCs w:val="18"/>
-              </w:rPr>
-              <w:t xml:space="preserve">, но цена не названа главным барьером ни одним из них. Г3 подтверждается лишь частично: барьер - не цена, а недоказанная польза и неприятие командой</w:t>
+            <w:tcW w:type="dxa" w:w="2506"/>
+            <w:shd w:fill="F5F5F5" w:color="auto" w:val="clear"/>
+            <w:tcMar>
+              <w:top w:type="dxa" w:w="60"/>
+              <w:left w:type="dxa" w:w="90"/>
+              <w:bottom w:type="dxa" w:w="60"/>
+              <w:right w:type="dxa" w:w="90"/>
+            </w:tcMar>
+          </w:tcPr>
+          <w:p>
+            <w:pPr>
+              <w:spacing w:after="40" w:line="240"/>
+              <w:jc w:val="left"/>
+            </w:pPr>
+            <w:r>
+              <w:rPr>
+                <w:rFonts w:ascii="Times New Roman" w:cs="Times New Roman" w:eastAsia="Times New Roman" w:hAnsi="Times New Roman"/>
+                <w:b/>
+                <w:bCs/>
+                <w:sz w:val="20"/>
+                <w:szCs w:val="20"/>
+              </w:rPr>
+              <w:t xml:space="preserve">Как будут обработаны результаты</w:t>
+            </w:r>
+          </w:p>
+        </w:tc>
+        <w:tc>
+          <w:tcPr>
+            <w:tcW w:type="dxa" w:w="7132"/>
+            <w:tcMar>
+              <w:top w:type="dxa" w:w="60"/>
+              <w:left w:type="dxa" w:w="90"/>
+              <w:bottom w:type="dxa" w:w="60"/>
+              <w:right w:type="dxa" w:w="90"/>
+            </w:tcMar>
+          </w:tcPr>
+          <w:p>
+            <w:pPr>
+              <w:spacing w:after="40" w:line="240"/>
+              <w:jc w:val="left"/>
+            </w:pPr>
+            <w:r>
+              <w:rPr>
+                <w:rFonts w:ascii="Times New Roman" w:cs="Times New Roman" w:eastAsia="Times New Roman" w:hAnsi="Times New Roman"/>
+                <w:b w:val="false"/>
+                <w:bCs w:val="false"/>
+                <w:sz w:val="20"/>
+                <w:szCs w:val="20"/>
+              </w:rPr>
+              <w:t xml:space="preserve">Ответы сводятся в таблицу «вопрос × респондент» с выводом по каждой строке; затем по каждой гипотезе проверяются количественные критерии подтверждения; выявленные инсайты связываются с конкретными задачами бэклога</w:t>
             </w:r>
           </w:p>
         </w:tc>
@@ -8625,7 +7396,623 @@
           <w:sz w:val="24"/>
           <w:szCs w:val="24"/>
         </w:rPr>
-        <w:t xml:space="preserve">Анализ проведённых интервью</w:t>
+        <w:t xml:space="preserve">Критерии, по которым будет оценён результат</w:t>
+      </w:r>
+    </w:p>
+    <w:p>
+      <w:pPr>
+        <w:spacing w:after="120" w:line="276"/>
+        <w:jc w:val="both"/>
+      </w:pPr>
+      <w:r>
+        <w:rPr>
+          <w:rFonts w:ascii="Times New Roman" w:cs="Times New Roman" w:eastAsia="Times New Roman" w:hAnsi="Times New Roman"/>
+          <w:sz w:val="24"/>
+          <w:szCs w:val="24"/>
+        </w:rPr>
+        <w:t xml:space="preserve">Критерии заданы заранее, до сбора данных, чтобы исключить подгонку выводов под желаемый результат:</w:t>
+      </w:r>
+    </w:p>
+    <w:tbl>
+      <w:tblPr>
+        <w:tblW w:type="dxa" w:w="9638"/>
+        <w:tblBorders>
+          <w:top w:val="single" w:color="auto" w:sz="4"/>
+          <w:left w:val="single" w:color="auto" w:sz="4"/>
+          <w:bottom w:val="single" w:color="auto" w:sz="4"/>
+          <w:right w:val="single" w:color="auto" w:sz="4"/>
+          <w:insideH w:val="single" w:color="auto" w:sz="4"/>
+          <w:insideV w:val="single" w:color="auto" w:sz="4"/>
+        </w:tblBorders>
+      </w:tblPr>
+      <w:tblGrid>
+        <w:gridCol w:w="2120"/>
+        <w:gridCol w:w="4433"/>
+        <w:gridCol w:w="3084"/>
+      </w:tblGrid>
+      <w:tr>
+        <w:trPr>
+          <w:tblHeader/>
+        </w:trPr>
+        <w:tc>
+          <w:tcPr>
+            <w:tcW w:type="dxa" w:w="2120"/>
+            <w:shd w:fill="EDEDED" w:color="auto" w:val="clear"/>
+            <w:tcMar>
+              <w:top w:type="dxa" w:w="60"/>
+              <w:left w:type="dxa" w:w="90"/>
+              <w:bottom w:type="dxa" w:w="60"/>
+              <w:right w:type="dxa" w:w="90"/>
+            </w:tcMar>
+          </w:tcPr>
+          <w:p>
+            <w:pPr>
+              <w:spacing w:after="40" w:line="240"/>
+              <w:jc w:val="left"/>
+            </w:pPr>
+            <w:r>
+              <w:rPr>
+                <w:rFonts w:ascii="Times New Roman" w:cs="Times New Roman" w:eastAsia="Times New Roman" w:hAnsi="Times New Roman"/>
+                <w:b/>
+                <w:bCs/>
+                <w:sz w:val="20"/>
+                <w:szCs w:val="20"/>
+              </w:rPr>
+              <w:t xml:space="preserve">Гипотеза</w:t>
+            </w:r>
+          </w:p>
+        </w:tc>
+        <w:tc>
+          <w:tcPr>
+            <w:tcW w:type="dxa" w:w="4433"/>
+            <w:shd w:fill="EDEDED" w:color="auto" w:val="clear"/>
+            <w:tcMar>
+              <w:top w:type="dxa" w:w="60"/>
+              <w:left w:type="dxa" w:w="90"/>
+              <w:bottom w:type="dxa" w:w="60"/>
+              <w:right w:type="dxa" w:w="90"/>
+            </w:tcMar>
+          </w:tcPr>
+          <w:p>
+            <w:pPr>
+              <w:spacing w:after="40" w:line="240"/>
+              <w:jc w:val="left"/>
+            </w:pPr>
+            <w:r>
+              <w:rPr>
+                <w:rFonts w:ascii="Times New Roman" w:cs="Times New Roman" w:eastAsia="Times New Roman" w:hAnsi="Times New Roman"/>
+                <w:b/>
+                <w:bCs/>
+                <w:sz w:val="20"/>
+                <w:szCs w:val="20"/>
+              </w:rPr>
+              <w:t xml:space="preserve">Критерий подтверждения</w:t>
+            </w:r>
+          </w:p>
+        </w:tc>
+        <w:tc>
+          <w:tcPr>
+            <w:tcW w:type="dxa" w:w="3084"/>
+            <w:shd w:fill="EDEDED" w:color="auto" w:val="clear"/>
+            <w:tcMar>
+              <w:top w:type="dxa" w:w="60"/>
+              <w:left w:type="dxa" w:w="90"/>
+              <w:bottom w:type="dxa" w:w="60"/>
+              <w:right w:type="dxa" w:w="90"/>
+            </w:tcMar>
+          </w:tcPr>
+          <w:p>
+            <w:pPr>
+              <w:spacing w:after="40" w:line="240"/>
+              <w:jc w:val="left"/>
+            </w:pPr>
+            <w:r>
+              <w:rPr>
+                <w:rFonts w:ascii="Times New Roman" w:cs="Times New Roman" w:eastAsia="Times New Roman" w:hAnsi="Times New Roman"/>
+                <w:b/>
+                <w:bCs/>
+                <w:sz w:val="20"/>
+                <w:szCs w:val="20"/>
+              </w:rPr>
+              <w:t xml:space="preserve">Чем измеряется</w:t>
+            </w:r>
+          </w:p>
+        </w:tc>
+      </w:tr>
+      <w:tr>
+        <w:trPr>
+          <w:tblHeader w:val="false"/>
+        </w:trPr>
+        <w:tc>
+          <w:tcPr>
+            <w:tcW w:type="dxa" w:w="2120"/>
+            <w:tcMar>
+              <w:top w:type="dxa" w:w="60"/>
+              <w:left w:type="dxa" w:w="90"/>
+              <w:bottom w:type="dxa" w:w="60"/>
+              <w:right w:type="dxa" w:w="90"/>
+            </w:tcMar>
+          </w:tcPr>
+          <w:p>
+            <w:pPr>
+              <w:spacing w:after="40" w:line="240"/>
+              <w:jc w:val="left"/>
+            </w:pPr>
+            <w:r>
+              <w:rPr>
+                <w:rFonts w:ascii="Times New Roman" w:cs="Times New Roman" w:eastAsia="Times New Roman" w:hAnsi="Times New Roman"/>
+                <w:sz w:val="20"/>
+                <w:szCs w:val="20"/>
+              </w:rPr>
+              <w:t xml:space="preserve">Г1. Работа не собрана в одном месте</w:t>
+            </w:r>
+          </w:p>
+        </w:tc>
+        <w:tc>
+          <w:tcPr>
+            <w:tcW w:type="dxa" w:w="4433"/>
+            <w:tcMar>
+              <w:top w:type="dxa" w:w="60"/>
+              <w:left w:type="dxa" w:w="90"/>
+              <w:bottom w:type="dxa" w:w="60"/>
+              <w:right w:type="dxa" w:w="90"/>
+            </w:tcMar>
+          </w:tcPr>
+          <w:p>
+            <w:pPr>
+              <w:spacing w:after="40" w:line="240"/>
+              <w:jc w:val="left"/>
+            </w:pPr>
+            <w:r>
+              <w:rPr>
+                <w:rFonts w:ascii="Times New Roman" w:cs="Times New Roman" w:eastAsia="Times New Roman" w:hAnsi="Times New Roman"/>
+                <w:sz w:val="20"/>
+                <w:szCs w:val="20"/>
+              </w:rPr>
+              <w:t xml:space="preserve">≥70% не отвечают на вопрос №9 за 2 минуты; ≥50% вспоминают потерю задачи или срыв срока; ≥60% собирают статус вручную</w:t>
+            </w:r>
+          </w:p>
+        </w:tc>
+        <w:tc>
+          <w:tcPr>
+            <w:tcW w:type="dxa" w:w="3084"/>
+            <w:tcMar>
+              <w:top w:type="dxa" w:w="60"/>
+              <w:left w:type="dxa" w:w="90"/>
+              <w:bottom w:type="dxa" w:w="60"/>
+              <w:right w:type="dxa" w:w="90"/>
+            </w:tcMar>
+          </w:tcPr>
+          <w:p>
+            <w:pPr>
+              <w:spacing w:after="40" w:line="240"/>
+              <w:jc w:val="left"/>
+            </w:pPr>
+            <w:r>
+              <w:rPr>
+                <w:rFonts w:ascii="Times New Roman" w:cs="Times New Roman" w:eastAsia="Times New Roman" w:hAnsi="Times New Roman"/>
+                <w:sz w:val="20"/>
+                <w:szCs w:val="20"/>
+              </w:rPr>
+              <w:t xml:space="preserve">Замер времени ответа, конкретные случаи из прошлого, вопросы №13-14</w:t>
+            </w:r>
+          </w:p>
+        </w:tc>
+      </w:tr>
+      <w:tr>
+        <w:trPr>
+          <w:tblHeader w:val="false"/>
+        </w:trPr>
+        <w:tc>
+          <w:tcPr>
+            <w:tcW w:type="dxa" w:w="2120"/>
+            <w:tcMar>
+              <w:top w:type="dxa" w:w="60"/>
+              <w:left w:type="dxa" w:w="90"/>
+              <w:bottom w:type="dxa" w:w="60"/>
+              <w:right w:type="dxa" w:w="90"/>
+            </w:tcMar>
+          </w:tcPr>
+          <w:p>
+            <w:pPr>
+              <w:spacing w:after="40" w:line="240"/>
+              <w:jc w:val="left"/>
+            </w:pPr>
+            <w:r>
+              <w:rPr>
+                <w:rFonts w:ascii="Times New Roman" w:cs="Times New Roman" w:eastAsia="Times New Roman" w:hAnsi="Times New Roman"/>
+                <w:sz w:val="20"/>
+                <w:szCs w:val="20"/>
+              </w:rPr>
+              <w:t xml:space="preserve">Г4. Прогресс и вклад не видны</w:t>
+            </w:r>
+          </w:p>
+        </w:tc>
+        <w:tc>
+          <w:tcPr>
+            <w:tcW w:type="dxa" w:w="4433"/>
+            <w:tcMar>
+              <w:top w:type="dxa" w:w="60"/>
+              <w:left w:type="dxa" w:w="90"/>
+              <w:bottom w:type="dxa" w:w="60"/>
+              <w:right w:type="dxa" w:w="90"/>
+            </w:tcMar>
+          </w:tcPr>
+          <w:p>
+            <w:pPr>
+              <w:spacing w:after="40" w:line="240"/>
+              <w:jc w:val="left"/>
+            </w:pPr>
+            <w:r>
+              <w:rPr>
+                <w:rFonts w:ascii="Times New Roman" w:cs="Times New Roman" w:eastAsia="Times New Roman" w:hAnsi="Times New Roman"/>
+                <w:sz w:val="20"/>
+                <w:szCs w:val="20"/>
+              </w:rPr>
+              <w:t xml:space="preserve">≥60% готовят отчёт вручную и тратят ≥30 минут; ≥40% вспоминают спор о вкладе; ≥50% имеют регулярный внешний запрос статуса</w:t>
+            </w:r>
+          </w:p>
+        </w:tc>
+        <w:tc>
+          <w:tcPr>
+            <w:tcW w:type="dxa" w:w="3084"/>
+            <w:tcMar>
+              <w:top w:type="dxa" w:w="60"/>
+              <w:left w:type="dxa" w:w="90"/>
+              <w:bottom w:type="dxa" w:w="60"/>
+              <w:right w:type="dxa" w:w="90"/>
+            </w:tcMar>
+          </w:tcPr>
+          <w:p>
+            <w:pPr>
+              <w:spacing w:after="40" w:line="240"/>
+              <w:jc w:val="left"/>
+            </w:pPr>
+            <w:r>
+              <w:rPr>
+                <w:rFonts w:ascii="Times New Roman" w:cs="Times New Roman" w:eastAsia="Times New Roman" w:hAnsi="Times New Roman"/>
+                <w:sz w:val="20"/>
+                <w:szCs w:val="20"/>
+              </w:rPr>
+              <w:t xml:space="preserve">Вопросы №13-15, показ последнего отчёта</w:t>
+            </w:r>
+          </w:p>
+        </w:tc>
+      </w:tr>
+      <w:tr>
+        <w:trPr>
+          <w:tblHeader w:val="false"/>
+        </w:trPr>
+        <w:tc>
+          <w:tcPr>
+            <w:tcW w:type="dxa" w:w="2120"/>
+            <w:tcMar>
+              <w:top w:type="dxa" w:w="60"/>
+              <w:left w:type="dxa" w:w="90"/>
+              <w:bottom w:type="dxa" w:w="60"/>
+              <w:right w:type="dxa" w:w="90"/>
+            </w:tcMar>
+          </w:tcPr>
+          <w:p>
+            <w:pPr>
+              <w:spacing w:after="40" w:line="240"/>
+              <w:jc w:val="left"/>
+            </w:pPr>
+            <w:r>
+              <w:rPr>
+                <w:rFonts w:ascii="Times New Roman" w:cs="Times New Roman" w:eastAsia="Times New Roman" w:hAnsi="Times New Roman"/>
+                <w:sz w:val="20"/>
+                <w:szCs w:val="20"/>
+              </w:rPr>
+              <w:t xml:space="preserve">Г2. Порог входа убивает внедрение</w:t>
+            </w:r>
+          </w:p>
+        </w:tc>
+        <w:tc>
+          <w:tcPr>
+            <w:tcW w:type="dxa" w:w="4433"/>
+            <w:tcMar>
+              <w:top w:type="dxa" w:w="60"/>
+              <w:left w:type="dxa" w:w="90"/>
+              <w:bottom w:type="dxa" w:w="60"/>
+              <w:right w:type="dxa" w:w="90"/>
+            </w:tcMar>
+          </w:tcPr>
+          <w:p>
+            <w:pPr>
+              <w:spacing w:after="40" w:line="240"/>
+              <w:jc w:val="left"/>
+            </w:pPr>
+            <w:r>
+              <w:rPr>
+                <w:rFonts w:ascii="Times New Roman" w:cs="Times New Roman" w:eastAsia="Times New Roman" w:hAnsi="Times New Roman"/>
+                <w:sz w:val="20"/>
+                <w:szCs w:val="20"/>
+              </w:rPr>
+              <w:t xml:space="preserve">≥50% имеют неудачную попытку внедрения; ≥60% из них называют причиной сложность, а не цену; в ≥40% случаев прошлое пространство мертво</w:t>
+            </w:r>
+          </w:p>
+        </w:tc>
+        <w:tc>
+          <w:tcPr>
+            <w:tcW w:type="dxa" w:w="3084"/>
+            <w:tcMar>
+              <w:top w:type="dxa" w:w="60"/>
+              <w:left w:type="dxa" w:w="90"/>
+              <w:bottom w:type="dxa" w:w="60"/>
+              <w:right w:type="dxa" w:w="90"/>
+            </w:tcMar>
+          </w:tcPr>
+          <w:p>
+            <w:pPr>
+              <w:spacing w:after="40" w:line="240"/>
+              <w:jc w:val="left"/>
+            </w:pPr>
+            <w:r>
+              <w:rPr>
+                <w:rFonts w:ascii="Times New Roman" w:cs="Times New Roman" w:eastAsia="Times New Roman" w:hAnsi="Times New Roman"/>
+                <w:sz w:val="20"/>
+                <w:szCs w:val="20"/>
+              </w:rPr>
+              <w:t xml:space="preserve">Вопросы №17-18, дата последней активности в прошлом трекере</w:t>
+            </w:r>
+          </w:p>
+        </w:tc>
+      </w:tr>
+      <w:tr>
+        <w:trPr>
+          <w:tblHeader w:val="false"/>
+        </w:trPr>
+        <w:tc>
+          <w:tcPr>
+            <w:tcW w:type="dxa" w:w="2120"/>
+            <w:tcMar>
+              <w:top w:type="dxa" w:w="60"/>
+              <w:left w:type="dxa" w:w="90"/>
+              <w:bottom w:type="dxa" w:w="60"/>
+              <w:right w:type="dxa" w:w="90"/>
+            </w:tcMar>
+          </w:tcPr>
+          <w:p>
+            <w:pPr>
+              <w:spacing w:after="40" w:line="240"/>
+              <w:jc w:val="left"/>
+            </w:pPr>
+            <w:r>
+              <w:rPr>
+                <w:rFonts w:ascii="Times New Roman" w:cs="Times New Roman" w:eastAsia="Times New Roman" w:hAnsi="Times New Roman"/>
+                <w:sz w:val="20"/>
+                <w:szCs w:val="20"/>
+              </w:rPr>
+              <w:t xml:space="preserve">Г5. Фрагментация инструментов</w:t>
+            </w:r>
+          </w:p>
+        </w:tc>
+        <w:tc>
+          <w:tcPr>
+            <w:tcW w:type="dxa" w:w="4433"/>
+            <w:tcMar>
+              <w:top w:type="dxa" w:w="60"/>
+              <w:left w:type="dxa" w:w="90"/>
+              <w:bottom w:type="dxa" w:w="60"/>
+              <w:right w:type="dxa" w:w="90"/>
+            </w:tcMar>
+          </w:tcPr>
+          <w:p>
+            <w:pPr>
+              <w:spacing w:after="40" w:line="240"/>
+              <w:jc w:val="left"/>
+            </w:pPr>
+            <w:r>
+              <w:rPr>
+                <w:rFonts w:ascii="Times New Roman" w:cs="Times New Roman" w:eastAsia="Times New Roman" w:hAnsi="Times New Roman"/>
+                <w:sz w:val="20"/>
+                <w:szCs w:val="20"/>
+              </w:rPr>
+              <w:t xml:space="preserve">≥50% используют 3 и более инструмента на проект; ≥40% вспоминают случай расхождения данных</w:t>
+            </w:r>
+          </w:p>
+        </w:tc>
+        <w:tc>
+          <w:tcPr>
+            <w:tcW w:type="dxa" w:w="3084"/>
+            <w:tcMar>
+              <w:top w:type="dxa" w:w="60"/>
+              <w:left w:type="dxa" w:w="90"/>
+              <w:bottom w:type="dxa" w:w="60"/>
+              <w:right w:type="dxa" w:w="90"/>
+            </w:tcMar>
+          </w:tcPr>
+          <w:p>
+            <w:pPr>
+              <w:spacing w:after="40" w:line="240"/>
+              <w:jc w:val="left"/>
+            </w:pPr>
+            <w:r>
+              <w:rPr>
+                <w:rFonts w:ascii="Times New Roman" w:cs="Times New Roman" w:eastAsia="Times New Roman" w:hAnsi="Times New Roman"/>
+                <w:sz w:val="20"/>
+                <w:szCs w:val="20"/>
+              </w:rPr>
+              <w:t xml:space="preserve">Вопрос №7 (подсчёт), вопросы №8 и №12</w:t>
+            </w:r>
+          </w:p>
+        </w:tc>
+      </w:tr>
+      <w:tr>
+        <w:trPr>
+          <w:tblHeader w:val="false"/>
+        </w:trPr>
+        <w:tc>
+          <w:tcPr>
+            <w:tcW w:type="dxa" w:w="2120"/>
+            <w:tcMar>
+              <w:top w:type="dxa" w:w="60"/>
+              <w:left w:type="dxa" w:w="90"/>
+              <w:bottom w:type="dxa" w:w="60"/>
+              <w:right w:type="dxa" w:w="90"/>
+            </w:tcMar>
+          </w:tcPr>
+          <w:p>
+            <w:pPr>
+              <w:spacing w:after="40" w:line="240"/>
+              <w:jc w:val="left"/>
+            </w:pPr>
+            <w:r>
+              <w:rPr>
+                <w:rFonts w:ascii="Times New Roman" w:cs="Times New Roman" w:eastAsia="Times New Roman" w:hAnsi="Times New Roman"/>
+                <w:sz w:val="20"/>
+                <w:szCs w:val="20"/>
+              </w:rPr>
+              <w:t xml:space="preserve">Г3. Цена за каждого участника</w:t>
+            </w:r>
+          </w:p>
+        </w:tc>
+        <w:tc>
+          <w:tcPr>
+            <w:tcW w:type="dxa" w:w="4433"/>
+            <w:tcMar>
+              <w:top w:type="dxa" w:w="60"/>
+              <w:left w:type="dxa" w:w="90"/>
+              <w:bottom w:type="dxa" w:w="60"/>
+              <w:right w:type="dxa" w:w="90"/>
+            </w:tcMar>
+          </w:tcPr>
+          <w:p>
+            <w:pPr>
+              <w:spacing w:after="40" w:line="240"/>
+              <w:jc w:val="left"/>
+            </w:pPr>
+            <w:r>
+              <w:rPr>
+                <w:rFonts w:ascii="Times New Roman" w:cs="Times New Roman" w:eastAsia="Times New Roman" w:hAnsi="Times New Roman"/>
+                <w:sz w:val="20"/>
+                <w:szCs w:val="20"/>
+              </w:rPr>
+              <w:t xml:space="preserve">≥50% платят 0 ₽ за трекер; ≥30% называют цену причиной отказа</w:t>
+            </w:r>
+          </w:p>
+        </w:tc>
+        <w:tc>
+          <w:tcPr>
+            <w:tcW w:type="dxa" w:w="3084"/>
+            <w:tcMar>
+              <w:top w:type="dxa" w:w="60"/>
+              <w:left w:type="dxa" w:w="90"/>
+              <w:bottom w:type="dxa" w:w="60"/>
+              <w:right w:type="dxa" w:w="90"/>
+            </w:tcMar>
+          </w:tcPr>
+          <w:p>
+            <w:pPr>
+              <w:spacing w:after="40" w:line="240"/>
+              <w:jc w:val="left"/>
+            </w:pPr>
+            <w:r>
+              <w:rPr>
+                <w:rFonts w:ascii="Times New Roman" w:cs="Times New Roman" w:eastAsia="Times New Roman" w:hAnsi="Times New Roman"/>
+                <w:sz w:val="20"/>
+                <w:szCs w:val="20"/>
+              </w:rPr>
+              <w:t xml:space="preserve">Вопросы №19-20; окончательно проверяется экспериментом с тарифами на этапе пилотов</w:t>
+            </w:r>
+          </w:p>
+        </w:tc>
+      </w:tr>
+    </w:tbl>
+    <w:p>
+      <w:pPr>
+        <w:pStyle w:val="Heading3"/>
+        <w:spacing w:after="100" w:before="180"/>
+        <w:jc w:val="left"/>
+      </w:pPr>
+      <w:r>
+        <w:rPr>
+          <w:rFonts w:ascii="Times New Roman" w:cs="Times New Roman" w:eastAsia="Times New Roman" w:hAnsi="Times New Roman"/>
+          <w:b/>
+          <w:bCs/>
+          <w:i/>
+          <w:iCs/>
+          <w:color w:val="000000"/>
+          <w:sz w:val="24"/>
+          <w:szCs w:val="24"/>
+        </w:rPr>
+        <w:t xml:space="preserve">Что будет сделано с результатами</w:t>
+      </w:r>
+    </w:p>
+    <w:p>
+      <w:pPr>
+        <w:spacing w:after="60" w:line="276"/>
+        <w:ind w:left="283"/>
+        <w:jc w:val="both"/>
+      </w:pPr>
+      <w:r>
+        <w:rPr>
+          <w:rFonts w:ascii="Times New Roman" w:cs="Times New Roman" w:eastAsia="Times New Roman" w:hAnsi="Times New Roman"/>
+          <w:sz w:val="24"/>
+          <w:szCs w:val="24"/>
+        </w:rPr>
+        <w:t xml:space="preserve">- По каждой гипотезе фиксируется вывод: подтверждена, опровергнута или подтверждена частично - с указанием фактических процентов по выборке.</w:t>
+      </w:r>
+    </w:p>
+    <w:p>
+      <w:pPr>
+        <w:spacing w:after="60" w:line="276"/>
+        <w:ind w:left="283"/>
+        <w:jc w:val="both"/>
+      </w:pPr>
+      <w:r>
+        <w:rPr>
+          <w:rFonts w:ascii="Times New Roman" w:cs="Times New Roman" w:eastAsia="Times New Roman" w:hAnsi="Times New Roman"/>
+          <w:sz w:val="24"/>
+          <w:szCs w:val="24"/>
+        </w:rPr>
+        <w:t xml:space="preserve">- Функция попадает в бэклог только при совпадении сигнала минимум у трёх респондентов из разных сегментов - это защищает от решений, принятых по одному яркому интервью.</w:t>
+      </w:r>
+    </w:p>
+    <w:p>
+      <w:pPr>
+        <w:spacing w:after="60" w:line="276"/>
+        <w:ind w:left="283"/>
+        <w:jc w:val="both"/>
+      </w:pPr>
+      <w:r>
+        <w:rPr>
+          <w:rFonts w:ascii="Times New Roman" w:cs="Times New Roman" w:eastAsia="Times New Roman" w:hAnsi="Times New Roman"/>
+          <w:sz w:val="24"/>
+          <w:szCs w:val="24"/>
+        </w:rPr>
+        <w:t xml:space="preserve">- Опровергнутые гипотезы фиксируются так же подробно, как подтверждённые: отрицательный результат экономит спринты разработки и потому ценен не меньше.</w:t>
+      </w:r>
+    </w:p>
+    <w:p>
+      <w:pPr>
+        <w:spacing w:after="60" w:line="276"/>
+        <w:ind w:left="283"/>
+        <w:jc w:val="both"/>
+      </w:pPr>
+      <w:r>
+        <w:rPr>
+          <w:rFonts w:ascii="Times New Roman" w:cs="Times New Roman" w:eastAsia="Times New Roman" w:hAnsi="Times New Roman"/>
+          <w:sz w:val="24"/>
+          <w:szCs w:val="24"/>
+        </w:rPr>
+        <w:t xml:space="preserve">- Респонденты, давшие согласие на пилот (вопрос №23), становятся первыми пилотными командами - для них разворачиваются рабочие пространства с обратной связью через две недели.</w:t>
+      </w:r>
+    </w:p>
+    <w:p>
+      <w:pPr>
+        <w:spacing w:after="60" w:line="276"/>
+        <w:ind w:left="283"/>
+        <w:jc w:val="both"/>
+      </w:pPr>
+      <w:r>
+        <w:rPr>
+          <w:rFonts w:ascii="Times New Roman" w:cs="Times New Roman" w:eastAsia="Times New Roman" w:hAnsi="Times New Roman"/>
+          <w:sz w:val="24"/>
+          <w:szCs w:val="24"/>
+        </w:rPr>
+        <w:t xml:space="preserve">- Как измеримый тест ценности на пилотах используется тот же вопрос №9: замеряется время ответа до начала работы в продукте и после двух недель использования.</w:t>
       </w:r>
     </w:p>
     <w:p>
@@ -8641,62 +8028,7 @@
           <w:sz w:val="24"/>
           <w:szCs w:val="24"/>
         </w:rPr>
-        <w:t xml:space="preserve">1. Что мы узнали о целевой аудитории.</w:t>
-      </w:r>
-    </w:p>
-    <w:p>
-      <w:pPr>
-        <w:spacing w:after="60" w:line="276"/>
-        <w:ind w:left="283"/>
-        <w:jc w:val="both"/>
-      </w:pPr>
-      <w:r>
-        <w:rPr>
-          <w:rFonts w:ascii="Times New Roman" w:cs="Times New Roman" w:eastAsia="Times New Roman" w:hAnsi="Times New Roman"/>
-          <w:sz w:val="24"/>
-          <w:szCs w:val="24"/>
-        </w:rPr>
-        <w:t xml:space="preserve">- Единого места для работы над проектом нет ни у одной из опрошенных команд: роль «системы» выполняет мессенджер, а структурированные данные живут максимум у одного человека - у руководителя. Среднее число инструментов на один проект - 4,3.</w:t>
-      </w:r>
-    </w:p>
-    <w:p>
-      <w:pPr>
-        <w:spacing w:after="60" w:line="276"/>
-        <w:ind w:left="283"/>
-        <w:jc w:val="both"/>
-      </w:pPr>
-      <w:r>
-        <w:rPr>
-          <w:rFonts w:ascii="Times New Roman" w:cs="Times New Roman" w:eastAsia="Times New Roman" w:hAnsi="Times New Roman"/>
-          <w:sz w:val="24"/>
-          <w:szCs w:val="24"/>
-        </w:rPr>
-        <w:t xml:space="preserve">- Ни один респондент не смог назвать три ближайших дела с ответственными быстрее чем за 2 минуты и полностью. Это измеримый, воспроизводимый симптом, который можно использовать как тест ценности продукта: после двух недель в Apex тот же вопрос должен занимать 10 секунд.</w:t>
-      </w:r>
-    </w:p>
-    <w:p>
-      <w:pPr>
-        <w:spacing w:after="60" w:line="276"/>
-        <w:ind w:left="283"/>
-        <w:jc w:val="both"/>
-      </w:pPr>
-      <w:r>
-        <w:rPr>
-          <w:rFonts w:ascii="Times New Roman" w:cs="Times New Roman" w:eastAsia="Times New Roman" w:hAnsi="Times New Roman"/>
-          <w:sz w:val="24"/>
-          <w:szCs w:val="24"/>
-        </w:rPr>
-        <w:t xml:space="preserve">- Самая дорогая и регулярная боль - не потеря задач как таковая, а </w:t>
-      </w:r>
-      <w:r>
-        <w:rPr>
-          <w:rFonts w:ascii="Times New Roman" w:cs="Times New Roman" w:eastAsia="Times New Roman" w:hAnsi="Times New Roman"/>
-          <w:b/>
-          <w:bCs/>
-          <w:sz w:val="24"/>
-          <w:szCs w:val="24"/>
-        </w:rPr>
-        <w:t xml:space="preserve">ручной сбор статуса для внешней стороны</w:t>
+        <w:t xml:space="preserve">Ограничение метода, которое мы осознаём.</w:t>
       </w:r>
       <w:r>
         <w:rPr>
@@ -8704,1192 +8036,7 @@
           <w:sz w:val="24"/>
           <w:szCs w:val="24"/>
         </w:rPr>
-        <w:t xml:space="preserve">: в среднем около часа в неделю, и у всех четверых есть тот, кто этот статус спрашивает (преподаватель, клиент, директор, руководство).</w:t>
-      </w:r>
-    </w:p>
-    <w:p>
-      <w:pPr>
-        <w:spacing w:after="60" w:line="276"/>
-        <w:ind w:left="283"/>
-        <w:jc w:val="both"/>
-      </w:pPr>
-      <w:r>
-        <w:rPr>
-          <w:rFonts w:ascii="Times New Roman" w:cs="Times New Roman" w:eastAsia="Times New Roman" w:hAnsi="Times New Roman"/>
-          <w:sz w:val="24"/>
-          <w:szCs w:val="24"/>
-        </w:rPr>
-        <w:t xml:space="preserve">- Решение о внедрении принимает руководитель, но </w:t>
-      </w:r>
-      <w:r>
-        <w:rPr>
-          <w:rFonts w:ascii="Times New Roman" w:cs="Times New Roman" w:eastAsia="Times New Roman" w:hAnsi="Times New Roman"/>
-          <w:b/>
-          <w:bCs/>
-          <w:sz w:val="24"/>
-          <w:szCs w:val="24"/>
-        </w:rPr>
-        <w:t xml:space="preserve">судьбу инструмента решает команда</w:t>
-      </w:r>
-      <w:r>
-        <w:rPr>
-          <w:rFonts w:ascii="Times New Roman" w:cs="Times New Roman" w:eastAsia="Times New Roman" w:hAnsi="Times New Roman"/>
-          <w:sz w:val="24"/>
-          <w:szCs w:val="24"/>
-        </w:rPr>
-        <w:t xml:space="preserve">: все неудачные попытки провалились не на этапе выбора, а на этапе принятия участниками.</w:t>
-      </w:r>
-    </w:p>
-    <w:p>
-      <w:pPr>
-        <w:spacing w:after="60" w:line="276"/>
-        <w:ind w:left="283"/>
-        <w:jc w:val="both"/>
-      </w:pPr>
-      <w:r>
-        <w:rPr>
-          <w:rFonts w:ascii="Times New Roman" w:cs="Times New Roman" w:eastAsia="Times New Roman" w:hAnsi="Times New Roman"/>
-          <w:sz w:val="24"/>
-          <w:szCs w:val="24"/>
-        </w:rPr>
-        <w:t xml:space="preserve">- Деньги - не главный барьер. Все четверо платят 0 ₽, но ни один не назвал цену основной причиной отказа; формулировки были «сложно», «не прижилось», «проще записать себе».</w:t>
-      </w:r>
-    </w:p>
-    <w:p>
-      <w:pPr>
-        <w:spacing w:after="60" w:line="276"/>
-        <w:ind w:left="283"/>
-        <w:jc w:val="both"/>
-      </w:pPr>
-      <w:r>
-        <w:rPr>
-          <w:rFonts w:ascii="Times New Roman" w:cs="Times New Roman" w:eastAsia="Times New Roman" w:hAnsi="Times New Roman"/>
-          <w:sz w:val="24"/>
-          <w:szCs w:val="24"/>
-        </w:rPr>
-        <w:t xml:space="preserve">- Онбординг нового участника стоит командам от двух дней до недели - это скрытая, но большая издержка, о которой респонденты сами не говорят как о проблеме, пока не спросишь.</w:t>
-      </w:r>
-    </w:p>
-    <w:p>
-      <w:pPr>
-        <w:spacing w:after="120" w:line="276"/>
-        <w:jc w:val="both"/>
-      </w:pPr>
-      <w:r>
-        <w:rPr>
-          <w:rFonts w:ascii="Times New Roman" w:cs="Times New Roman" w:eastAsia="Times New Roman" w:hAnsi="Times New Roman"/>
-          <w:b/>
-          <w:bCs/>
-          <w:sz w:val="24"/>
-          <w:szCs w:val="24"/>
-        </w:rPr>
-        <w:t xml:space="preserve">2. Подтвердилась ли гипотеза проблемы.</w:t>
-      </w:r>
-    </w:p>
-    <w:tbl>
-      <w:tblPr>
-        <w:tblW w:type="dxa" w:w="9638"/>
-        <w:tblBorders>
-          <w:top w:val="single" w:color="auto" w:sz="4"/>
-          <w:left w:val="single" w:color="auto" w:sz="4"/>
-          <w:bottom w:val="single" w:color="auto" w:sz="4"/>
-          <w:right w:val="single" w:color="auto" w:sz="4"/>
-          <w:insideH w:val="single" w:color="auto" w:sz="4"/>
-          <w:insideV w:val="single" w:color="auto" w:sz="4"/>
-        </w:tblBorders>
-      </w:tblPr>
-      <w:tblGrid>
-        <w:gridCol w:w="1928"/>
-        <w:gridCol w:w="2891"/>
-        <w:gridCol w:w="2699"/>
-        <w:gridCol w:w="2120"/>
-      </w:tblGrid>
-      <w:tr>
-        <w:trPr>
-          <w:tblHeader/>
-        </w:trPr>
-        <w:tc>
-          <w:tcPr>
-            <w:tcW w:type="dxa" w:w="1928"/>
-            <w:shd w:fill="EDEDED" w:color="auto" w:val="clear"/>
-            <w:tcMar>
-              <w:top w:type="dxa" w:w="60"/>
-              <w:left w:type="dxa" w:w="90"/>
-              <w:bottom w:type="dxa" w:w="60"/>
-              <w:right w:type="dxa" w:w="90"/>
-            </w:tcMar>
-          </w:tcPr>
-          <w:p>
-            <w:pPr>
-              <w:spacing w:after="40" w:line="240"/>
-              <w:jc w:val="left"/>
-            </w:pPr>
-            <w:r>
-              <w:rPr>
-                <w:rFonts w:ascii="Times New Roman" w:cs="Times New Roman" w:eastAsia="Times New Roman" w:hAnsi="Times New Roman"/>
-                <w:b/>
-                <w:bCs/>
-                <w:sz w:val="20"/>
-                <w:szCs w:val="20"/>
-              </w:rPr>
-              <w:t xml:space="preserve">Гипотеза</w:t>
-            </w:r>
-          </w:p>
-        </w:tc>
-        <w:tc>
-          <w:tcPr>
-            <w:tcW w:type="dxa" w:w="2891"/>
-            <w:shd w:fill="EDEDED" w:color="auto" w:val="clear"/>
-            <w:tcMar>
-              <w:top w:type="dxa" w:w="60"/>
-              <w:left w:type="dxa" w:w="90"/>
-              <w:bottom w:type="dxa" w:w="60"/>
-              <w:right w:type="dxa" w:w="90"/>
-            </w:tcMar>
-          </w:tcPr>
-          <w:p>
-            <w:pPr>
-              <w:spacing w:after="40" w:line="240"/>
-              <w:jc w:val="left"/>
-            </w:pPr>
-            <w:r>
-              <w:rPr>
-                <w:rFonts w:ascii="Times New Roman" w:cs="Times New Roman" w:eastAsia="Times New Roman" w:hAnsi="Times New Roman"/>
-                <w:b/>
-                <w:bCs/>
-                <w:sz w:val="20"/>
-                <w:szCs w:val="20"/>
-              </w:rPr>
-              <w:t xml:space="preserve">Критерий подтверждения</w:t>
-            </w:r>
-          </w:p>
-        </w:tc>
-        <w:tc>
-          <w:tcPr>
-            <w:tcW w:type="dxa" w:w="2699"/>
-            <w:shd w:fill="EDEDED" w:color="auto" w:val="clear"/>
-            <w:tcMar>
-              <w:top w:type="dxa" w:w="60"/>
-              <w:left w:type="dxa" w:w="90"/>
-              <w:bottom w:type="dxa" w:w="60"/>
-              <w:right w:type="dxa" w:w="90"/>
-            </w:tcMar>
-          </w:tcPr>
-          <w:p>
-            <w:pPr>
-              <w:spacing w:after="40" w:line="240"/>
-              <w:jc w:val="left"/>
-            </w:pPr>
-            <w:r>
-              <w:rPr>
-                <w:rFonts w:ascii="Times New Roman" w:cs="Times New Roman" w:eastAsia="Times New Roman" w:hAnsi="Times New Roman"/>
-                <w:b/>
-                <w:bCs/>
-                <w:sz w:val="20"/>
-                <w:szCs w:val="20"/>
-              </w:rPr>
-              <w:t xml:space="preserve">Факт по интервью</w:t>
-            </w:r>
-          </w:p>
-        </w:tc>
-        <w:tc>
-          <w:tcPr>
-            <w:tcW w:type="dxa" w:w="2120"/>
-            <w:shd w:fill="EDEDED" w:color="auto" w:val="clear"/>
-            <w:tcMar>
-              <w:top w:type="dxa" w:w="60"/>
-              <w:left w:type="dxa" w:w="90"/>
-              <w:bottom w:type="dxa" w:w="60"/>
-              <w:right w:type="dxa" w:w="90"/>
-            </w:tcMar>
-          </w:tcPr>
-          <w:p>
-            <w:pPr>
-              <w:spacing w:after="40" w:line="240"/>
-              <w:jc w:val="left"/>
-            </w:pPr>
-            <w:r>
-              <w:rPr>
-                <w:rFonts w:ascii="Times New Roman" w:cs="Times New Roman" w:eastAsia="Times New Roman" w:hAnsi="Times New Roman"/>
-                <w:b/>
-                <w:bCs/>
-                <w:sz w:val="20"/>
-                <w:szCs w:val="20"/>
-              </w:rPr>
-              <w:t xml:space="preserve">Итог</w:t>
-            </w:r>
-          </w:p>
-        </w:tc>
-      </w:tr>
-      <w:tr>
-        <w:trPr>
-          <w:tblHeader w:val="false"/>
-        </w:trPr>
-        <w:tc>
-          <w:tcPr>
-            <w:tcW w:type="dxa" w:w="1928"/>
-            <w:tcMar>
-              <w:top w:type="dxa" w:w="60"/>
-              <w:left w:type="dxa" w:w="90"/>
-              <w:bottom w:type="dxa" w:w="60"/>
-              <w:right w:type="dxa" w:w="90"/>
-            </w:tcMar>
-          </w:tcPr>
-          <w:p>
-            <w:pPr>
-              <w:spacing w:after="40" w:line="240"/>
-              <w:jc w:val="left"/>
-            </w:pPr>
-            <w:r>
-              <w:rPr>
-                <w:rFonts w:ascii="Times New Roman" w:cs="Times New Roman" w:eastAsia="Times New Roman" w:hAnsi="Times New Roman"/>
-                <w:sz w:val="20"/>
-                <w:szCs w:val="20"/>
-              </w:rPr>
-              <w:t xml:space="preserve">Г1. Работа не собрана в одном месте</w:t>
-            </w:r>
-          </w:p>
-        </w:tc>
-        <w:tc>
-          <w:tcPr>
-            <w:tcW w:type="dxa" w:w="2891"/>
-            <w:tcMar>
-              <w:top w:type="dxa" w:w="60"/>
-              <w:left w:type="dxa" w:w="90"/>
-              <w:bottom w:type="dxa" w:w="60"/>
-              <w:right w:type="dxa" w:w="90"/>
-            </w:tcMar>
-          </w:tcPr>
-          <w:p>
-            <w:pPr>
-              <w:spacing w:after="40" w:line="240"/>
-              <w:jc w:val="left"/>
-            </w:pPr>
-            <w:r>
-              <w:rPr>
-                <w:rFonts w:ascii="Times New Roman" w:cs="Times New Roman" w:eastAsia="Times New Roman" w:hAnsi="Times New Roman"/>
-                <w:sz w:val="20"/>
-                <w:szCs w:val="20"/>
-              </w:rPr>
-              <w:t xml:space="preserve">≥70% не отвечают на вопрос №9 за 2 минуты; ≥50% вспоминают потерю/срыв; ≥60% собирают статус вручную</w:t>
-            </w:r>
-          </w:p>
-        </w:tc>
-        <w:tc>
-          <w:tcPr>
-            <w:tcW w:type="dxa" w:w="2699"/>
-            <w:tcMar>
-              <w:top w:type="dxa" w:w="60"/>
-              <w:left w:type="dxa" w:w="90"/>
-              <w:bottom w:type="dxa" w:w="60"/>
-              <w:right w:type="dxa" w:w="90"/>
-            </w:tcMar>
-          </w:tcPr>
-          <w:p>
-            <w:pPr>
-              <w:spacing w:after="40" w:line="240"/>
-              <w:jc w:val="left"/>
-            </w:pPr>
-            <w:r>
-              <w:rPr>
-                <w:rFonts w:ascii="Times New Roman" w:cs="Times New Roman" w:eastAsia="Times New Roman" w:hAnsi="Times New Roman"/>
-                <w:sz w:val="20"/>
-                <w:szCs w:val="20"/>
-              </w:rPr>
-              <w:t xml:space="preserve">100% / 100% / 100%</w:t>
-            </w:r>
-          </w:p>
-        </w:tc>
-        <w:tc>
-          <w:tcPr>
-            <w:tcW w:type="dxa" w:w="2120"/>
-            <w:tcMar>
-              <w:top w:type="dxa" w:w="60"/>
-              <w:left w:type="dxa" w:w="90"/>
-              <w:bottom w:type="dxa" w:w="60"/>
-              <w:right w:type="dxa" w:w="90"/>
-            </w:tcMar>
-          </w:tcPr>
-          <w:p>
-            <w:pPr>
-              <w:spacing w:after="40" w:line="240"/>
-              <w:jc w:val="left"/>
-            </w:pPr>
-            <w:r>
-              <w:rPr>
-                <w:rFonts w:ascii="Times New Roman" w:cs="Times New Roman" w:eastAsia="Times New Roman" w:hAnsi="Times New Roman"/>
-                <w:b/>
-                <w:bCs/>
-                <w:sz w:val="20"/>
-                <w:szCs w:val="20"/>
-              </w:rPr>
-              <w:t xml:space="preserve">Подтверждена</w:t>
-            </w:r>
-          </w:p>
-        </w:tc>
-      </w:tr>
-      <w:tr>
-        <w:trPr>
-          <w:tblHeader w:val="false"/>
-        </w:trPr>
-        <w:tc>
-          <w:tcPr>
-            <w:tcW w:type="dxa" w:w="1928"/>
-            <w:tcMar>
-              <w:top w:type="dxa" w:w="60"/>
-              <w:left w:type="dxa" w:w="90"/>
-              <w:bottom w:type="dxa" w:w="60"/>
-              <w:right w:type="dxa" w:w="90"/>
-            </w:tcMar>
-          </w:tcPr>
-          <w:p>
-            <w:pPr>
-              <w:spacing w:after="40" w:line="240"/>
-              <w:jc w:val="left"/>
-            </w:pPr>
-            <w:r>
-              <w:rPr>
-                <w:rFonts w:ascii="Times New Roman" w:cs="Times New Roman" w:eastAsia="Times New Roman" w:hAnsi="Times New Roman"/>
-                <w:sz w:val="20"/>
-                <w:szCs w:val="20"/>
-              </w:rPr>
-              <w:t xml:space="preserve">Г4. Прогресс и вклад не видны, отчёт руками</w:t>
-            </w:r>
-          </w:p>
-        </w:tc>
-        <w:tc>
-          <w:tcPr>
-            <w:tcW w:type="dxa" w:w="2891"/>
-            <w:tcMar>
-              <w:top w:type="dxa" w:w="60"/>
-              <w:left w:type="dxa" w:w="90"/>
-              <w:bottom w:type="dxa" w:w="60"/>
-              <w:right w:type="dxa" w:w="90"/>
-            </w:tcMar>
-          </w:tcPr>
-          <w:p>
-            <w:pPr>
-              <w:spacing w:after="40" w:line="240"/>
-              <w:jc w:val="left"/>
-            </w:pPr>
-            <w:r>
-              <w:rPr>
-                <w:rFonts w:ascii="Times New Roman" w:cs="Times New Roman" w:eastAsia="Times New Roman" w:hAnsi="Times New Roman"/>
-                <w:sz w:val="20"/>
-                <w:szCs w:val="20"/>
-              </w:rPr>
-              <w:t xml:space="preserve">≥60% готовят отчёт вручную ≥30 мин; ≥40% вспоминают спор о вкладе; ≥50% имеют внешний запрос статуса</w:t>
-            </w:r>
-          </w:p>
-        </w:tc>
-        <w:tc>
-          <w:tcPr>
-            <w:tcW w:type="dxa" w:w="2699"/>
-            <w:tcMar>
-              <w:top w:type="dxa" w:w="60"/>
-              <w:left w:type="dxa" w:w="90"/>
-              <w:bottom w:type="dxa" w:w="60"/>
-              <w:right w:type="dxa" w:w="90"/>
-            </w:tcMar>
-          </w:tcPr>
-          <w:p>
-            <w:pPr>
-              <w:spacing w:after="40" w:line="240"/>
-              <w:jc w:val="left"/>
-            </w:pPr>
-            <w:r>
-              <w:rPr>
-                <w:rFonts w:ascii="Times New Roman" w:cs="Times New Roman" w:eastAsia="Times New Roman" w:hAnsi="Times New Roman"/>
-                <w:sz w:val="20"/>
-                <w:szCs w:val="20"/>
-              </w:rPr>
-              <w:t xml:space="preserve">100% (в среднем ≈1 ч/нед) / 50% / 100%</w:t>
-            </w:r>
-          </w:p>
-        </w:tc>
-        <w:tc>
-          <w:tcPr>
-            <w:tcW w:type="dxa" w:w="2120"/>
-            <w:tcMar>
-              <w:top w:type="dxa" w:w="60"/>
-              <w:left w:type="dxa" w:w="90"/>
-              <w:bottom w:type="dxa" w:w="60"/>
-              <w:right w:type="dxa" w:w="90"/>
-            </w:tcMar>
-          </w:tcPr>
-          <w:p>
-            <w:pPr>
-              <w:spacing w:after="40" w:line="240"/>
-              <w:jc w:val="left"/>
-            </w:pPr>
-            <w:r>
-              <w:rPr>
-                <w:rFonts w:ascii="Times New Roman" w:cs="Times New Roman" w:eastAsia="Times New Roman" w:hAnsi="Times New Roman"/>
-                <w:b/>
-                <w:bCs/>
-                <w:sz w:val="20"/>
-                <w:szCs w:val="20"/>
-              </w:rPr>
-              <w:t xml:space="preserve">Подтверждена</w:t>
-            </w:r>
-          </w:p>
-        </w:tc>
-      </w:tr>
-      <w:tr>
-        <w:trPr>
-          <w:tblHeader w:val="false"/>
-        </w:trPr>
-        <w:tc>
-          <w:tcPr>
-            <w:tcW w:type="dxa" w:w="1928"/>
-            <w:tcMar>
-              <w:top w:type="dxa" w:w="60"/>
-              <w:left w:type="dxa" w:w="90"/>
-              <w:bottom w:type="dxa" w:w="60"/>
-              <w:right w:type="dxa" w:w="90"/>
-            </w:tcMar>
-          </w:tcPr>
-          <w:p>
-            <w:pPr>
-              <w:spacing w:after="40" w:line="240"/>
-              <w:jc w:val="left"/>
-            </w:pPr>
-            <w:r>
-              <w:rPr>
-                <w:rFonts w:ascii="Times New Roman" w:cs="Times New Roman" w:eastAsia="Times New Roman" w:hAnsi="Times New Roman"/>
-                <w:sz w:val="20"/>
-                <w:szCs w:val="20"/>
-              </w:rPr>
-              <w:t xml:space="preserve">Г2. Порог входа убивает внедрение</w:t>
-            </w:r>
-          </w:p>
-        </w:tc>
-        <w:tc>
-          <w:tcPr>
-            <w:tcW w:type="dxa" w:w="2891"/>
-            <w:tcMar>
-              <w:top w:type="dxa" w:w="60"/>
-              <w:left w:type="dxa" w:w="90"/>
-              <w:bottom w:type="dxa" w:w="60"/>
-              <w:right w:type="dxa" w:w="90"/>
-            </w:tcMar>
-          </w:tcPr>
-          <w:p>
-            <w:pPr>
-              <w:spacing w:after="40" w:line="240"/>
-              <w:jc w:val="left"/>
-            </w:pPr>
-            <w:r>
-              <w:rPr>
-                <w:rFonts w:ascii="Times New Roman" w:cs="Times New Roman" w:eastAsia="Times New Roman" w:hAnsi="Times New Roman"/>
-                <w:sz w:val="20"/>
-                <w:szCs w:val="20"/>
-              </w:rPr>
-              <w:t xml:space="preserve">≥50% имеют неудачную попытку; ≥60% из них называют причиной сложность, а не цену</w:t>
-            </w:r>
-          </w:p>
-        </w:tc>
-        <w:tc>
-          <w:tcPr>
-            <w:tcW w:type="dxa" w:w="2699"/>
-            <w:tcMar>
-              <w:top w:type="dxa" w:w="60"/>
-              <w:left w:type="dxa" w:w="90"/>
-              <w:bottom w:type="dxa" w:w="60"/>
-              <w:right w:type="dxa" w:w="90"/>
-            </w:tcMar>
-          </w:tcPr>
-          <w:p>
-            <w:pPr>
-              <w:spacing w:after="40" w:line="240"/>
-              <w:jc w:val="left"/>
-            </w:pPr>
-            <w:r>
-              <w:rPr>
-                <w:rFonts w:ascii="Times New Roman" w:cs="Times New Roman" w:eastAsia="Times New Roman" w:hAnsi="Times New Roman"/>
-                <w:sz w:val="20"/>
-                <w:szCs w:val="20"/>
-              </w:rPr>
-              <w:t xml:space="preserve">100% / 75%</w:t>
-            </w:r>
-          </w:p>
-        </w:tc>
-        <w:tc>
-          <w:tcPr>
-            <w:tcW w:type="dxa" w:w="2120"/>
-            <w:tcMar>
-              <w:top w:type="dxa" w:w="60"/>
-              <w:left w:type="dxa" w:w="90"/>
-              <w:bottom w:type="dxa" w:w="60"/>
-              <w:right w:type="dxa" w:w="90"/>
-            </w:tcMar>
-          </w:tcPr>
-          <w:p>
-            <w:pPr>
-              <w:spacing w:after="40" w:line="240"/>
-              <w:jc w:val="left"/>
-            </w:pPr>
-            <w:r>
-              <w:rPr>
-                <w:rFonts w:ascii="Times New Roman" w:cs="Times New Roman" w:eastAsia="Times New Roman" w:hAnsi="Times New Roman"/>
-                <w:b/>
-                <w:bCs/>
-                <w:sz w:val="20"/>
-                <w:szCs w:val="20"/>
-              </w:rPr>
-              <w:t xml:space="preserve">Подтверждена</w:t>
-            </w:r>
-          </w:p>
-        </w:tc>
-      </w:tr>
-      <w:tr>
-        <w:trPr>
-          <w:tblHeader w:val="false"/>
-        </w:trPr>
-        <w:tc>
-          <w:tcPr>
-            <w:tcW w:type="dxa" w:w="1928"/>
-            <w:tcMar>
-              <w:top w:type="dxa" w:w="60"/>
-              <w:left w:type="dxa" w:w="90"/>
-              <w:bottom w:type="dxa" w:w="60"/>
-              <w:right w:type="dxa" w:w="90"/>
-            </w:tcMar>
-          </w:tcPr>
-          <w:p>
-            <w:pPr>
-              <w:spacing w:after="40" w:line="240"/>
-              <w:jc w:val="left"/>
-            </w:pPr>
-            <w:r>
-              <w:rPr>
-                <w:rFonts w:ascii="Times New Roman" w:cs="Times New Roman" w:eastAsia="Times New Roman" w:hAnsi="Times New Roman"/>
-                <w:sz w:val="20"/>
-                <w:szCs w:val="20"/>
-              </w:rPr>
-              <w:t xml:space="preserve">Г5. Фрагментация инструментов</w:t>
-            </w:r>
-          </w:p>
-        </w:tc>
-        <w:tc>
-          <w:tcPr>
-            <w:tcW w:type="dxa" w:w="2891"/>
-            <w:tcMar>
-              <w:top w:type="dxa" w:w="60"/>
-              <w:left w:type="dxa" w:w="90"/>
-              <w:bottom w:type="dxa" w:w="60"/>
-              <w:right w:type="dxa" w:w="90"/>
-            </w:tcMar>
-          </w:tcPr>
-          <w:p>
-            <w:pPr>
-              <w:spacing w:after="40" w:line="240"/>
-              <w:jc w:val="left"/>
-            </w:pPr>
-            <w:r>
-              <w:rPr>
-                <w:rFonts w:ascii="Times New Roman" w:cs="Times New Roman" w:eastAsia="Times New Roman" w:hAnsi="Times New Roman"/>
-                <w:sz w:val="20"/>
-                <w:szCs w:val="20"/>
-              </w:rPr>
-              <w:t xml:space="preserve">≥50% используют 3+ инструмента; ≥40% вспоминают расхождение данных</w:t>
-            </w:r>
-          </w:p>
-        </w:tc>
-        <w:tc>
-          <w:tcPr>
-            <w:tcW w:type="dxa" w:w="2699"/>
-            <w:tcMar>
-              <w:top w:type="dxa" w:w="60"/>
-              <w:left w:type="dxa" w:w="90"/>
-              <w:bottom w:type="dxa" w:w="60"/>
-              <w:right w:type="dxa" w:w="90"/>
-            </w:tcMar>
-          </w:tcPr>
-          <w:p>
-            <w:pPr>
-              <w:spacing w:after="40" w:line="240"/>
-              <w:jc w:val="left"/>
-            </w:pPr>
-            <w:r>
-              <w:rPr>
-                <w:rFonts w:ascii="Times New Roman" w:cs="Times New Roman" w:eastAsia="Times New Roman" w:hAnsi="Times New Roman"/>
-                <w:sz w:val="20"/>
-                <w:szCs w:val="20"/>
-              </w:rPr>
-              <w:t xml:space="preserve">100% (4,3 в среднем) / 50%</w:t>
-            </w:r>
-          </w:p>
-        </w:tc>
-        <w:tc>
-          <w:tcPr>
-            <w:tcW w:type="dxa" w:w="2120"/>
-            <w:tcMar>
-              <w:top w:type="dxa" w:w="60"/>
-              <w:left w:type="dxa" w:w="90"/>
-              <w:bottom w:type="dxa" w:w="60"/>
-              <w:right w:type="dxa" w:w="90"/>
-            </w:tcMar>
-          </w:tcPr>
-          <w:p>
-            <w:pPr>
-              <w:spacing w:after="40" w:line="240"/>
-              <w:jc w:val="left"/>
-            </w:pPr>
-            <w:r>
-              <w:rPr>
-                <w:rFonts w:ascii="Times New Roman" w:cs="Times New Roman" w:eastAsia="Times New Roman" w:hAnsi="Times New Roman"/>
-                <w:b/>
-                <w:bCs/>
-                <w:sz w:val="20"/>
-                <w:szCs w:val="20"/>
-              </w:rPr>
-              <w:t xml:space="preserve">Подтверждена</w:t>
-            </w:r>
-          </w:p>
-        </w:tc>
-      </w:tr>
-      <w:tr>
-        <w:trPr>
-          <w:tblHeader w:val="false"/>
-        </w:trPr>
-        <w:tc>
-          <w:tcPr>
-            <w:tcW w:type="dxa" w:w="1928"/>
-            <w:tcMar>
-              <w:top w:type="dxa" w:w="60"/>
-              <w:left w:type="dxa" w:w="90"/>
-              <w:bottom w:type="dxa" w:w="60"/>
-              <w:right w:type="dxa" w:w="90"/>
-            </w:tcMar>
-          </w:tcPr>
-          <w:p>
-            <w:pPr>
-              <w:spacing w:after="40" w:line="240"/>
-              <w:jc w:val="left"/>
-            </w:pPr>
-            <w:r>
-              <w:rPr>
-                <w:rFonts w:ascii="Times New Roman" w:cs="Times New Roman" w:eastAsia="Times New Roman" w:hAnsi="Times New Roman"/>
-                <w:sz w:val="20"/>
-                <w:szCs w:val="20"/>
-              </w:rPr>
-              <w:t xml:space="preserve">Г3. Цена за каждого участника</w:t>
-            </w:r>
-          </w:p>
-        </w:tc>
-        <w:tc>
-          <w:tcPr>
-            <w:tcW w:type="dxa" w:w="2891"/>
-            <w:tcMar>
-              <w:top w:type="dxa" w:w="60"/>
-              <w:left w:type="dxa" w:w="90"/>
-              <w:bottom w:type="dxa" w:w="60"/>
-              <w:right w:type="dxa" w:w="90"/>
-            </w:tcMar>
-          </w:tcPr>
-          <w:p>
-            <w:pPr>
-              <w:spacing w:after="40" w:line="240"/>
-              <w:jc w:val="left"/>
-            </w:pPr>
-            <w:r>
-              <w:rPr>
-                <w:rFonts w:ascii="Times New Roman" w:cs="Times New Roman" w:eastAsia="Times New Roman" w:hAnsi="Times New Roman"/>
-                <w:sz w:val="20"/>
-                <w:szCs w:val="20"/>
-              </w:rPr>
-              <w:t xml:space="preserve">≥50% платят 0 ₽; ≥30% называют цену причиной отказа</w:t>
-            </w:r>
-          </w:p>
-        </w:tc>
-        <w:tc>
-          <w:tcPr>
-            <w:tcW w:type="dxa" w:w="2699"/>
-            <w:tcMar>
-              <w:top w:type="dxa" w:w="60"/>
-              <w:left w:type="dxa" w:w="90"/>
-              <w:bottom w:type="dxa" w:w="60"/>
-              <w:right w:type="dxa" w:w="90"/>
-            </w:tcMar>
-          </w:tcPr>
-          <w:p>
-            <w:pPr>
-              <w:spacing w:after="40" w:line="240"/>
-              <w:jc w:val="left"/>
-            </w:pPr>
-            <w:r>
-              <w:rPr>
-                <w:rFonts w:ascii="Times New Roman" w:cs="Times New Roman" w:eastAsia="Times New Roman" w:hAnsi="Times New Roman"/>
-                <w:sz w:val="20"/>
-                <w:szCs w:val="20"/>
-              </w:rPr>
-              <w:t xml:space="preserve">100% платят 0 ₽, но 0% назвали цену главной причиной</w:t>
-            </w:r>
-          </w:p>
-        </w:tc>
-        <w:tc>
-          <w:tcPr>
-            <w:tcW w:type="dxa" w:w="2120"/>
-            <w:tcMar>
-              <w:top w:type="dxa" w:w="60"/>
-              <w:left w:type="dxa" w:w="90"/>
-              <w:bottom w:type="dxa" w:w="60"/>
-              <w:right w:type="dxa" w:w="90"/>
-            </w:tcMar>
-          </w:tcPr>
-          <w:p>
-            <w:pPr>
-              <w:spacing w:after="40" w:line="240"/>
-              <w:jc w:val="left"/>
-            </w:pPr>
-            <w:r>
-              <w:rPr>
-                <w:rFonts w:ascii="Times New Roman" w:cs="Times New Roman" w:eastAsia="Times New Roman" w:hAnsi="Times New Roman"/>
-                <w:b/>
-                <w:bCs/>
-                <w:sz w:val="20"/>
-                <w:szCs w:val="20"/>
-              </w:rPr>
-              <w:t xml:space="preserve">Подтверждена частично:</w:t>
-            </w:r>
-            <w:r>
-              <w:rPr>
-                <w:rFonts w:ascii="Times New Roman" w:cs="Times New Roman" w:eastAsia="Times New Roman" w:hAnsi="Times New Roman"/>
-                <w:sz w:val="20"/>
-                <w:szCs w:val="20"/>
-              </w:rPr>
-              <w:t xml:space="preserve"> барьер - не цена, а недоказанная польза</w:t>
-            </w:r>
-          </w:p>
-        </w:tc>
-      </w:tr>
-    </w:tbl>
-    <w:p>
-      <w:pPr>
-        <w:spacing w:after="120" w:line="276"/>
-        <w:jc w:val="both"/>
-      </w:pPr>
-      <w:r>
-        <w:rPr>
-          <w:rFonts w:ascii="Times New Roman" w:cs="Times New Roman" w:eastAsia="Times New Roman" w:hAnsi="Times New Roman"/>
-          <w:sz w:val="24"/>
-          <w:szCs w:val="24"/>
-        </w:rPr>
-        <w:t xml:space="preserve">Выборка в 4 интервью мала для статистических выводов, поэтому результаты трактуем как </w:t>
-      </w:r>
-      <w:r>
-        <w:rPr>
-          <w:rFonts w:ascii="Times New Roman" w:cs="Times New Roman" w:eastAsia="Times New Roman" w:hAnsi="Times New Roman"/>
-          <w:b/>
-          <w:bCs/>
-          <w:sz w:val="24"/>
-          <w:szCs w:val="24"/>
-        </w:rPr>
-        <w:t xml:space="preserve">сильный качественный сигнал</w:t>
-      </w:r>
-      <w:r>
-        <w:rPr>
-          <w:rFonts w:ascii="Times New Roman" w:cs="Times New Roman" w:eastAsia="Times New Roman" w:hAnsi="Times New Roman"/>
-          <w:sz w:val="24"/>
-          <w:szCs w:val="24"/>
-        </w:rPr>
-        <w:t xml:space="preserve">: направление верное, продолжаем до 8-12 интервью, при этом отдельно добираем респондентов из сегмента «малый бизнес без ИТ-бэкграунда», где ожидаем самый высокий порог входа.</w:t>
-      </w:r>
-    </w:p>
-    <w:p>
-      <w:pPr>
-        <w:spacing w:after="120" w:line="276"/>
-        <w:jc w:val="both"/>
-      </w:pPr>
-      <w:r>
-        <w:rPr>
-          <w:rFonts w:ascii="Times New Roman" w:cs="Times New Roman" w:eastAsia="Times New Roman" w:hAnsi="Times New Roman"/>
-          <w:b/>
-          <w:bCs/>
-          <w:sz w:val="24"/>
-          <w:szCs w:val="24"/>
-        </w:rPr>
-        <w:t xml:space="preserve">3. Инсайты, которые случились в ходе интервью (то, чего мы не предполагали).</w:t>
-      </w:r>
-    </w:p>
-    <w:p>
-      <w:pPr>
-        <w:spacing w:after="60" w:line="276"/>
-        <w:ind w:left="283"/>
-        <w:jc w:val="both"/>
-      </w:pPr>
-      <w:r>
-        <w:rPr>
-          <w:rFonts w:ascii="Times New Roman" w:cs="Times New Roman" w:eastAsia="Times New Roman" w:hAnsi="Times New Roman"/>
-          <w:sz w:val="24"/>
-          <w:szCs w:val="24"/>
-        </w:rPr>
-        <w:t xml:space="preserve">- </w:t>
-      </w:r>
-      <w:r>
-        <w:rPr>
-          <w:rFonts w:ascii="Times New Roman" w:cs="Times New Roman" w:eastAsia="Times New Roman" w:hAnsi="Times New Roman"/>
-          <w:b/>
-          <w:bCs/>
-          <w:sz w:val="24"/>
-          <w:szCs w:val="24"/>
-        </w:rPr>
-        <w:t xml:space="preserve">Инсайт 1. Продаём мы не «порядок», а отчёт наружу.</w:t>
-      </w:r>
-      <w:r>
-        <w:rPr>
-          <w:rFonts w:ascii="Times New Roman" w:cs="Times New Roman" w:eastAsia="Times New Roman" w:hAnsi="Times New Roman"/>
-          <w:sz w:val="24"/>
-          <w:szCs w:val="24"/>
-        </w:rPr>
-        <w:t xml:space="preserve"> Руководитель терпит беспорядок внутри, пока его не просят показать статус. Триггер покупки - внешний запрос (преподаватель, клиент, директор), а не внутренний дискомфорт. Вывод: экспорт отчёта по проекту и еженедельный дайджест - не «фича на потом», а часть ядра ценности; поднимаем их в дорожной карте.</w:t>
-      </w:r>
-    </w:p>
-    <w:p>
-      <w:pPr>
-        <w:spacing w:after="60" w:line="276"/>
-        <w:ind w:left="283"/>
-        <w:jc w:val="both"/>
-      </w:pPr>
-      <w:r>
-        <w:rPr>
-          <w:rFonts w:ascii="Times New Roman" w:cs="Times New Roman" w:eastAsia="Times New Roman" w:hAnsi="Times New Roman"/>
-          <w:sz w:val="24"/>
-          <w:szCs w:val="24"/>
-        </w:rPr>
-        <w:t xml:space="preserve">- </w:t>
-      </w:r>
-      <w:r>
-        <w:rPr>
-          <w:rFonts w:ascii="Times New Roman" w:cs="Times New Roman" w:eastAsia="Times New Roman" w:hAnsi="Times New Roman"/>
-          <w:b/>
-          <w:bCs/>
-          <w:sz w:val="24"/>
-          <w:szCs w:val="24"/>
-        </w:rPr>
-        <w:t xml:space="preserve">Инсайт 2. Цена - не барьер, барьер - риск неприятия командой.</w:t>
-      </w:r>
-      <w:r>
-        <w:rPr>
-          <w:rFonts w:ascii="Times New Roman" w:cs="Times New Roman" w:eastAsia="Times New Roman" w:hAnsi="Times New Roman"/>
-          <w:sz w:val="24"/>
-          <w:szCs w:val="24"/>
-        </w:rPr>
-        <w:t xml:space="preserve"> Дмитрий сформулировал прямо: «готов платить, если команда реально начнёт этим пользоваться». Значит, продавать надо не доступ, а гарантию приживаемости: шаблоны пространств, импорт, бесплатный период на всю команду и помощь с первым запуском. Это же снимает приоритет с пакетного тарифа как главного хода (он важен, но вторичен).</w:t>
-      </w:r>
-    </w:p>
-    <w:p>
-      <w:pPr>
-        <w:spacing w:after="60" w:line="276"/>
-        <w:ind w:left="283"/>
-        <w:jc w:val="both"/>
-      </w:pPr>
-      <w:r>
-        <w:rPr>
-          <w:rFonts w:ascii="Times New Roman" w:cs="Times New Roman" w:eastAsia="Times New Roman" w:hAnsi="Times New Roman"/>
-          <w:sz w:val="24"/>
-          <w:szCs w:val="24"/>
-        </w:rPr>
-        <w:t xml:space="preserve">- </w:t>
-      </w:r>
-      <w:r>
-        <w:rPr>
-          <w:rFonts w:ascii="Times New Roman" w:cs="Times New Roman" w:eastAsia="Times New Roman" w:hAnsi="Times New Roman"/>
-          <w:b/>
-          <w:bCs/>
-          <w:sz w:val="24"/>
-          <w:szCs w:val="24"/>
-        </w:rPr>
-        <w:t xml:space="preserve">Инсайт 3. «Я проще запишу себе» - сильнейший конкурент.</w:t>
-      </w:r>
-      <w:r>
-        <w:rPr>
-          <w:rFonts w:ascii="Times New Roman" w:cs="Times New Roman" w:eastAsia="Times New Roman" w:hAnsi="Times New Roman"/>
-          <w:sz w:val="24"/>
-          <w:szCs w:val="24"/>
-        </w:rPr>
-        <w:t xml:space="preserve"> Главный соперник - не Kaiten и не YouGile, а личный блокнот руководителя (Obsidian, заметки, таблица). Продукт должен быть удобнее личной заметки для одного человека в первый же день, иначе командная ценность не наступит. Отсюда продуктовое требование: ценность в одиночном режиме (экран «на сегодня», быстрые заметки, фокус-режим) должна быть самодостаточной.</w:t>
-      </w:r>
-    </w:p>
-    <w:p>
-      <w:pPr>
-        <w:spacing w:after="60" w:line="276"/>
-        <w:ind w:left="283"/>
-        <w:jc w:val="both"/>
-      </w:pPr>
-      <w:r>
-        <w:rPr>
-          <w:rFonts w:ascii="Times New Roman" w:cs="Times New Roman" w:eastAsia="Times New Roman" w:hAnsi="Times New Roman"/>
-          <w:sz w:val="24"/>
-          <w:szCs w:val="24"/>
-        </w:rPr>
-        <w:t xml:space="preserve">- </w:t>
-      </w:r>
-      <w:r>
-        <w:rPr>
-          <w:rFonts w:ascii="Times New Roman" w:cs="Times New Roman" w:eastAsia="Times New Roman" w:hAnsi="Times New Roman"/>
-          <w:b/>
-          <w:bCs/>
-          <w:sz w:val="24"/>
-          <w:szCs w:val="24"/>
-        </w:rPr>
-        <w:t xml:space="preserve">Инсайт 4. Подрядчики и внешние участники - отдельная дыра.</w:t>
-      </w:r>
-      <w:r>
-        <w:rPr>
-          <w:rFonts w:ascii="Times New Roman" w:cs="Times New Roman" w:eastAsia="Times New Roman" w:hAnsi="Times New Roman"/>
-          <w:sz w:val="24"/>
-          <w:szCs w:val="24"/>
-        </w:rPr>
-        <w:t xml:space="preserve"> У Марии половина работ уходит людям за пределами команды (WhatsApp, голосовые сообщения), и именно там случился спор «задачу не ставили». Гостевой доступ к одному проекту без подписки - незапланированная, но востребованная функция.</w:t>
-      </w:r>
-    </w:p>
-    <w:p>
-      <w:pPr>
-        <w:spacing w:after="60" w:line="276"/>
-        <w:ind w:left="283"/>
-        <w:jc w:val="both"/>
-      </w:pPr>
-      <w:r>
-        <w:rPr>
-          <w:rFonts w:ascii="Times New Roman" w:cs="Times New Roman" w:eastAsia="Times New Roman" w:hAnsi="Times New Roman"/>
-          <w:sz w:val="24"/>
-          <w:szCs w:val="24"/>
-        </w:rPr>
-        <w:t xml:space="preserve">- </w:t>
-      </w:r>
-      <w:r>
-        <w:rPr>
-          <w:rFonts w:ascii="Times New Roman" w:cs="Times New Roman" w:eastAsia="Times New Roman" w:hAnsi="Times New Roman"/>
-          <w:b/>
-          <w:bCs/>
-          <w:sz w:val="24"/>
-          <w:szCs w:val="24"/>
-        </w:rPr>
-        <w:t xml:space="preserve">Инсайт 5. Онбординг нового участника - скрытая метрика ценности.</w:t>
-      </w:r>
-      <w:r>
-        <w:rPr>
-          <w:rFonts w:ascii="Times New Roman" w:cs="Times New Roman" w:eastAsia="Times New Roman" w:hAnsi="Times New Roman"/>
-          <w:sz w:val="24"/>
-          <w:szCs w:val="24"/>
-        </w:rPr>
-        <w:t xml:space="preserve"> О ней никто не говорит сам, но она стоит дни работы. «Новый человек включается за час» - сильный аргумент в коммуникации, который мы не использовали.</w:t>
-      </w:r>
-    </w:p>
-    <w:p>
-      <w:pPr>
-        <w:spacing w:after="120" w:line="276"/>
-        <w:jc w:val="both"/>
-      </w:pPr>
-      <w:r>
-        <w:rPr>
-          <w:rFonts w:ascii="Times New Roman" w:cs="Times New Roman" w:eastAsia="Times New Roman" w:hAnsi="Times New Roman"/>
-          <w:b/>
-          <w:bCs/>
-          <w:sz w:val="24"/>
-          <w:szCs w:val="24"/>
-        </w:rPr>
-        <w:t xml:space="preserve">4. Как мы будем использовать полученную информацию.</w:t>
-      </w:r>
-    </w:p>
-    <w:p>
-      <w:pPr>
-        <w:spacing w:after="60" w:line="276"/>
-        <w:ind w:left="283"/>
-        <w:jc w:val="both"/>
-      </w:pPr>
-      <w:r>
-        <w:rPr>
-          <w:rFonts w:ascii="Times New Roman" w:cs="Times New Roman" w:eastAsia="Times New Roman" w:hAnsi="Times New Roman"/>
-          <w:sz w:val="24"/>
-          <w:szCs w:val="24"/>
-        </w:rPr>
-        <w:t xml:space="preserve">- </w:t>
-      </w:r>
-      <w:r>
-        <w:rPr>
-          <w:rFonts w:ascii="Times New Roman" w:cs="Times New Roman" w:eastAsia="Times New Roman" w:hAnsi="Times New Roman"/>
-          <w:b/>
-          <w:bCs/>
-          <w:sz w:val="24"/>
-          <w:szCs w:val="24"/>
-        </w:rPr>
-        <w:t xml:space="preserve">Пересобираем приоритеты бэклога:</w:t>
-      </w:r>
-      <w:r>
-        <w:rPr>
-          <w:rFonts w:ascii="Times New Roman" w:cs="Times New Roman" w:eastAsia="Times New Roman" w:hAnsi="Times New Roman"/>
-          <w:sz w:val="24"/>
-          <w:szCs w:val="24"/>
-        </w:rPr>
-        <w:t xml:space="preserve"> экспорт отчёта по проекту и еженедельный дайджест переносим из спринта 5 в спринт 3 (инсайт 1); добавляем гостевой доступ для подрядчиков (инсайт 4); шаблоны пространств подтверждены как приоритет №1 для активации (инсайт 2).</w:t>
-      </w:r>
-    </w:p>
-    <w:p>
-      <w:pPr>
-        <w:spacing w:after="60" w:line="276"/>
-        <w:ind w:left="283"/>
-        <w:jc w:val="both"/>
-      </w:pPr>
-      <w:r>
-        <w:rPr>
-          <w:rFonts w:ascii="Times New Roman" w:cs="Times New Roman" w:eastAsia="Times New Roman" w:hAnsi="Times New Roman"/>
-          <w:sz w:val="24"/>
-          <w:szCs w:val="24"/>
-        </w:rPr>
-        <w:t xml:space="preserve">- </w:t>
-      </w:r>
-      <w:r>
-        <w:rPr>
-          <w:rFonts w:ascii="Times New Roman" w:cs="Times New Roman" w:eastAsia="Times New Roman" w:hAnsi="Times New Roman"/>
-          <w:b/>
-          <w:bCs/>
-          <w:sz w:val="24"/>
-          <w:szCs w:val="24"/>
-        </w:rPr>
-        <w:t xml:space="preserve">Меняем позиционирование на лендинге:</w:t>
-      </w:r>
-      <w:r>
-        <w:rPr>
-          <w:rFonts w:ascii="Times New Roman" w:cs="Times New Roman" w:eastAsia="Times New Roman" w:hAnsi="Times New Roman"/>
-          <w:sz w:val="24"/>
-          <w:szCs w:val="24"/>
-        </w:rPr>
-        <w:t xml:space="preserve"> главное сообщение смещаем с «все задачи в одном месте» на «проект виден без планёрок - отчёт собирается сам», добавляем блок «новый участник включается за час».</w:t>
-      </w:r>
-    </w:p>
-    <w:p>
-      <w:pPr>
-        <w:spacing w:after="60" w:line="276"/>
-        <w:ind w:left="283"/>
-        <w:jc w:val="both"/>
-      </w:pPr>
-      <w:r>
-        <w:rPr>
-          <w:rFonts w:ascii="Times New Roman" w:cs="Times New Roman" w:eastAsia="Times New Roman" w:hAnsi="Times New Roman"/>
-          <w:sz w:val="24"/>
-          <w:szCs w:val="24"/>
-        </w:rPr>
-        <w:t xml:space="preserve">- </w:t>
-      </w:r>
-      <w:r>
-        <w:rPr>
-          <w:rFonts w:ascii="Times New Roman" w:cs="Times New Roman" w:eastAsia="Times New Roman" w:hAnsi="Times New Roman"/>
-          <w:b/>
-          <w:bCs/>
-          <w:sz w:val="24"/>
-          <w:szCs w:val="24"/>
-        </w:rPr>
-        <w:t xml:space="preserve">Вводим измеримый тест ценности:</w:t>
-      </w:r>
-      <w:r>
-        <w:rPr>
-          <w:rFonts w:ascii="Times New Roman" w:cs="Times New Roman" w:eastAsia="Times New Roman" w:hAnsi="Times New Roman"/>
-          <w:sz w:val="24"/>
-          <w:szCs w:val="24"/>
-        </w:rPr>
-        <w:t xml:space="preserve"> вопрос №9 («назовите три ближайших дела и ответственных») становится метрикой пилота - замеряем время ответа до и после двух недель использования.</w:t>
-      </w:r>
-    </w:p>
-    <w:p>
-      <w:pPr>
-        <w:spacing w:after="60" w:line="276"/>
-        <w:ind w:left="283"/>
-        <w:jc w:val="both"/>
-      </w:pPr>
-      <w:r>
-        <w:rPr>
-          <w:rFonts w:ascii="Times New Roman" w:cs="Times New Roman" w:eastAsia="Times New Roman" w:hAnsi="Times New Roman"/>
-          <w:sz w:val="24"/>
-          <w:szCs w:val="24"/>
-        </w:rPr>
-        <w:t xml:space="preserve">- </w:t>
-      </w:r>
-      <w:r>
-        <w:rPr>
-          <w:rFonts w:ascii="Times New Roman" w:cs="Times New Roman" w:eastAsia="Times New Roman" w:hAnsi="Times New Roman"/>
-          <w:b/>
-          <w:bCs/>
-          <w:sz w:val="24"/>
-          <w:szCs w:val="24"/>
-        </w:rPr>
-        <w:t xml:space="preserve">Корректируем тарифную стратегию:</w:t>
-      </w:r>
-      <w:r>
-        <w:rPr>
-          <w:rFonts w:ascii="Times New Roman" w:cs="Times New Roman" w:eastAsia="Times New Roman" w:hAnsi="Times New Roman"/>
-          <w:sz w:val="24"/>
-          <w:szCs w:val="24"/>
-        </w:rPr>
-        <w:t xml:space="preserve"> бесплатный тариф с лимитами и бесплатный период на всю команду получают приоритет над пакетным тарифом, так как барьер - доказательство пользы, а не цена (инсайт 2, Г3 подтверждена частично).</w:t>
-      </w:r>
-    </w:p>
-    <w:p>
-      <w:pPr>
-        <w:spacing w:after="60" w:line="276"/>
-        <w:ind w:left="283"/>
-        <w:jc w:val="both"/>
-      </w:pPr>
-      <w:r>
-        <w:rPr>
-          <w:rFonts w:ascii="Times New Roman" w:cs="Times New Roman" w:eastAsia="Times New Roman" w:hAnsi="Times New Roman"/>
-          <w:sz w:val="24"/>
-          <w:szCs w:val="24"/>
-        </w:rPr>
-        <w:t xml:space="preserve">- </w:t>
-      </w:r>
-      <w:r>
-        <w:rPr>
-          <w:rFonts w:ascii="Times New Roman" w:cs="Times New Roman" w:eastAsia="Times New Roman" w:hAnsi="Times New Roman"/>
-          <w:b/>
-          <w:bCs/>
-          <w:sz w:val="24"/>
-          <w:szCs w:val="24"/>
-        </w:rPr>
-        <w:t xml:space="preserve">Продолжаем исследование:</w:t>
-      </w:r>
-      <w:r>
-        <w:rPr>
-          <w:rFonts w:ascii="Times New Roman" w:cs="Times New Roman" w:eastAsia="Times New Roman" w:hAnsi="Times New Roman"/>
-          <w:sz w:val="24"/>
-          <w:szCs w:val="24"/>
-        </w:rPr>
-        <w:t xml:space="preserve"> добираем 4-8 интервью, в том числе 3 в сегменте «малый бизнес без ИТ-бэкграунда» и 2 с внешними подрядчиками; двое респондентов (Р1 и Р2) дали согласие на пилот - с них стартуют первые пилотные пространства.</w:t>
-      </w:r>
-    </w:p>
-    <w:p>
-      <w:pPr>
-        <w:spacing w:after="60" w:line="276"/>
-        <w:ind w:left="283"/>
-        <w:jc w:val="both"/>
-      </w:pPr>
-      <w:r>
-        <w:rPr>
-          <w:rFonts w:ascii="Times New Roman" w:cs="Times New Roman" w:eastAsia="Times New Roman" w:hAnsi="Times New Roman"/>
-          <w:sz w:val="24"/>
-          <w:szCs w:val="24"/>
-        </w:rPr>
-        <w:t xml:space="preserve">- </w:t>
-      </w:r>
-      <w:r>
-        <w:rPr>
-          <w:rFonts w:ascii="Times New Roman" w:cs="Times New Roman" w:eastAsia="Times New Roman" w:hAnsi="Times New Roman"/>
-          <w:b/>
-          <w:bCs/>
-          <w:sz w:val="24"/>
-          <w:szCs w:val="24"/>
-        </w:rPr>
-        <w:t xml:space="preserve">Создаём базу знаний исследования:</w:t>
-      </w:r>
-      <w:r>
-        <w:rPr>
-          <w:rFonts w:ascii="Times New Roman" w:cs="Times New Roman" w:eastAsia="Times New Roman" w:hAnsi="Times New Roman"/>
-          <w:sz w:val="24"/>
-          <w:szCs w:val="24"/>
-        </w:rPr>
-        <w:t xml:space="preserve"> протоколы, цитаты и замеры сводим в единую таблицу инсайтов, каждый инсайт связываем с задачей в бэклоге - чтобы решения принимались по данным, а не по мнениям.</w:t>
+        <w:t xml:space="preserve"> Выборка в 8-12 человек не даёт статистической значимости. Задача проблемных интервью иная: не измерить рынок, а найти повторяющиеся паттерны поведения и опровергнуть ошибочные допущения до того, как они попадут в разработку. Количественная проверка (конверсии, удержание, реакция на цену) выполняется позже, на пилотах и на реальной воронке.</w:t>
       </w:r>
     </w:p>
     <w:p>
@@ -10257,7 +8404,7 @@
                 <w:sz w:val="18"/>
                 <w:szCs w:val="18"/>
               </w:rPr>
-              <w:t xml:space="preserve"> Регистрация простая, но для осмысленной работы нужно настроить пространства, доски и колонки; гибкость оборачивается порогом (у респондента Р2 настройка брошена на 3-й день)</w:t>
+              <w:t xml:space="preserve"> Регистрация простая, но для осмысленной работы нужно настроить пространства, доски и колонки; гибкость оборачивается порогом входа для команды без выделенного администратора</w:t>
             </w:r>
           </w:p>
         </w:tc>
@@ -10879,7 +9026,7 @@
                 <w:sz w:val="18"/>
                 <w:szCs w:val="18"/>
               </w:rPr>
-              <w:t xml:space="preserve"> - по итогам интервью поднят в приоритете</w:t>
+              <w:t xml:space="preserve"> - запланирован в дорожной карте</w:t>
             </w:r>
           </w:p>
         </w:tc>
@@ -14493,7 +12640,7 @@
           <w:sz w:val="24"/>
           <w:szCs w:val="24"/>
         </w:rPr>
-        <w:t xml:space="preserve">Развитие продукта продолжается ровно до тех пор, пока это несёт пользователю дополнительную ценность. Если функций мало - пользоваться невыгодно; если слишком много - возникает конфликт с уже имеющимися сервисами и растёт порог входа, который по итогам интервью является главной причиной провала внедрения. Поэтому мы сознательно </w:t>
+        <w:t xml:space="preserve">Развитие продукта продолжается ровно до тех пор, пока это несёт пользователю дополнительную ценность. Если функций мало - пользоваться невыгодно; если слишком много - возникает конфликт с уже имеющимися сервисами и растёт порог входа, который и является основной причиной провала внедрения в небольших командах. Поэтому мы сознательно </w:t>
       </w:r>
       <w:r>
         <w:rPr>
@@ -14733,7 +12880,7 @@
           <w:sz w:val="24"/>
           <w:szCs w:val="24"/>
         </w:rPr>
-        <w:t xml:space="preserve"> функция попадает в продукт, если она (1) закрывает одну из job stories выше или подтверждённый интервью инсайт, (2) не увеличивает время до первой ценности для новой команды и (3) не требует появления администратора или обучения. Всё остальное идёт в бэклог «после подтверждения спросом».</w:t>
+        <w:t xml:space="preserve"> функция попадает в продукт, если она (1) закрывает одну из job stories выше или подтверждённую исследованием потребность, (2) не увеличивает время до первой ценности для новой команды и (3) не требует появления администратора или обучения. Всё остальное идёт в бэклог «после подтверждения спросом».</w:t>
       </w:r>
     </w:p>
     <w:p>
@@ -14891,7 +13038,7 @@
           <w:sz w:val="24"/>
           <w:szCs w:val="24"/>
         </w:rPr>
-        <w:t xml:space="preserve">- Собственные данные проекта: внутренняя документация продукта, статистика посещаемости лендинга и приложения, протоколы проблемных интервью (октябрь 2026).</w:t>
+        <w:t xml:space="preserve">- Собственные данные проекта: внутренняя документация продукта и статистика посещаемости лендинга и приложения.</w:t>
       </w:r>
     </w:p>
     <w:sectPr>
